--- a/odigoi/00_workstation-setup.en.docx
+++ b/odigoi/00_workstation-setup.en.docx
@@ -2,14 +2,6 @@
 <file path=word/document.xml><?xml version="1.0" encoding="utf-8"?>
 <w:document xmlns:wpc="http://schemas.microsoft.com/office/word/2010/wordprocessingCanvas" xmlns:cx="http://schemas.microsoft.com/office/drawing/2014/chartex" xmlns:cx1="http://schemas.microsoft.com/office/drawing/2015/9/8/chartex" xmlns:cx2="http://schemas.microsoft.com/office/drawing/2015/10/21/chartex" xmlns:cx3="http://schemas.microsoft.com/office/drawing/2016/5/9/chartex" xmlns:cx4="http://schemas.microsoft.com/office/drawing/2016/5/10/chartex" xmlns:cx5="http://schemas.microsoft.com/office/drawing/2016/5/11/chartex" xmlns:cx6="http://schemas.microsoft.com/office/drawing/2016/5/12/chartex" xmlns:cx7="http://schemas.microsoft.com/office/drawing/2016/5/13/chartex" xmlns:cx8="http://schemas.microsoft.com/office/drawing/2016/5/14/chartex" xmlns:mc="http://schemas.openxmlformats.org/markup-compatibility/2006" xmlns:aink="http://schemas.microsoft.com/office/drawing/2016/ink" xmlns:am3d="http://schemas.microsoft.com/office/drawing/2017/model3d" xmlns:o="urn:schemas-microsoft-com:office:office" xmlns:oel="http://schemas.microsoft.com/office/2019/extlst" xmlns:r="http://schemas.openxmlformats.org/officeDocument/2006/relationships" xmlns:m="http://schemas.openxmlformats.org/officeDocument/2006/math" xmlns:v="urn:schemas-microsoft-com:vml" xmlns:wp14="http://schemas.microsoft.com/office/word/2010/wordprocessingDrawing" xmlns:wp="http://schemas.openxmlformats.org/drawingml/2006/wordprocessingDrawing" xmlns:w10="urn:schemas-microsoft-com:office:word" xmlns:w="http://schemas.openxmlformats.org/wordprocessingml/2006/main" xmlns:w14="http://schemas.microsoft.com/office/word/2010/wordml" xmlns:w15="http://schemas.microsoft.com/office/word/2012/wordml" xmlns:w16cex="http://schemas.microsoft.com/office/word/2018/wordml/cex" xmlns:w16cid="http://schemas.microsoft.com/office/word/2016/wordml/cid" xmlns:w16="http://schemas.microsoft.com/office/word/2018/wordml" xmlns:w16du="http://schemas.microsoft.com/office/word/2023/wordml/word16du" xmlns:w16sdtdh="http://schemas.microsoft.com/office/word/2020/wordml/sdtdatahash" xmlns:w16sdtfl="http://schemas.microsoft.com/office/word/2024/wordml/sdtformatlock" xmlns:w16se="http://schemas.microsoft.com/office/word/2015/wordml/symex" xmlns:wpg="http://schemas.microsoft.com/office/word/2010/wordprocessingGroup" xmlns:wpi="http://schemas.microsoft.com/office/word/2010/wordprocessingInk" xmlns:wne="http://schemas.microsoft.com/office/word/2006/wordml" xmlns:wps="http://schemas.microsoft.com/office/word/2010/wordprocessingShape" mc:Ignorable="w14 w15 w16se w16cid w16 w16cex w16sdtdh w16sdtfl w16du wp14">
   <w:body>
-    <w:p>
-      <w:pPr>
-        <w:pStyle w:val="Title"/>
-      </w:pPr>
-      <w:r>
-        <w:t>Workstation setup (WSL + Docker)</w:t>
-      </w:r>
-    </w:p>
     <w:sdt>
       <w:sdtPr>
         <w:rPr>
@@ -20,7 +12,7 @@
           <w:sz w:val="22"/>
           <w:szCs w:val="22"/>
         </w:rPr>
-        <w:id w:val="-1686280377"/>
+        <w:id w:val="-836305377"/>
         <w:docPartObj>
           <w:docPartGallery w:val="Table of Contents"/>
           <w:docPartUnique/>
@@ -38,7 +30,7 @@
         </w:p>
         <w:p>
           <w:pPr>
-            <w:pStyle w:val="TOC1"/>
+            <w:pStyle w:val="TOC2"/>
             <w:tabs>
               <w:tab w:val="right" w:leader="dot" w:pos="10530"/>
             </w:tabs>
@@ -61,7 +53,7 @@
           <w:r>
             <w:fldChar w:fldCharType="separate"/>
           </w:r>
-          <w:hyperlink w:anchor="_Toc229083845" w:history="1">
+          <w:hyperlink w:anchor="_Toc229084313" w:history="1">
             <w:r>
               <w:rPr>
                 <w:rStyle w:val="Hyperlink"/>
@@ -88,7 +80,7 @@
                 <w:noProof/>
                 <w:webHidden/>
               </w:rPr>
-              <w:instrText xml:space="preserve"> PAGEREF _Toc229083845 \h </w:instrText>
+              <w:instrText xml:space="preserve"> PAGEREF _Toc229084313 \h </w:instrText>
             </w:r>
             <w:r>
               <w:rPr>
@@ -109,6 +101,1212 @@
                 <w:webHidden/>
               </w:rPr>
               <w:t>2</w:t>
+            </w:r>
+            <w:r>
+              <w:rPr>
+                <w:noProof/>
+                <w:webHidden/>
+              </w:rPr>
+              <w:fldChar w:fldCharType="end"/>
+            </w:r>
+          </w:hyperlink>
+        </w:p>
+        <w:p>
+          <w:pPr>
+            <w:pStyle w:val="TOC2"/>
+            <w:tabs>
+              <w:tab w:val="right" w:leader="dot" w:pos="10530"/>
+            </w:tabs>
+            <w:rPr>
+              <w:rFonts w:asciiTheme="minorHAnsi" w:hAnsiTheme="minorHAnsi"/>
+              <w:noProof/>
+              <w:kern w:val="2"/>
+              <w:sz w:val="24"/>
+              <w:szCs w:val="24"/>
+              <w:lang w:val="el-GR" w:eastAsia="el-GR" w:bidi="he-IL"/>
+              <w14:ligatures w14:val="standardContextual"/>
+            </w:rPr>
+          </w:pPr>
+          <w:hyperlink w:anchor="_Toc229084314" w:history="1">
+            <w:r>
+              <w:rPr>
+                <w:rStyle w:val="Hyperlink"/>
+                <w:noProof/>
+              </w:rPr>
+              <w:t>01. WSL and Ubuntu</w:t>
+            </w:r>
+            <w:r>
+              <w:rPr>
+                <w:noProof/>
+                <w:webHidden/>
+              </w:rPr>
+              <w:tab/>
+            </w:r>
+            <w:r>
+              <w:rPr>
+                <w:noProof/>
+                <w:webHidden/>
+              </w:rPr>
+              <w:fldChar w:fldCharType="begin"/>
+            </w:r>
+            <w:r>
+              <w:rPr>
+                <w:noProof/>
+                <w:webHidden/>
+              </w:rPr>
+              <w:instrText xml:space="preserve"> PAGEREF _Toc229084314 \h </w:instrText>
+            </w:r>
+            <w:r>
+              <w:rPr>
+                <w:noProof/>
+                <w:webHidden/>
+              </w:rPr>
+            </w:r>
+            <w:r>
+              <w:rPr>
+                <w:noProof/>
+                <w:webHidden/>
+              </w:rPr>
+              <w:fldChar w:fldCharType="separate"/>
+            </w:r>
+            <w:r>
+              <w:rPr>
+                <w:noProof/>
+                <w:webHidden/>
+              </w:rPr>
+              <w:t>2</w:t>
+            </w:r>
+            <w:r>
+              <w:rPr>
+                <w:noProof/>
+                <w:webHidden/>
+              </w:rPr>
+              <w:fldChar w:fldCharType="end"/>
+            </w:r>
+          </w:hyperlink>
+        </w:p>
+        <w:p>
+          <w:pPr>
+            <w:pStyle w:val="TOC3"/>
+            <w:tabs>
+              <w:tab w:val="right" w:leader="dot" w:pos="10530"/>
+            </w:tabs>
+            <w:rPr>
+              <w:rFonts w:asciiTheme="minorHAnsi" w:hAnsiTheme="minorHAnsi"/>
+              <w:noProof/>
+              <w:kern w:val="2"/>
+              <w:sz w:val="24"/>
+              <w:szCs w:val="24"/>
+              <w:lang w:val="el-GR" w:eastAsia="el-GR" w:bidi="he-IL"/>
+              <w14:ligatures w14:val="standardContextual"/>
+            </w:rPr>
+          </w:pPr>
+          <w:hyperlink w:anchor="_Toc229084315" w:history="1">
+            <w:r>
+              <w:rPr>
+                <w:rStyle w:val="Hyperlink"/>
+                <w:rFonts w:ascii="Courier New" w:hAnsi="Courier New"/>
+                <w:noProof/>
+                <w:shd w:val="clear" w:color="auto" w:fill="EDEDED"/>
+              </w:rPr>
+              <w:t>enable-wsl.ps1</w:t>
+            </w:r>
+            <w:r>
+              <w:rPr>
+                <w:noProof/>
+                <w:webHidden/>
+              </w:rPr>
+              <w:tab/>
+            </w:r>
+            <w:r>
+              <w:rPr>
+                <w:noProof/>
+                <w:webHidden/>
+              </w:rPr>
+              <w:fldChar w:fldCharType="begin"/>
+            </w:r>
+            <w:r>
+              <w:rPr>
+                <w:noProof/>
+                <w:webHidden/>
+              </w:rPr>
+              <w:instrText xml:space="preserve"> PAGEREF _Toc229084315 \h </w:instrText>
+            </w:r>
+            <w:r>
+              <w:rPr>
+                <w:noProof/>
+                <w:webHidden/>
+              </w:rPr>
+            </w:r>
+            <w:r>
+              <w:rPr>
+                <w:noProof/>
+                <w:webHidden/>
+              </w:rPr>
+              <w:fldChar w:fldCharType="separate"/>
+            </w:r>
+            <w:r>
+              <w:rPr>
+                <w:noProof/>
+                <w:webHidden/>
+              </w:rPr>
+              <w:t>3</w:t>
+            </w:r>
+            <w:r>
+              <w:rPr>
+                <w:noProof/>
+                <w:webHidden/>
+              </w:rPr>
+              <w:fldChar w:fldCharType="end"/>
+            </w:r>
+          </w:hyperlink>
+        </w:p>
+        <w:p>
+          <w:pPr>
+            <w:pStyle w:val="TOC3"/>
+            <w:tabs>
+              <w:tab w:val="right" w:leader="dot" w:pos="10530"/>
+            </w:tabs>
+            <w:rPr>
+              <w:rFonts w:asciiTheme="minorHAnsi" w:hAnsiTheme="minorHAnsi"/>
+              <w:noProof/>
+              <w:kern w:val="2"/>
+              <w:sz w:val="24"/>
+              <w:szCs w:val="24"/>
+              <w:lang w:val="el-GR" w:eastAsia="el-GR" w:bidi="he-IL"/>
+              <w14:ligatures w14:val="standardContextual"/>
+            </w:rPr>
+          </w:pPr>
+          <w:hyperlink w:anchor="_Toc229084316" w:history="1">
+            <w:r>
+              <w:rPr>
+                <w:rStyle w:val="Hyperlink"/>
+                <w:rFonts w:ascii="Courier New" w:hAnsi="Courier New"/>
+                <w:noProof/>
+                <w:shd w:val="clear" w:color="auto" w:fill="EDEDED"/>
+              </w:rPr>
+              <w:t>install-ubuntu.ps1</w:t>
+            </w:r>
+            <w:r>
+              <w:rPr>
+                <w:noProof/>
+                <w:webHidden/>
+              </w:rPr>
+              <w:tab/>
+            </w:r>
+            <w:r>
+              <w:rPr>
+                <w:noProof/>
+                <w:webHidden/>
+              </w:rPr>
+              <w:fldChar w:fldCharType="begin"/>
+            </w:r>
+            <w:r>
+              <w:rPr>
+                <w:noProof/>
+                <w:webHidden/>
+              </w:rPr>
+              <w:instrText xml:space="preserve"> PAGEREF _Toc229084316 \h </w:instrText>
+            </w:r>
+            <w:r>
+              <w:rPr>
+                <w:noProof/>
+                <w:webHidden/>
+              </w:rPr>
+            </w:r>
+            <w:r>
+              <w:rPr>
+                <w:noProof/>
+                <w:webHidden/>
+              </w:rPr>
+              <w:fldChar w:fldCharType="separate"/>
+            </w:r>
+            <w:r>
+              <w:rPr>
+                <w:noProof/>
+                <w:webHidden/>
+              </w:rPr>
+              <w:t>4</w:t>
+            </w:r>
+            <w:r>
+              <w:rPr>
+                <w:noProof/>
+                <w:webHidden/>
+              </w:rPr>
+              <w:fldChar w:fldCharType="end"/>
+            </w:r>
+          </w:hyperlink>
+        </w:p>
+        <w:p>
+          <w:pPr>
+            <w:pStyle w:val="TOC3"/>
+            <w:tabs>
+              <w:tab w:val="right" w:leader="dot" w:pos="10530"/>
+            </w:tabs>
+            <w:rPr>
+              <w:rFonts w:asciiTheme="minorHAnsi" w:hAnsiTheme="minorHAnsi"/>
+              <w:noProof/>
+              <w:kern w:val="2"/>
+              <w:sz w:val="24"/>
+              <w:szCs w:val="24"/>
+              <w:lang w:val="el-GR" w:eastAsia="el-GR" w:bidi="he-IL"/>
+              <w14:ligatures w14:val="standardContextual"/>
+            </w:rPr>
+          </w:pPr>
+          <w:hyperlink w:anchor="_Toc229084317" w:history="1">
+            <w:r>
+              <w:rPr>
+                <w:rStyle w:val="Hyperlink"/>
+                <w:rFonts w:ascii="Courier New" w:hAnsi="Courier New"/>
+                <w:noProof/>
+                <w:shd w:val="clear" w:color="auto" w:fill="EDEDED"/>
+              </w:rPr>
+              <w:t>ubuntu-first-update.sh</w:t>
+            </w:r>
+            <w:r>
+              <w:rPr>
+                <w:noProof/>
+                <w:webHidden/>
+              </w:rPr>
+              <w:tab/>
+            </w:r>
+            <w:r>
+              <w:rPr>
+                <w:noProof/>
+                <w:webHidden/>
+              </w:rPr>
+              <w:fldChar w:fldCharType="begin"/>
+            </w:r>
+            <w:r>
+              <w:rPr>
+                <w:noProof/>
+                <w:webHidden/>
+              </w:rPr>
+              <w:instrText xml:space="preserve"> PAGEREF _Toc229084317 \h </w:instrText>
+            </w:r>
+            <w:r>
+              <w:rPr>
+                <w:noProof/>
+                <w:webHidden/>
+              </w:rPr>
+            </w:r>
+            <w:r>
+              <w:rPr>
+                <w:noProof/>
+                <w:webHidden/>
+              </w:rPr>
+              <w:fldChar w:fldCharType="separate"/>
+            </w:r>
+            <w:r>
+              <w:rPr>
+                <w:noProof/>
+                <w:webHidden/>
+              </w:rPr>
+              <w:t>5</w:t>
+            </w:r>
+            <w:r>
+              <w:rPr>
+                <w:noProof/>
+                <w:webHidden/>
+              </w:rPr>
+              <w:fldChar w:fldCharType="end"/>
+            </w:r>
+          </w:hyperlink>
+        </w:p>
+        <w:p>
+          <w:pPr>
+            <w:pStyle w:val="TOC3"/>
+            <w:tabs>
+              <w:tab w:val="right" w:leader="dot" w:pos="10530"/>
+            </w:tabs>
+            <w:rPr>
+              <w:rFonts w:asciiTheme="minorHAnsi" w:hAnsiTheme="minorHAnsi"/>
+              <w:noProof/>
+              <w:kern w:val="2"/>
+              <w:sz w:val="24"/>
+              <w:szCs w:val="24"/>
+              <w:lang w:val="el-GR" w:eastAsia="el-GR" w:bidi="he-IL"/>
+              <w14:ligatures w14:val="standardContextual"/>
+            </w:rPr>
+          </w:pPr>
+          <w:hyperlink w:anchor="_Toc229084318" w:history="1">
+            <w:r>
+              <w:rPr>
+                <w:rStyle w:val="Hyperlink"/>
+                <w:rFonts w:ascii="Courier New" w:hAnsi="Courier New"/>
+                <w:noProof/>
+                <w:shd w:val="clear" w:color="auto" w:fill="EDEDED"/>
+              </w:rPr>
+              <w:t>check-wsl.ps1</w:t>
+            </w:r>
+            <w:r>
+              <w:rPr>
+                <w:noProof/>
+                <w:webHidden/>
+              </w:rPr>
+              <w:tab/>
+            </w:r>
+            <w:r>
+              <w:rPr>
+                <w:noProof/>
+                <w:webHidden/>
+              </w:rPr>
+              <w:fldChar w:fldCharType="begin"/>
+            </w:r>
+            <w:r>
+              <w:rPr>
+                <w:noProof/>
+                <w:webHidden/>
+              </w:rPr>
+              <w:instrText xml:space="preserve"> PAGEREF _Toc229084318 \h </w:instrText>
+            </w:r>
+            <w:r>
+              <w:rPr>
+                <w:noProof/>
+                <w:webHidden/>
+              </w:rPr>
+            </w:r>
+            <w:r>
+              <w:rPr>
+                <w:noProof/>
+                <w:webHidden/>
+              </w:rPr>
+              <w:fldChar w:fldCharType="separate"/>
+            </w:r>
+            <w:r>
+              <w:rPr>
+                <w:noProof/>
+                <w:webHidden/>
+              </w:rPr>
+              <w:t>5</w:t>
+            </w:r>
+            <w:r>
+              <w:rPr>
+                <w:noProof/>
+                <w:webHidden/>
+              </w:rPr>
+              <w:fldChar w:fldCharType="end"/>
+            </w:r>
+          </w:hyperlink>
+        </w:p>
+        <w:p>
+          <w:pPr>
+            <w:pStyle w:val="TOC2"/>
+            <w:tabs>
+              <w:tab w:val="right" w:leader="dot" w:pos="10530"/>
+            </w:tabs>
+            <w:rPr>
+              <w:rFonts w:asciiTheme="minorHAnsi" w:hAnsiTheme="minorHAnsi"/>
+              <w:noProof/>
+              <w:kern w:val="2"/>
+              <w:sz w:val="24"/>
+              <w:szCs w:val="24"/>
+              <w:lang w:val="el-GR" w:eastAsia="el-GR" w:bidi="he-IL"/>
+              <w14:ligatures w14:val="standardContextual"/>
+            </w:rPr>
+          </w:pPr>
+          <w:hyperlink w:anchor="_Toc229084319" w:history="1">
+            <w:r>
+              <w:rPr>
+                <w:rStyle w:val="Hyperlink"/>
+                <w:noProof/>
+              </w:rPr>
+              <w:t>02. Docker Desktop with WSL integration</w:t>
+            </w:r>
+            <w:r>
+              <w:rPr>
+                <w:noProof/>
+                <w:webHidden/>
+              </w:rPr>
+              <w:tab/>
+            </w:r>
+            <w:r>
+              <w:rPr>
+                <w:noProof/>
+                <w:webHidden/>
+              </w:rPr>
+              <w:fldChar w:fldCharType="begin"/>
+            </w:r>
+            <w:r>
+              <w:rPr>
+                <w:noProof/>
+                <w:webHidden/>
+              </w:rPr>
+              <w:instrText xml:space="preserve"> PAGEREF _Toc229084319 \h </w:instrText>
+            </w:r>
+            <w:r>
+              <w:rPr>
+                <w:noProof/>
+                <w:webHidden/>
+              </w:rPr>
+            </w:r>
+            <w:r>
+              <w:rPr>
+                <w:noProof/>
+                <w:webHidden/>
+              </w:rPr>
+              <w:fldChar w:fldCharType="separate"/>
+            </w:r>
+            <w:r>
+              <w:rPr>
+                <w:noProof/>
+                <w:webHidden/>
+              </w:rPr>
+              <w:t>6</w:t>
+            </w:r>
+            <w:r>
+              <w:rPr>
+                <w:noProof/>
+                <w:webHidden/>
+              </w:rPr>
+              <w:fldChar w:fldCharType="end"/>
+            </w:r>
+          </w:hyperlink>
+        </w:p>
+        <w:p>
+          <w:pPr>
+            <w:pStyle w:val="TOC3"/>
+            <w:tabs>
+              <w:tab w:val="right" w:leader="dot" w:pos="10530"/>
+            </w:tabs>
+            <w:rPr>
+              <w:rFonts w:asciiTheme="minorHAnsi" w:hAnsiTheme="minorHAnsi"/>
+              <w:noProof/>
+              <w:kern w:val="2"/>
+              <w:sz w:val="24"/>
+              <w:szCs w:val="24"/>
+              <w:lang w:val="el-GR" w:eastAsia="el-GR" w:bidi="he-IL"/>
+              <w14:ligatures w14:val="standardContextual"/>
+            </w:rPr>
+          </w:pPr>
+          <w:hyperlink w:anchor="_Toc229084320" w:history="1">
+            <w:r>
+              <w:rPr>
+                <w:rStyle w:val="Hyperlink"/>
+                <w:rFonts w:ascii="Courier New" w:hAnsi="Courier New"/>
+                <w:noProof/>
+                <w:shd w:val="clear" w:color="auto" w:fill="EDEDED"/>
+              </w:rPr>
+              <w:t>verify-docker-desktop.sh</w:t>
+            </w:r>
+            <w:r>
+              <w:rPr>
+                <w:noProof/>
+                <w:webHidden/>
+              </w:rPr>
+              <w:tab/>
+            </w:r>
+            <w:r>
+              <w:rPr>
+                <w:noProof/>
+                <w:webHidden/>
+              </w:rPr>
+              <w:fldChar w:fldCharType="begin"/>
+            </w:r>
+            <w:r>
+              <w:rPr>
+                <w:noProof/>
+                <w:webHidden/>
+              </w:rPr>
+              <w:instrText xml:space="preserve"> PAGEREF _Toc229084320 \h </w:instrText>
+            </w:r>
+            <w:r>
+              <w:rPr>
+                <w:noProof/>
+                <w:webHidden/>
+              </w:rPr>
+            </w:r>
+            <w:r>
+              <w:rPr>
+                <w:noProof/>
+                <w:webHidden/>
+              </w:rPr>
+              <w:fldChar w:fldCharType="separate"/>
+            </w:r>
+            <w:r>
+              <w:rPr>
+                <w:noProof/>
+                <w:webHidden/>
+              </w:rPr>
+              <w:t>8</w:t>
+            </w:r>
+            <w:r>
+              <w:rPr>
+                <w:noProof/>
+                <w:webHidden/>
+              </w:rPr>
+              <w:fldChar w:fldCharType="end"/>
+            </w:r>
+          </w:hyperlink>
+        </w:p>
+        <w:p>
+          <w:pPr>
+            <w:pStyle w:val="TOC2"/>
+            <w:tabs>
+              <w:tab w:val="right" w:leader="dot" w:pos="10530"/>
+            </w:tabs>
+            <w:rPr>
+              <w:rFonts w:asciiTheme="minorHAnsi" w:hAnsiTheme="minorHAnsi"/>
+              <w:noProof/>
+              <w:kern w:val="2"/>
+              <w:sz w:val="24"/>
+              <w:szCs w:val="24"/>
+              <w:lang w:val="el-GR" w:eastAsia="el-GR" w:bidi="he-IL"/>
+              <w14:ligatures w14:val="standardContextual"/>
+            </w:rPr>
+          </w:pPr>
+          <w:hyperlink w:anchor="_Toc229084321" w:history="1">
+            <w:r>
+              <w:rPr>
+                <w:rStyle w:val="Hyperlink"/>
+                <w:noProof/>
+              </w:rPr>
+              <w:t>03. Native Docker Engine inside WSL</w:t>
+            </w:r>
+            <w:r>
+              <w:rPr>
+                <w:noProof/>
+                <w:webHidden/>
+              </w:rPr>
+              <w:tab/>
+            </w:r>
+            <w:r>
+              <w:rPr>
+                <w:noProof/>
+                <w:webHidden/>
+              </w:rPr>
+              <w:fldChar w:fldCharType="begin"/>
+            </w:r>
+            <w:r>
+              <w:rPr>
+                <w:noProof/>
+                <w:webHidden/>
+              </w:rPr>
+              <w:instrText xml:space="preserve"> PAGEREF _Toc229084321 \h </w:instrText>
+            </w:r>
+            <w:r>
+              <w:rPr>
+                <w:noProof/>
+                <w:webHidden/>
+              </w:rPr>
+            </w:r>
+            <w:r>
+              <w:rPr>
+                <w:noProof/>
+                <w:webHidden/>
+              </w:rPr>
+              <w:fldChar w:fldCharType="separate"/>
+            </w:r>
+            <w:r>
+              <w:rPr>
+                <w:noProof/>
+                <w:webHidden/>
+              </w:rPr>
+              <w:t>9</w:t>
+            </w:r>
+            <w:r>
+              <w:rPr>
+                <w:noProof/>
+                <w:webHidden/>
+              </w:rPr>
+              <w:fldChar w:fldCharType="end"/>
+            </w:r>
+          </w:hyperlink>
+        </w:p>
+        <w:p>
+          <w:pPr>
+            <w:pStyle w:val="TOC3"/>
+            <w:tabs>
+              <w:tab w:val="right" w:leader="dot" w:pos="10530"/>
+            </w:tabs>
+            <w:rPr>
+              <w:rFonts w:asciiTheme="minorHAnsi" w:hAnsiTheme="minorHAnsi"/>
+              <w:noProof/>
+              <w:kern w:val="2"/>
+              <w:sz w:val="24"/>
+              <w:szCs w:val="24"/>
+              <w:lang w:val="el-GR" w:eastAsia="el-GR" w:bidi="he-IL"/>
+              <w14:ligatures w14:val="standardContextual"/>
+            </w:rPr>
+          </w:pPr>
+          <w:hyperlink w:anchor="_Toc229084322" w:history="1">
+            <w:r>
+              <w:rPr>
+                <w:rStyle w:val="Hyperlink"/>
+                <w:rFonts w:ascii="Courier New" w:hAnsi="Courier New"/>
+                <w:noProof/>
+                <w:shd w:val="clear" w:color="auto" w:fill="EDEDED"/>
+              </w:rPr>
+              <w:t>wsl.conf.example</w:t>
+            </w:r>
+            <w:r>
+              <w:rPr>
+                <w:noProof/>
+                <w:webHidden/>
+              </w:rPr>
+              <w:tab/>
+            </w:r>
+            <w:r>
+              <w:rPr>
+                <w:noProof/>
+                <w:webHidden/>
+              </w:rPr>
+              <w:fldChar w:fldCharType="begin"/>
+            </w:r>
+            <w:r>
+              <w:rPr>
+                <w:noProof/>
+                <w:webHidden/>
+              </w:rPr>
+              <w:instrText xml:space="preserve"> PAGEREF _Toc229084322 \h </w:instrText>
+            </w:r>
+            <w:r>
+              <w:rPr>
+                <w:noProof/>
+                <w:webHidden/>
+              </w:rPr>
+            </w:r>
+            <w:r>
+              <w:rPr>
+                <w:noProof/>
+                <w:webHidden/>
+              </w:rPr>
+              <w:fldChar w:fldCharType="separate"/>
+            </w:r>
+            <w:r>
+              <w:rPr>
+                <w:noProof/>
+                <w:webHidden/>
+              </w:rPr>
+              <w:t>9</w:t>
+            </w:r>
+            <w:r>
+              <w:rPr>
+                <w:noProof/>
+                <w:webHidden/>
+              </w:rPr>
+              <w:fldChar w:fldCharType="end"/>
+            </w:r>
+          </w:hyperlink>
+        </w:p>
+        <w:p>
+          <w:pPr>
+            <w:pStyle w:val="TOC3"/>
+            <w:tabs>
+              <w:tab w:val="right" w:leader="dot" w:pos="10530"/>
+            </w:tabs>
+            <w:rPr>
+              <w:rFonts w:asciiTheme="minorHAnsi" w:hAnsiTheme="minorHAnsi"/>
+              <w:noProof/>
+              <w:kern w:val="2"/>
+              <w:sz w:val="24"/>
+              <w:szCs w:val="24"/>
+              <w:lang w:val="el-GR" w:eastAsia="el-GR" w:bidi="he-IL"/>
+              <w14:ligatures w14:val="standardContextual"/>
+            </w:rPr>
+          </w:pPr>
+          <w:hyperlink w:anchor="_Toc229084323" w:history="1">
+            <w:r>
+              <w:rPr>
+                <w:rStyle w:val="Hyperlink"/>
+                <w:rFonts w:ascii="Courier New" w:hAnsi="Courier New"/>
+                <w:noProof/>
+                <w:shd w:val="clear" w:color="auto" w:fill="EDEDED"/>
+              </w:rPr>
+              <w:t>restart-wsl.ps1</w:t>
+            </w:r>
+            <w:r>
+              <w:rPr>
+                <w:noProof/>
+                <w:webHidden/>
+              </w:rPr>
+              <w:tab/>
+            </w:r>
+            <w:r>
+              <w:rPr>
+                <w:noProof/>
+                <w:webHidden/>
+              </w:rPr>
+              <w:fldChar w:fldCharType="begin"/>
+            </w:r>
+            <w:r>
+              <w:rPr>
+                <w:noProof/>
+                <w:webHidden/>
+              </w:rPr>
+              <w:instrText xml:space="preserve"> PAGEREF _Toc229084323 \h </w:instrText>
+            </w:r>
+            <w:r>
+              <w:rPr>
+                <w:noProof/>
+                <w:webHidden/>
+              </w:rPr>
+            </w:r>
+            <w:r>
+              <w:rPr>
+                <w:noProof/>
+                <w:webHidden/>
+              </w:rPr>
+              <w:fldChar w:fldCharType="separate"/>
+            </w:r>
+            <w:r>
+              <w:rPr>
+                <w:noProof/>
+                <w:webHidden/>
+              </w:rPr>
+              <w:t>9</w:t>
+            </w:r>
+            <w:r>
+              <w:rPr>
+                <w:noProof/>
+                <w:webHidden/>
+              </w:rPr>
+              <w:fldChar w:fldCharType="end"/>
+            </w:r>
+          </w:hyperlink>
+        </w:p>
+        <w:p>
+          <w:pPr>
+            <w:pStyle w:val="TOC3"/>
+            <w:tabs>
+              <w:tab w:val="right" w:leader="dot" w:pos="10530"/>
+            </w:tabs>
+            <w:rPr>
+              <w:rFonts w:asciiTheme="minorHAnsi" w:hAnsiTheme="minorHAnsi"/>
+              <w:noProof/>
+              <w:kern w:val="2"/>
+              <w:sz w:val="24"/>
+              <w:szCs w:val="24"/>
+              <w:lang w:val="el-GR" w:eastAsia="el-GR" w:bidi="he-IL"/>
+              <w14:ligatures w14:val="standardContextual"/>
+            </w:rPr>
+          </w:pPr>
+          <w:hyperlink w:anchor="_Toc229084324" w:history="1">
+            <w:r>
+              <w:rPr>
+                <w:rStyle w:val="Hyperlink"/>
+                <w:rFonts w:ascii="Courier New" w:hAnsi="Courier New"/>
+                <w:noProof/>
+                <w:shd w:val="clear" w:color="auto" w:fill="EDEDED"/>
+              </w:rPr>
+              <w:t>install-docker-engine.sh</w:t>
+            </w:r>
+            <w:r>
+              <w:rPr>
+                <w:noProof/>
+                <w:webHidden/>
+              </w:rPr>
+              <w:tab/>
+            </w:r>
+            <w:r>
+              <w:rPr>
+                <w:noProof/>
+                <w:webHidden/>
+              </w:rPr>
+              <w:fldChar w:fldCharType="begin"/>
+            </w:r>
+            <w:r>
+              <w:rPr>
+                <w:noProof/>
+                <w:webHidden/>
+              </w:rPr>
+              <w:instrText xml:space="preserve"> PAGEREF _Toc229084324 \h </w:instrText>
+            </w:r>
+            <w:r>
+              <w:rPr>
+                <w:noProof/>
+                <w:webHidden/>
+              </w:rPr>
+            </w:r>
+            <w:r>
+              <w:rPr>
+                <w:noProof/>
+                <w:webHidden/>
+              </w:rPr>
+              <w:fldChar w:fldCharType="separate"/>
+            </w:r>
+            <w:r>
+              <w:rPr>
+                <w:noProof/>
+                <w:webHidden/>
+              </w:rPr>
+              <w:t>9</w:t>
+            </w:r>
+            <w:r>
+              <w:rPr>
+                <w:noProof/>
+                <w:webHidden/>
+              </w:rPr>
+              <w:fldChar w:fldCharType="end"/>
+            </w:r>
+          </w:hyperlink>
+        </w:p>
+        <w:p>
+          <w:pPr>
+            <w:pStyle w:val="TOC3"/>
+            <w:tabs>
+              <w:tab w:val="right" w:leader="dot" w:pos="10530"/>
+            </w:tabs>
+            <w:rPr>
+              <w:rFonts w:asciiTheme="minorHAnsi" w:hAnsiTheme="minorHAnsi"/>
+              <w:noProof/>
+              <w:kern w:val="2"/>
+              <w:sz w:val="24"/>
+              <w:szCs w:val="24"/>
+              <w:lang w:val="el-GR" w:eastAsia="el-GR" w:bidi="he-IL"/>
+              <w14:ligatures w14:val="standardContextual"/>
+            </w:rPr>
+          </w:pPr>
+          <w:hyperlink w:anchor="_Toc229084325" w:history="1">
+            <w:r>
+              <w:rPr>
+                <w:rStyle w:val="Hyperlink"/>
+                <w:rFonts w:ascii="Courier New" w:hAnsi="Courier New"/>
+                <w:noProof/>
+                <w:shd w:val="clear" w:color="auto" w:fill="EDEDED"/>
+              </w:rPr>
+              <w:t>verify-docker.sh</w:t>
+            </w:r>
+            <w:r>
+              <w:rPr>
+                <w:noProof/>
+                <w:webHidden/>
+              </w:rPr>
+              <w:tab/>
+            </w:r>
+            <w:r>
+              <w:rPr>
+                <w:noProof/>
+                <w:webHidden/>
+              </w:rPr>
+              <w:fldChar w:fldCharType="begin"/>
+            </w:r>
+            <w:r>
+              <w:rPr>
+                <w:noProof/>
+                <w:webHidden/>
+              </w:rPr>
+              <w:instrText xml:space="preserve"> PAGEREF _Toc229084325 \h </w:instrText>
+            </w:r>
+            <w:r>
+              <w:rPr>
+                <w:noProof/>
+                <w:webHidden/>
+              </w:rPr>
+            </w:r>
+            <w:r>
+              <w:rPr>
+                <w:noProof/>
+                <w:webHidden/>
+              </w:rPr>
+              <w:fldChar w:fldCharType="separate"/>
+            </w:r>
+            <w:r>
+              <w:rPr>
+                <w:noProof/>
+                <w:webHidden/>
+              </w:rPr>
+              <w:t>10</w:t>
+            </w:r>
+            <w:r>
+              <w:rPr>
+                <w:noProof/>
+                <w:webHidden/>
+              </w:rPr>
+              <w:fldChar w:fldCharType="end"/>
+            </w:r>
+          </w:hyperlink>
+        </w:p>
+        <w:p>
+          <w:pPr>
+            <w:pStyle w:val="TOC2"/>
+            <w:tabs>
+              <w:tab w:val="right" w:leader="dot" w:pos="10530"/>
+            </w:tabs>
+            <w:rPr>
+              <w:rFonts w:asciiTheme="minorHAnsi" w:hAnsiTheme="minorHAnsi"/>
+              <w:noProof/>
+              <w:kern w:val="2"/>
+              <w:sz w:val="24"/>
+              <w:szCs w:val="24"/>
+              <w:lang w:val="el-GR" w:eastAsia="el-GR" w:bidi="he-IL"/>
+              <w14:ligatures w14:val="standardContextual"/>
+            </w:rPr>
+          </w:pPr>
+          <w:hyperlink w:anchor="_Toc229084326" w:history="1">
+            <w:r>
+              <w:rPr>
+                <w:rStyle w:val="Hyperlink"/>
+                <w:noProof/>
+              </w:rPr>
+              <w:t>04. Final validation and local clone</w:t>
+            </w:r>
+            <w:r>
+              <w:rPr>
+                <w:noProof/>
+                <w:webHidden/>
+              </w:rPr>
+              <w:tab/>
+            </w:r>
+            <w:r>
+              <w:rPr>
+                <w:noProof/>
+                <w:webHidden/>
+              </w:rPr>
+              <w:fldChar w:fldCharType="begin"/>
+            </w:r>
+            <w:r>
+              <w:rPr>
+                <w:noProof/>
+                <w:webHidden/>
+              </w:rPr>
+              <w:instrText xml:space="preserve"> PAGEREF _Toc229084326 \h </w:instrText>
+            </w:r>
+            <w:r>
+              <w:rPr>
+                <w:noProof/>
+                <w:webHidden/>
+              </w:rPr>
+            </w:r>
+            <w:r>
+              <w:rPr>
+                <w:noProof/>
+                <w:webHidden/>
+              </w:rPr>
+              <w:fldChar w:fldCharType="separate"/>
+            </w:r>
+            <w:r>
+              <w:rPr>
+                <w:noProof/>
+                <w:webHidden/>
+              </w:rPr>
+              <w:t>10</w:t>
+            </w:r>
+            <w:r>
+              <w:rPr>
+                <w:noProof/>
+                <w:webHidden/>
+              </w:rPr>
+              <w:fldChar w:fldCharType="end"/>
+            </w:r>
+          </w:hyperlink>
+        </w:p>
+        <w:p>
+          <w:pPr>
+            <w:pStyle w:val="TOC3"/>
+            <w:tabs>
+              <w:tab w:val="right" w:leader="dot" w:pos="10530"/>
+            </w:tabs>
+            <w:rPr>
+              <w:rFonts w:asciiTheme="minorHAnsi" w:hAnsiTheme="minorHAnsi"/>
+              <w:noProof/>
+              <w:kern w:val="2"/>
+              <w:sz w:val="24"/>
+              <w:szCs w:val="24"/>
+              <w:lang w:val="el-GR" w:eastAsia="el-GR" w:bidi="he-IL"/>
+              <w14:ligatures w14:val="standardContextual"/>
+            </w:rPr>
+          </w:pPr>
+          <w:hyperlink w:anchor="_Toc229084327" w:history="1">
+            <w:r>
+              <w:rPr>
+                <w:rStyle w:val="Hyperlink"/>
+                <w:rFonts w:ascii="Courier New" w:hAnsi="Courier New"/>
+                <w:noProof/>
+                <w:shd w:val="clear" w:color="auto" w:fill="EDEDED"/>
+              </w:rPr>
+              <w:t>clone-cloud-uth.sh</w:t>
+            </w:r>
+            <w:r>
+              <w:rPr>
+                <w:noProof/>
+                <w:webHidden/>
+              </w:rPr>
+              <w:tab/>
+            </w:r>
+            <w:r>
+              <w:rPr>
+                <w:noProof/>
+                <w:webHidden/>
+              </w:rPr>
+              <w:fldChar w:fldCharType="begin"/>
+            </w:r>
+            <w:r>
+              <w:rPr>
+                <w:noProof/>
+                <w:webHidden/>
+              </w:rPr>
+              <w:instrText xml:space="preserve"> PAGEREF _Toc229084327 \h </w:instrText>
+            </w:r>
+            <w:r>
+              <w:rPr>
+                <w:noProof/>
+                <w:webHidden/>
+              </w:rPr>
+            </w:r>
+            <w:r>
+              <w:rPr>
+                <w:noProof/>
+                <w:webHidden/>
+              </w:rPr>
+              <w:fldChar w:fldCharType="separate"/>
+            </w:r>
+            <w:r>
+              <w:rPr>
+                <w:noProof/>
+                <w:webHidden/>
+              </w:rPr>
+              <w:t>10</w:t>
+            </w:r>
+            <w:r>
+              <w:rPr>
+                <w:noProof/>
+                <w:webHidden/>
+              </w:rPr>
+              <w:fldChar w:fldCharType="end"/>
+            </w:r>
+          </w:hyperlink>
+        </w:p>
+        <w:p>
+          <w:pPr>
+            <w:pStyle w:val="TOC3"/>
+            <w:tabs>
+              <w:tab w:val="right" w:leader="dot" w:pos="10530"/>
+            </w:tabs>
+            <w:rPr>
+              <w:rFonts w:asciiTheme="minorHAnsi" w:hAnsiTheme="minorHAnsi"/>
+              <w:noProof/>
+              <w:kern w:val="2"/>
+              <w:sz w:val="24"/>
+              <w:szCs w:val="24"/>
+              <w:lang w:val="el-GR" w:eastAsia="el-GR" w:bidi="he-IL"/>
+              <w14:ligatures w14:val="standardContextual"/>
+            </w:rPr>
+          </w:pPr>
+          <w:hyperlink w:anchor="_Toc229084328" w:history="1">
+            <w:r>
+              <w:rPr>
+                <w:rStyle w:val="Hyperlink"/>
+                <w:rFonts w:ascii="Courier New" w:hAnsi="Courier New"/>
+                <w:noProof/>
+                <w:shd w:val="clear" w:color="auto" w:fill="EDEDED"/>
+              </w:rPr>
+              <w:t>verify-workstation.sh</w:t>
+            </w:r>
+            <w:r>
+              <w:rPr>
+                <w:noProof/>
+                <w:webHidden/>
+              </w:rPr>
+              <w:tab/>
+            </w:r>
+            <w:r>
+              <w:rPr>
+                <w:noProof/>
+                <w:webHidden/>
+              </w:rPr>
+              <w:fldChar w:fldCharType="begin"/>
+            </w:r>
+            <w:r>
+              <w:rPr>
+                <w:noProof/>
+                <w:webHidden/>
+              </w:rPr>
+              <w:instrText xml:space="preserve"> PAGEREF _Toc229084328 \h </w:instrText>
+            </w:r>
+            <w:r>
+              <w:rPr>
+                <w:noProof/>
+                <w:webHidden/>
+              </w:rPr>
+            </w:r>
+            <w:r>
+              <w:rPr>
+                <w:noProof/>
+                <w:webHidden/>
+              </w:rPr>
+              <w:fldChar w:fldCharType="separate"/>
+            </w:r>
+            <w:r>
+              <w:rPr>
+                <w:noProof/>
+                <w:webHidden/>
+              </w:rPr>
+              <w:t>10</w:t>
+            </w:r>
+            <w:r>
+              <w:rPr>
+                <w:noProof/>
+                <w:webHidden/>
+              </w:rPr>
+              <w:fldChar w:fldCharType="end"/>
+            </w:r>
+          </w:hyperlink>
+        </w:p>
+        <w:p>
+          <w:pPr>
+            <w:pStyle w:val="TOC2"/>
+            <w:tabs>
+              <w:tab w:val="right" w:leader="dot" w:pos="10530"/>
+            </w:tabs>
+            <w:rPr>
+              <w:rFonts w:asciiTheme="minorHAnsi" w:hAnsiTheme="minorHAnsi"/>
+              <w:noProof/>
+              <w:kern w:val="2"/>
+              <w:sz w:val="24"/>
+              <w:szCs w:val="24"/>
+              <w:lang w:val="el-GR" w:eastAsia="el-GR" w:bidi="he-IL"/>
+              <w14:ligatures w14:val="standardContextual"/>
+            </w:rPr>
+          </w:pPr>
+          <w:hyperlink w:anchor="_Toc229084329" w:history="1">
+            <w:r>
+              <w:rPr>
+                <w:rStyle w:val="Hyperlink"/>
+                <w:noProof/>
+              </w:rPr>
+              <w:t>What counts as complete</w:t>
+            </w:r>
+            <w:r>
+              <w:rPr>
+                <w:noProof/>
+                <w:webHidden/>
+              </w:rPr>
+              <w:tab/>
+            </w:r>
+            <w:r>
+              <w:rPr>
+                <w:noProof/>
+                <w:webHidden/>
+              </w:rPr>
+              <w:fldChar w:fldCharType="begin"/>
+            </w:r>
+            <w:r>
+              <w:rPr>
+                <w:noProof/>
+                <w:webHidden/>
+              </w:rPr>
+              <w:instrText xml:space="preserve"> PAGEREF _Toc229084329 \h </w:instrText>
+            </w:r>
+            <w:r>
+              <w:rPr>
+                <w:noProof/>
+                <w:webHidden/>
+              </w:rPr>
+            </w:r>
+            <w:r>
+              <w:rPr>
+                <w:noProof/>
+                <w:webHidden/>
+              </w:rPr>
+              <w:fldChar w:fldCharType="separate"/>
+            </w:r>
+            <w:r>
+              <w:rPr>
+                <w:noProof/>
+                <w:webHidden/>
+              </w:rPr>
+              <w:t>10</w:t>
             </w:r>
             <w:r>
               <w:rPr>
@@ -135,13 +1333,13 @@
               <w14:ligatures w14:val="standardContextual"/>
             </w:rPr>
           </w:pPr>
-          <w:hyperlink w:anchor="_Toc229083846" w:history="1">
+          <w:hyperlink w:anchor="_Toc229084330" w:history="1">
             <w:r>
               <w:rPr>
                 <w:rStyle w:val="Hyperlink"/>
                 <w:noProof/>
               </w:rPr>
-              <w:t>01. WSL and Ubuntu</w:t>
+              <w:t>WSL and Ubuntu bootstrap</w:t>
             </w:r>
             <w:r>
               <w:rPr>
@@ -162,7 +1360,7 @@
                 <w:noProof/>
                 <w:webHidden/>
               </w:rPr>
-              <w:instrText xml:space="preserve"> PAGEREF _Toc229083846 \h </w:instrText>
+              <w:instrText xml:space="preserve"> PAGEREF _Toc229084330 \h </w:instrText>
             </w:r>
             <w:r>
               <w:rPr>
@@ -182,7 +1380,7 @@
                 <w:noProof/>
                 <w:webHidden/>
               </w:rPr>
-              <w:t>2</w:t>
+              <w:t>11</w:t>
             </w:r>
             <w:r>
               <w:rPr>
@@ -209,7 +1407,81 @@
               <w14:ligatures w14:val="standardContextual"/>
             </w:rPr>
           </w:pPr>
-          <w:hyperlink w:anchor="_Toc229083847" w:history="1">
+          <w:hyperlink w:anchor="_Toc229084331" w:history="1">
+            <w:r>
+              <w:rPr>
+                <w:rStyle w:val="Hyperlink"/>
+                <w:noProof/>
+              </w:rPr>
+              <w:t>Files</w:t>
+            </w:r>
+            <w:r>
+              <w:rPr>
+                <w:noProof/>
+                <w:webHidden/>
+              </w:rPr>
+              <w:tab/>
+            </w:r>
+            <w:r>
+              <w:rPr>
+                <w:noProof/>
+                <w:webHidden/>
+              </w:rPr>
+              <w:fldChar w:fldCharType="begin"/>
+            </w:r>
+            <w:r>
+              <w:rPr>
+                <w:noProof/>
+                <w:webHidden/>
+              </w:rPr>
+              <w:instrText xml:space="preserve"> PAGEREF _Toc229084331 \h </w:instrText>
+            </w:r>
+            <w:r>
+              <w:rPr>
+                <w:noProof/>
+                <w:webHidden/>
+              </w:rPr>
+            </w:r>
+            <w:r>
+              <w:rPr>
+                <w:noProof/>
+                <w:webHidden/>
+              </w:rPr>
+              <w:fldChar w:fldCharType="separate"/>
+            </w:r>
+            <w:r>
+              <w:rPr>
+                <w:noProof/>
+                <w:webHidden/>
+              </w:rPr>
+              <w:t>11</w:t>
+            </w:r>
+            <w:r>
+              <w:rPr>
+                <w:noProof/>
+                <w:webHidden/>
+              </w:rPr>
+              <w:fldChar w:fldCharType="end"/>
+            </w:r>
+          </w:hyperlink>
+        </w:p>
+        <w:p>
+          <w:pPr>
+            <w:pStyle w:val="TOC3"/>
+            <w:tabs>
+              <w:tab w:val="right" w:leader="dot" w:pos="10530"/>
+            </w:tabs>
+            <w:rPr>
+              <w:rFonts w:asciiTheme="minorHAnsi" w:hAnsiTheme="minorHAnsi"/>
+              <w:noProof/>
+              <w:kern w:val="2"/>
+              <w:sz w:val="24"/>
+              <w:szCs w:val="24"/>
+              <w:lang w:val="el-GR" w:eastAsia="el-GR" w:bidi="he-IL"/>
+              <w14:ligatures w14:val="standardContextual"/>
+            </w:rPr>
+          </w:pPr>
+          <w:hyperlink w:anchor="_Toc229084332" w:history="1">
             <w:r>
               <w:rPr>
                 <w:rStyle w:val="Hyperlink"/>
@@ -238,7 +1510,7 @@
                 <w:noProof/>
                 <w:webHidden/>
               </w:rPr>
-              <w:instrText xml:space="preserve"> PAGEREF _Toc229083847 \h </w:instrText>
+              <w:instrText xml:space="preserve"> PAGEREF _Toc229084332 \h </w:instrText>
             </w:r>
             <w:r>
               <w:rPr>
@@ -258,7 +1530,235 @@
                 <w:noProof/>
                 <w:webHidden/>
               </w:rPr>
-              <w:t>3</w:t>
+              <w:t>11</w:t>
+            </w:r>
+            <w:r>
+              <w:rPr>
+                <w:noProof/>
+                <w:webHidden/>
+              </w:rPr>
+              <w:fldChar w:fldCharType="end"/>
+            </w:r>
+          </w:hyperlink>
+        </w:p>
+        <w:p>
+          <w:pPr>
+            <w:pStyle w:val="TOC3"/>
+            <w:tabs>
+              <w:tab w:val="right" w:leader="dot" w:pos="10530"/>
+            </w:tabs>
+            <w:rPr>
+              <w:rFonts w:asciiTheme="minorHAnsi" w:hAnsiTheme="minorHAnsi"/>
+              <w:noProof/>
+              <w:kern w:val="2"/>
+              <w:sz w:val="24"/>
+              <w:szCs w:val="24"/>
+              <w:lang w:val="el-GR" w:eastAsia="el-GR" w:bidi="he-IL"/>
+              <w14:ligatures w14:val="standardContextual"/>
+            </w:rPr>
+          </w:pPr>
+          <w:hyperlink w:anchor="_Toc229084333" w:history="1">
+            <w:r>
+              <w:rPr>
+                <w:rStyle w:val="Hyperlink"/>
+                <w:rFonts w:ascii="Courier New" w:hAnsi="Courier New"/>
+                <w:noProof/>
+                <w:shd w:val="clear" w:color="auto" w:fill="EDEDED"/>
+              </w:rPr>
+              <w:t>install-ubuntu.ps1</w:t>
+            </w:r>
+            <w:r>
+              <w:rPr>
+                <w:noProof/>
+                <w:webHidden/>
+              </w:rPr>
+              <w:tab/>
+            </w:r>
+            <w:r>
+              <w:rPr>
+                <w:noProof/>
+                <w:webHidden/>
+              </w:rPr>
+              <w:fldChar w:fldCharType="begin"/>
+            </w:r>
+            <w:r>
+              <w:rPr>
+                <w:noProof/>
+                <w:webHidden/>
+              </w:rPr>
+              <w:instrText xml:space="preserve"> PAGEREF _Toc229084333 \h </w:instrText>
+            </w:r>
+            <w:r>
+              <w:rPr>
+                <w:noProof/>
+                <w:webHidden/>
+              </w:rPr>
+            </w:r>
+            <w:r>
+              <w:rPr>
+                <w:noProof/>
+                <w:webHidden/>
+              </w:rPr>
+              <w:fldChar w:fldCharType="separate"/>
+            </w:r>
+            <w:r>
+              <w:rPr>
+                <w:noProof/>
+                <w:webHidden/>
+              </w:rPr>
+              <w:t>11</w:t>
+            </w:r>
+            <w:r>
+              <w:rPr>
+                <w:noProof/>
+                <w:webHidden/>
+              </w:rPr>
+              <w:fldChar w:fldCharType="end"/>
+            </w:r>
+          </w:hyperlink>
+        </w:p>
+        <w:p>
+          <w:pPr>
+            <w:pStyle w:val="TOC3"/>
+            <w:tabs>
+              <w:tab w:val="right" w:leader="dot" w:pos="10530"/>
+            </w:tabs>
+            <w:rPr>
+              <w:rFonts w:asciiTheme="minorHAnsi" w:hAnsiTheme="minorHAnsi"/>
+              <w:noProof/>
+              <w:kern w:val="2"/>
+              <w:sz w:val="24"/>
+              <w:szCs w:val="24"/>
+              <w:lang w:val="el-GR" w:eastAsia="el-GR" w:bidi="he-IL"/>
+              <w14:ligatures w14:val="standardContextual"/>
+            </w:rPr>
+          </w:pPr>
+          <w:hyperlink w:anchor="_Toc229084334" w:history="1">
+            <w:r>
+              <w:rPr>
+                <w:rStyle w:val="Hyperlink"/>
+                <w:rFonts w:ascii="Courier New" w:hAnsi="Courier New"/>
+                <w:noProof/>
+                <w:shd w:val="clear" w:color="auto" w:fill="EDEDED"/>
+              </w:rPr>
+              <w:t>ubuntu-first-update.sh</w:t>
+            </w:r>
+            <w:r>
+              <w:rPr>
+                <w:noProof/>
+                <w:webHidden/>
+              </w:rPr>
+              <w:tab/>
+            </w:r>
+            <w:r>
+              <w:rPr>
+                <w:noProof/>
+                <w:webHidden/>
+              </w:rPr>
+              <w:fldChar w:fldCharType="begin"/>
+            </w:r>
+            <w:r>
+              <w:rPr>
+                <w:noProof/>
+                <w:webHidden/>
+              </w:rPr>
+              <w:instrText xml:space="preserve"> PAGEREF _Toc229084334 \h </w:instrText>
+            </w:r>
+            <w:r>
+              <w:rPr>
+                <w:noProof/>
+                <w:webHidden/>
+              </w:rPr>
+            </w:r>
+            <w:r>
+              <w:rPr>
+                <w:noProof/>
+                <w:webHidden/>
+              </w:rPr>
+              <w:fldChar w:fldCharType="separate"/>
+            </w:r>
+            <w:r>
+              <w:rPr>
+                <w:noProof/>
+                <w:webHidden/>
+              </w:rPr>
+              <w:t>11</w:t>
+            </w:r>
+            <w:r>
+              <w:rPr>
+                <w:noProof/>
+                <w:webHidden/>
+              </w:rPr>
+              <w:fldChar w:fldCharType="end"/>
+            </w:r>
+          </w:hyperlink>
+        </w:p>
+        <w:p>
+          <w:pPr>
+            <w:pStyle w:val="TOC3"/>
+            <w:tabs>
+              <w:tab w:val="right" w:leader="dot" w:pos="10530"/>
+            </w:tabs>
+            <w:rPr>
+              <w:rFonts w:asciiTheme="minorHAnsi" w:hAnsiTheme="minorHAnsi"/>
+              <w:noProof/>
+              <w:kern w:val="2"/>
+              <w:sz w:val="24"/>
+              <w:szCs w:val="24"/>
+              <w:lang w:val="el-GR" w:eastAsia="el-GR" w:bidi="he-IL"/>
+              <w14:ligatures w14:val="standardContextual"/>
+            </w:rPr>
+          </w:pPr>
+          <w:hyperlink w:anchor="_Toc229084335" w:history="1">
+            <w:r>
+              <w:rPr>
+                <w:rStyle w:val="Hyperlink"/>
+                <w:rFonts w:ascii="Courier New" w:hAnsi="Courier New"/>
+                <w:noProof/>
+                <w:shd w:val="clear" w:color="auto" w:fill="EDEDED"/>
+              </w:rPr>
+              <w:t>check-wsl.ps1</w:t>
+            </w:r>
+            <w:r>
+              <w:rPr>
+                <w:noProof/>
+                <w:webHidden/>
+              </w:rPr>
+              <w:tab/>
+            </w:r>
+            <w:r>
+              <w:rPr>
+                <w:noProof/>
+                <w:webHidden/>
+              </w:rPr>
+              <w:fldChar w:fldCharType="begin"/>
+            </w:r>
+            <w:r>
+              <w:rPr>
+                <w:noProof/>
+                <w:webHidden/>
+              </w:rPr>
+              <w:instrText xml:space="preserve"> PAGEREF _Toc229084335 \h </w:instrText>
+            </w:r>
+            <w:r>
+              <w:rPr>
+                <w:noProof/>
+                <w:webHidden/>
+              </w:rPr>
+            </w:r>
+            <w:r>
+              <w:rPr>
+                <w:noProof/>
+                <w:webHidden/>
+              </w:rPr>
+              <w:fldChar w:fldCharType="separate"/>
+            </w:r>
+            <w:r>
+              <w:rPr>
+                <w:noProof/>
+                <w:webHidden/>
+              </w:rPr>
+              <w:t>11</w:t>
             </w:r>
             <w:r>
               <w:rPr>
@@ -285,15 +1785,13 @@
               <w14:ligatures w14:val="standardContextual"/>
             </w:rPr>
           </w:pPr>
-          <w:hyperlink w:anchor="_Toc229083848" w:history="1">
+          <w:hyperlink w:anchor="_Toc229084336" w:history="1">
             <w:r>
               <w:rPr>
                 <w:rStyle w:val="Hyperlink"/>
-                <w:rFonts w:ascii="Courier New" w:hAnsi="Courier New"/>
-                <w:noProof/>
-                <w:shd w:val="clear" w:color="auto" w:fill="EDEDED"/>
-              </w:rPr>
-              <w:t>install-ubuntu.ps1</w:t>
+                <w:noProof/>
+              </w:rPr>
+              <w:t>Execution</w:t>
             </w:r>
             <w:r>
               <w:rPr>
@@ -314,7 +1812,7 @@
                 <w:noProof/>
                 <w:webHidden/>
               </w:rPr>
-              <w:instrText xml:space="preserve"> PAGEREF _Toc229083848 \h </w:instrText>
+              <w:instrText xml:space="preserve"> PAGEREF _Toc229084336 \h </w:instrText>
             </w:r>
             <w:r>
               <w:rPr>
@@ -334,7 +1832,7 @@
                 <w:noProof/>
                 <w:webHidden/>
               </w:rPr>
-              <w:t>4</w:t>
+              <w:t>11</w:t>
             </w:r>
             <w:r>
               <w:rPr>
@@ -361,15 +1859,13 @@
               <w14:ligatures w14:val="standardContextual"/>
             </w:rPr>
           </w:pPr>
-          <w:hyperlink w:anchor="_Toc229083849" w:history="1">
+          <w:hyperlink w:anchor="_Toc229084337" w:history="1">
             <w:r>
               <w:rPr>
                 <w:rStyle w:val="Hyperlink"/>
-                <w:rFonts w:ascii="Courier New" w:hAnsi="Courier New"/>
-                <w:noProof/>
-                <w:shd w:val="clear" w:color="auto" w:fill="EDEDED"/>
-              </w:rPr>
-              <w:t>ubuntu-first-update.sh</w:t>
+                <w:noProof/>
+              </w:rPr>
+              <w:t>Completion criteria</w:t>
             </w:r>
             <w:r>
               <w:rPr>
@@ -390,7 +1886,7 @@
                 <w:noProof/>
                 <w:webHidden/>
               </w:rPr>
-              <w:instrText xml:space="preserve"> PAGEREF _Toc229083849 \h </w:instrText>
+              <w:instrText xml:space="preserve"> PAGEREF _Toc229084337 \h </w:instrText>
             </w:r>
             <w:r>
               <w:rPr>
@@ -410,7 +1906,81 @@
                 <w:noProof/>
                 <w:webHidden/>
               </w:rPr>
-              <w:t>5</w:t>
+              <w:t>12</w:t>
+            </w:r>
+            <w:r>
+              <w:rPr>
+                <w:noProof/>
+                <w:webHidden/>
+              </w:rPr>
+              <w:fldChar w:fldCharType="end"/>
+            </w:r>
+          </w:hyperlink>
+        </w:p>
+        <w:p>
+          <w:pPr>
+            <w:pStyle w:val="TOC1"/>
+            <w:tabs>
+              <w:tab w:val="right" w:leader="dot" w:pos="10530"/>
+            </w:tabs>
+            <w:rPr>
+              <w:rFonts w:asciiTheme="minorHAnsi" w:hAnsiTheme="minorHAnsi"/>
+              <w:noProof/>
+              <w:kern w:val="2"/>
+              <w:sz w:val="24"/>
+              <w:szCs w:val="24"/>
+              <w:lang w:val="el-GR" w:eastAsia="el-GR" w:bidi="he-IL"/>
+              <w14:ligatures w14:val="standardContextual"/>
+            </w:rPr>
+          </w:pPr>
+          <w:hyperlink w:anchor="_Toc229084338" w:history="1">
+            <w:r>
+              <w:rPr>
+                <w:rStyle w:val="Hyperlink"/>
+                <w:noProof/>
+              </w:rPr>
+              <w:t>Docker Desktop with WSL integration</w:t>
+            </w:r>
+            <w:r>
+              <w:rPr>
+                <w:noProof/>
+                <w:webHidden/>
+              </w:rPr>
+              <w:tab/>
+            </w:r>
+            <w:r>
+              <w:rPr>
+                <w:noProof/>
+                <w:webHidden/>
+              </w:rPr>
+              <w:fldChar w:fldCharType="begin"/>
+            </w:r>
+            <w:r>
+              <w:rPr>
+                <w:noProof/>
+                <w:webHidden/>
+              </w:rPr>
+              <w:instrText xml:space="preserve"> PAGEREF _Toc229084338 \h </w:instrText>
+            </w:r>
+            <w:r>
+              <w:rPr>
+                <w:noProof/>
+                <w:webHidden/>
+              </w:rPr>
+            </w:r>
+            <w:r>
+              <w:rPr>
+                <w:noProof/>
+                <w:webHidden/>
+              </w:rPr>
+              <w:fldChar w:fldCharType="separate"/>
+            </w:r>
+            <w:r>
+              <w:rPr>
+                <w:noProof/>
+                <w:webHidden/>
+              </w:rPr>
+              <w:t>12</w:t>
             </w:r>
             <w:r>
               <w:rPr>
@@ -437,7 +2007,81 @@
               <w14:ligatures w14:val="standardContextual"/>
             </w:rPr>
           </w:pPr>
-          <w:hyperlink w:anchor="_Toc229083850" w:history="1">
+          <w:hyperlink w:anchor="_Toc229084339" w:history="1">
+            <w:r>
+              <w:rPr>
+                <w:rStyle w:val="Hyperlink"/>
+                <w:noProof/>
+              </w:rPr>
+              <w:t>Files</w:t>
+            </w:r>
+            <w:r>
+              <w:rPr>
+                <w:noProof/>
+                <w:webHidden/>
+              </w:rPr>
+              <w:tab/>
+            </w:r>
+            <w:r>
+              <w:rPr>
+                <w:noProof/>
+                <w:webHidden/>
+              </w:rPr>
+              <w:fldChar w:fldCharType="begin"/>
+            </w:r>
+            <w:r>
+              <w:rPr>
+                <w:noProof/>
+                <w:webHidden/>
+              </w:rPr>
+              <w:instrText xml:space="preserve"> PAGEREF _Toc229084339 \h </w:instrText>
+            </w:r>
+            <w:r>
+              <w:rPr>
+                <w:noProof/>
+                <w:webHidden/>
+              </w:rPr>
+            </w:r>
+            <w:r>
+              <w:rPr>
+                <w:noProof/>
+                <w:webHidden/>
+              </w:rPr>
+              <w:fldChar w:fldCharType="separate"/>
+            </w:r>
+            <w:r>
+              <w:rPr>
+                <w:noProof/>
+                <w:webHidden/>
+              </w:rPr>
+              <w:t>12</w:t>
+            </w:r>
+            <w:r>
+              <w:rPr>
+                <w:noProof/>
+                <w:webHidden/>
+              </w:rPr>
+              <w:fldChar w:fldCharType="end"/>
+            </w:r>
+          </w:hyperlink>
+        </w:p>
+        <w:p>
+          <w:pPr>
+            <w:pStyle w:val="TOC3"/>
+            <w:tabs>
+              <w:tab w:val="right" w:leader="dot" w:pos="10530"/>
+            </w:tabs>
+            <w:rPr>
+              <w:rFonts w:asciiTheme="minorHAnsi" w:hAnsiTheme="minorHAnsi"/>
+              <w:noProof/>
+              <w:kern w:val="2"/>
+              <w:sz w:val="24"/>
+              <w:szCs w:val="24"/>
+              <w:lang w:val="el-GR" w:eastAsia="el-GR" w:bidi="he-IL"/>
+              <w14:ligatures w14:val="standardContextual"/>
+            </w:rPr>
+          </w:pPr>
+          <w:hyperlink w:anchor="_Toc229084340" w:history="1">
             <w:r>
               <w:rPr>
                 <w:rStyle w:val="Hyperlink"/>
@@ -445,7 +2089,7 @@
                 <w:noProof/>
                 <w:shd w:val="clear" w:color="auto" w:fill="EDEDED"/>
               </w:rPr>
-              <w:t>check-wsl.ps1</w:t>
+              <w:t>verify-docker-desktop.sh</w:t>
             </w:r>
             <w:r>
               <w:rPr>
@@ -466,7 +2110,7 @@
                 <w:noProof/>
                 <w:webHidden/>
               </w:rPr>
-              <w:instrText xml:space="preserve"> PAGEREF _Toc229083850 \h </w:instrText>
+              <w:instrText xml:space="preserve"> PAGEREF _Toc229084340 \h </w:instrText>
             </w:r>
             <w:r>
               <w:rPr>
@@ -486,7 +2130,155 @@
                 <w:noProof/>
                 <w:webHidden/>
               </w:rPr>
-              <w:t>5</w:t>
+              <w:t>12</w:t>
+            </w:r>
+            <w:r>
+              <w:rPr>
+                <w:noProof/>
+                <w:webHidden/>
+              </w:rPr>
+              <w:fldChar w:fldCharType="end"/>
+            </w:r>
+          </w:hyperlink>
+        </w:p>
+        <w:p>
+          <w:pPr>
+            <w:pStyle w:val="TOC2"/>
+            <w:tabs>
+              <w:tab w:val="right" w:leader="dot" w:pos="10530"/>
+            </w:tabs>
+            <w:rPr>
+              <w:rFonts w:asciiTheme="minorHAnsi" w:hAnsiTheme="minorHAnsi"/>
+              <w:noProof/>
+              <w:kern w:val="2"/>
+              <w:sz w:val="24"/>
+              <w:szCs w:val="24"/>
+              <w:lang w:val="el-GR" w:eastAsia="el-GR" w:bidi="he-IL"/>
+              <w14:ligatures w14:val="standardContextual"/>
+            </w:rPr>
+          </w:pPr>
+          <w:hyperlink w:anchor="_Toc229084341" w:history="1">
+            <w:r>
+              <w:rPr>
+                <w:rStyle w:val="Hyperlink"/>
+                <w:noProof/>
+              </w:rPr>
+              <w:t>Execution</w:t>
+            </w:r>
+            <w:r>
+              <w:rPr>
+                <w:noProof/>
+                <w:webHidden/>
+              </w:rPr>
+              <w:tab/>
+            </w:r>
+            <w:r>
+              <w:rPr>
+                <w:noProof/>
+                <w:webHidden/>
+              </w:rPr>
+              <w:fldChar w:fldCharType="begin"/>
+            </w:r>
+            <w:r>
+              <w:rPr>
+                <w:noProof/>
+                <w:webHidden/>
+              </w:rPr>
+              <w:instrText xml:space="preserve"> PAGEREF _Toc229084341 \h </w:instrText>
+            </w:r>
+            <w:r>
+              <w:rPr>
+                <w:noProof/>
+                <w:webHidden/>
+              </w:rPr>
+            </w:r>
+            <w:r>
+              <w:rPr>
+                <w:noProof/>
+                <w:webHidden/>
+              </w:rPr>
+              <w:fldChar w:fldCharType="separate"/>
+            </w:r>
+            <w:r>
+              <w:rPr>
+                <w:noProof/>
+                <w:webHidden/>
+              </w:rPr>
+              <w:t>12</w:t>
+            </w:r>
+            <w:r>
+              <w:rPr>
+                <w:noProof/>
+                <w:webHidden/>
+              </w:rPr>
+              <w:fldChar w:fldCharType="end"/>
+            </w:r>
+          </w:hyperlink>
+        </w:p>
+        <w:p>
+          <w:pPr>
+            <w:pStyle w:val="TOC2"/>
+            <w:tabs>
+              <w:tab w:val="right" w:leader="dot" w:pos="10530"/>
+            </w:tabs>
+            <w:rPr>
+              <w:rFonts w:asciiTheme="minorHAnsi" w:hAnsiTheme="minorHAnsi"/>
+              <w:noProof/>
+              <w:kern w:val="2"/>
+              <w:sz w:val="24"/>
+              <w:szCs w:val="24"/>
+              <w:lang w:val="el-GR" w:eastAsia="el-GR" w:bidi="he-IL"/>
+              <w14:ligatures w14:val="standardContextual"/>
+            </w:rPr>
+          </w:pPr>
+          <w:hyperlink w:anchor="_Toc229084342" w:history="1">
+            <w:r>
+              <w:rPr>
+                <w:rStyle w:val="Hyperlink"/>
+                <w:noProof/>
+              </w:rPr>
+              <w:t>Completion criteria</w:t>
+            </w:r>
+            <w:r>
+              <w:rPr>
+                <w:noProof/>
+                <w:webHidden/>
+              </w:rPr>
+              <w:tab/>
+            </w:r>
+            <w:r>
+              <w:rPr>
+                <w:noProof/>
+                <w:webHidden/>
+              </w:rPr>
+              <w:fldChar w:fldCharType="begin"/>
+            </w:r>
+            <w:r>
+              <w:rPr>
+                <w:noProof/>
+                <w:webHidden/>
+              </w:rPr>
+              <w:instrText xml:space="preserve"> PAGEREF _Toc229084342 \h </w:instrText>
+            </w:r>
+            <w:r>
+              <w:rPr>
+                <w:noProof/>
+                <w:webHidden/>
+              </w:rPr>
+            </w:r>
+            <w:r>
+              <w:rPr>
+                <w:noProof/>
+                <w:webHidden/>
+              </w:rPr>
+              <w:fldChar w:fldCharType="separate"/>
+            </w:r>
+            <w:r>
+              <w:rPr>
+                <w:noProof/>
+                <w:webHidden/>
+              </w:rPr>
+              <w:t>12</w:t>
             </w:r>
             <w:r>
               <w:rPr>
@@ -513,13 +2305,13 @@
               <w14:ligatures w14:val="standardContextual"/>
             </w:rPr>
           </w:pPr>
-          <w:hyperlink w:anchor="_Toc229083851" w:history="1">
+          <w:hyperlink w:anchor="_Toc229084343" w:history="1">
             <w:r>
               <w:rPr>
                 <w:rStyle w:val="Hyperlink"/>
                 <w:noProof/>
               </w:rPr>
-              <w:t>02. Docker Desktop with WSL integration</w:t>
+              <w:t>Native Docker Engine inside WSL</w:t>
             </w:r>
             <w:r>
               <w:rPr>
@@ -540,7 +2332,7 @@
                 <w:noProof/>
                 <w:webHidden/>
               </w:rPr>
-              <w:instrText xml:space="preserve"> PAGEREF _Toc229083851 \h </w:instrText>
+              <w:instrText xml:space="preserve"> PAGEREF _Toc229084343 \h </w:instrText>
             </w:r>
             <w:r>
               <w:rPr>
@@ -560,7 +2352,7 @@
                 <w:noProof/>
                 <w:webHidden/>
               </w:rPr>
-              <w:t>6</w:t>
+              <w:t>12</w:t>
             </w:r>
             <w:r>
               <w:rPr>
@@ -587,7 +2379,81 @@
               <w14:ligatures w14:val="standardContextual"/>
             </w:rPr>
           </w:pPr>
-          <w:hyperlink w:anchor="_Toc229083852" w:history="1">
+          <w:hyperlink w:anchor="_Toc229084344" w:history="1">
+            <w:r>
+              <w:rPr>
+                <w:rStyle w:val="Hyperlink"/>
+                <w:noProof/>
+              </w:rPr>
+              <w:t>Files</w:t>
+            </w:r>
+            <w:r>
+              <w:rPr>
+                <w:noProof/>
+                <w:webHidden/>
+              </w:rPr>
+              <w:tab/>
+            </w:r>
+            <w:r>
+              <w:rPr>
+                <w:noProof/>
+                <w:webHidden/>
+              </w:rPr>
+              <w:fldChar w:fldCharType="begin"/>
+            </w:r>
+            <w:r>
+              <w:rPr>
+                <w:noProof/>
+                <w:webHidden/>
+              </w:rPr>
+              <w:instrText xml:space="preserve"> PAGEREF _Toc229084344 \h </w:instrText>
+            </w:r>
+            <w:r>
+              <w:rPr>
+                <w:noProof/>
+                <w:webHidden/>
+              </w:rPr>
+            </w:r>
+            <w:r>
+              <w:rPr>
+                <w:noProof/>
+                <w:webHidden/>
+              </w:rPr>
+              <w:fldChar w:fldCharType="separate"/>
+            </w:r>
+            <w:r>
+              <w:rPr>
+                <w:noProof/>
+                <w:webHidden/>
+              </w:rPr>
+              <w:t>13</w:t>
+            </w:r>
+            <w:r>
+              <w:rPr>
+                <w:noProof/>
+                <w:webHidden/>
+              </w:rPr>
+              <w:fldChar w:fldCharType="end"/>
+            </w:r>
+          </w:hyperlink>
+        </w:p>
+        <w:p>
+          <w:pPr>
+            <w:pStyle w:val="TOC3"/>
+            <w:tabs>
+              <w:tab w:val="right" w:leader="dot" w:pos="10530"/>
+            </w:tabs>
+            <w:rPr>
+              <w:rFonts w:asciiTheme="minorHAnsi" w:hAnsiTheme="minorHAnsi"/>
+              <w:noProof/>
+              <w:kern w:val="2"/>
+              <w:sz w:val="24"/>
+              <w:szCs w:val="24"/>
+              <w:lang w:val="el-GR" w:eastAsia="el-GR" w:bidi="he-IL"/>
+              <w14:ligatures w14:val="standardContextual"/>
+            </w:rPr>
+          </w:pPr>
+          <w:hyperlink w:anchor="_Toc229084345" w:history="1">
             <w:r>
               <w:rPr>
                 <w:rStyle w:val="Hyperlink"/>
@@ -595,7 +2461,7 @@
                 <w:noProof/>
                 <w:shd w:val="clear" w:color="auto" w:fill="EDEDED"/>
               </w:rPr>
-              <w:t>verify-docker-desktop.sh</w:t>
+              <w:t>wsl.conf.example</w:t>
             </w:r>
             <w:r>
               <w:rPr>
@@ -616,7 +2482,7 @@
                 <w:noProof/>
                 <w:webHidden/>
               </w:rPr>
-              <w:instrText xml:space="preserve"> PAGEREF _Toc229083852 \h </w:instrText>
+              <w:instrText xml:space="preserve"> PAGEREF _Toc229084345 \h </w:instrText>
             </w:r>
             <w:r>
               <w:rPr>
@@ -636,7 +2502,383 @@
                 <w:noProof/>
                 <w:webHidden/>
               </w:rPr>
-              <w:t>8</w:t>
+              <w:t>13</w:t>
+            </w:r>
+            <w:r>
+              <w:rPr>
+                <w:noProof/>
+                <w:webHidden/>
+              </w:rPr>
+              <w:fldChar w:fldCharType="end"/>
+            </w:r>
+          </w:hyperlink>
+        </w:p>
+        <w:p>
+          <w:pPr>
+            <w:pStyle w:val="TOC3"/>
+            <w:tabs>
+              <w:tab w:val="right" w:leader="dot" w:pos="10530"/>
+            </w:tabs>
+            <w:rPr>
+              <w:rFonts w:asciiTheme="minorHAnsi" w:hAnsiTheme="minorHAnsi"/>
+              <w:noProof/>
+              <w:kern w:val="2"/>
+              <w:sz w:val="24"/>
+              <w:szCs w:val="24"/>
+              <w:lang w:val="el-GR" w:eastAsia="el-GR" w:bidi="he-IL"/>
+              <w14:ligatures w14:val="standardContextual"/>
+            </w:rPr>
+          </w:pPr>
+          <w:hyperlink w:anchor="_Toc229084346" w:history="1">
+            <w:r>
+              <w:rPr>
+                <w:rStyle w:val="Hyperlink"/>
+                <w:rFonts w:ascii="Courier New" w:hAnsi="Courier New"/>
+                <w:noProof/>
+                <w:shd w:val="clear" w:color="auto" w:fill="EDEDED"/>
+              </w:rPr>
+              <w:t>restart-wsl.ps1</w:t>
+            </w:r>
+            <w:r>
+              <w:rPr>
+                <w:noProof/>
+                <w:webHidden/>
+              </w:rPr>
+              <w:tab/>
+            </w:r>
+            <w:r>
+              <w:rPr>
+                <w:noProof/>
+                <w:webHidden/>
+              </w:rPr>
+              <w:fldChar w:fldCharType="begin"/>
+            </w:r>
+            <w:r>
+              <w:rPr>
+                <w:noProof/>
+                <w:webHidden/>
+              </w:rPr>
+              <w:instrText xml:space="preserve"> PAGEREF _Toc229084346 \h </w:instrText>
+            </w:r>
+            <w:r>
+              <w:rPr>
+                <w:noProof/>
+                <w:webHidden/>
+              </w:rPr>
+            </w:r>
+            <w:r>
+              <w:rPr>
+                <w:noProof/>
+                <w:webHidden/>
+              </w:rPr>
+              <w:fldChar w:fldCharType="separate"/>
+            </w:r>
+            <w:r>
+              <w:rPr>
+                <w:noProof/>
+                <w:webHidden/>
+              </w:rPr>
+              <w:t>13</w:t>
+            </w:r>
+            <w:r>
+              <w:rPr>
+                <w:noProof/>
+                <w:webHidden/>
+              </w:rPr>
+              <w:fldChar w:fldCharType="end"/>
+            </w:r>
+          </w:hyperlink>
+        </w:p>
+        <w:p>
+          <w:pPr>
+            <w:pStyle w:val="TOC3"/>
+            <w:tabs>
+              <w:tab w:val="right" w:leader="dot" w:pos="10530"/>
+            </w:tabs>
+            <w:rPr>
+              <w:rFonts w:asciiTheme="minorHAnsi" w:hAnsiTheme="minorHAnsi"/>
+              <w:noProof/>
+              <w:kern w:val="2"/>
+              <w:sz w:val="24"/>
+              <w:szCs w:val="24"/>
+              <w:lang w:val="el-GR" w:eastAsia="el-GR" w:bidi="he-IL"/>
+              <w14:ligatures w14:val="standardContextual"/>
+            </w:rPr>
+          </w:pPr>
+          <w:hyperlink w:anchor="_Toc229084347" w:history="1">
+            <w:r>
+              <w:rPr>
+                <w:rStyle w:val="Hyperlink"/>
+                <w:rFonts w:ascii="Courier New" w:hAnsi="Courier New"/>
+                <w:noProof/>
+                <w:shd w:val="clear" w:color="auto" w:fill="EDEDED"/>
+              </w:rPr>
+              <w:t>install-docker-engine.sh</w:t>
+            </w:r>
+            <w:r>
+              <w:rPr>
+                <w:noProof/>
+                <w:webHidden/>
+              </w:rPr>
+              <w:tab/>
+            </w:r>
+            <w:r>
+              <w:rPr>
+                <w:noProof/>
+                <w:webHidden/>
+              </w:rPr>
+              <w:fldChar w:fldCharType="begin"/>
+            </w:r>
+            <w:r>
+              <w:rPr>
+                <w:noProof/>
+                <w:webHidden/>
+              </w:rPr>
+              <w:instrText xml:space="preserve"> PAGEREF _Toc229084347 \h </w:instrText>
+            </w:r>
+            <w:r>
+              <w:rPr>
+                <w:noProof/>
+                <w:webHidden/>
+              </w:rPr>
+            </w:r>
+            <w:r>
+              <w:rPr>
+                <w:noProof/>
+                <w:webHidden/>
+              </w:rPr>
+              <w:fldChar w:fldCharType="separate"/>
+            </w:r>
+            <w:r>
+              <w:rPr>
+                <w:noProof/>
+                <w:webHidden/>
+              </w:rPr>
+              <w:t>13</w:t>
+            </w:r>
+            <w:r>
+              <w:rPr>
+                <w:noProof/>
+                <w:webHidden/>
+              </w:rPr>
+              <w:fldChar w:fldCharType="end"/>
+            </w:r>
+          </w:hyperlink>
+        </w:p>
+        <w:p>
+          <w:pPr>
+            <w:pStyle w:val="TOC3"/>
+            <w:tabs>
+              <w:tab w:val="right" w:leader="dot" w:pos="10530"/>
+            </w:tabs>
+            <w:rPr>
+              <w:rFonts w:asciiTheme="minorHAnsi" w:hAnsiTheme="minorHAnsi"/>
+              <w:noProof/>
+              <w:kern w:val="2"/>
+              <w:sz w:val="24"/>
+              <w:szCs w:val="24"/>
+              <w:lang w:val="el-GR" w:eastAsia="el-GR" w:bidi="he-IL"/>
+              <w14:ligatures w14:val="standardContextual"/>
+            </w:rPr>
+          </w:pPr>
+          <w:hyperlink w:anchor="_Toc229084348" w:history="1">
+            <w:r>
+              <w:rPr>
+                <w:rStyle w:val="Hyperlink"/>
+                <w:rFonts w:ascii="Courier New" w:hAnsi="Courier New"/>
+                <w:noProof/>
+                <w:shd w:val="clear" w:color="auto" w:fill="EDEDED"/>
+              </w:rPr>
+              <w:t>verify-docker.sh</w:t>
+            </w:r>
+            <w:r>
+              <w:rPr>
+                <w:noProof/>
+                <w:webHidden/>
+              </w:rPr>
+              <w:tab/>
+            </w:r>
+            <w:r>
+              <w:rPr>
+                <w:noProof/>
+                <w:webHidden/>
+              </w:rPr>
+              <w:fldChar w:fldCharType="begin"/>
+            </w:r>
+            <w:r>
+              <w:rPr>
+                <w:noProof/>
+                <w:webHidden/>
+              </w:rPr>
+              <w:instrText xml:space="preserve"> PAGEREF _Toc229084348 \h </w:instrText>
+            </w:r>
+            <w:r>
+              <w:rPr>
+                <w:noProof/>
+                <w:webHidden/>
+              </w:rPr>
+            </w:r>
+            <w:r>
+              <w:rPr>
+                <w:noProof/>
+                <w:webHidden/>
+              </w:rPr>
+              <w:fldChar w:fldCharType="separate"/>
+            </w:r>
+            <w:r>
+              <w:rPr>
+                <w:noProof/>
+                <w:webHidden/>
+              </w:rPr>
+              <w:t>13</w:t>
+            </w:r>
+            <w:r>
+              <w:rPr>
+                <w:noProof/>
+                <w:webHidden/>
+              </w:rPr>
+              <w:fldChar w:fldCharType="end"/>
+            </w:r>
+          </w:hyperlink>
+        </w:p>
+        <w:p>
+          <w:pPr>
+            <w:pStyle w:val="TOC2"/>
+            <w:tabs>
+              <w:tab w:val="right" w:leader="dot" w:pos="10530"/>
+            </w:tabs>
+            <w:rPr>
+              <w:rFonts w:asciiTheme="minorHAnsi" w:hAnsiTheme="minorHAnsi"/>
+              <w:noProof/>
+              <w:kern w:val="2"/>
+              <w:sz w:val="24"/>
+              <w:szCs w:val="24"/>
+              <w:lang w:val="el-GR" w:eastAsia="el-GR" w:bidi="he-IL"/>
+              <w14:ligatures w14:val="standardContextual"/>
+            </w:rPr>
+          </w:pPr>
+          <w:hyperlink w:anchor="_Toc229084349" w:history="1">
+            <w:r>
+              <w:rPr>
+                <w:rStyle w:val="Hyperlink"/>
+                <w:noProof/>
+              </w:rPr>
+              <w:t>Execution</w:t>
+            </w:r>
+            <w:r>
+              <w:rPr>
+                <w:noProof/>
+                <w:webHidden/>
+              </w:rPr>
+              <w:tab/>
+            </w:r>
+            <w:r>
+              <w:rPr>
+                <w:noProof/>
+                <w:webHidden/>
+              </w:rPr>
+              <w:fldChar w:fldCharType="begin"/>
+            </w:r>
+            <w:r>
+              <w:rPr>
+                <w:noProof/>
+                <w:webHidden/>
+              </w:rPr>
+              <w:instrText xml:space="preserve"> PAGEREF _Toc229084349 \h </w:instrText>
+            </w:r>
+            <w:r>
+              <w:rPr>
+                <w:noProof/>
+                <w:webHidden/>
+              </w:rPr>
+            </w:r>
+            <w:r>
+              <w:rPr>
+                <w:noProof/>
+                <w:webHidden/>
+              </w:rPr>
+              <w:fldChar w:fldCharType="separate"/>
+            </w:r>
+            <w:r>
+              <w:rPr>
+                <w:noProof/>
+                <w:webHidden/>
+              </w:rPr>
+              <w:t>13</w:t>
+            </w:r>
+            <w:r>
+              <w:rPr>
+                <w:noProof/>
+                <w:webHidden/>
+              </w:rPr>
+              <w:fldChar w:fldCharType="end"/>
+            </w:r>
+          </w:hyperlink>
+        </w:p>
+        <w:p>
+          <w:pPr>
+            <w:pStyle w:val="TOC2"/>
+            <w:tabs>
+              <w:tab w:val="right" w:leader="dot" w:pos="10530"/>
+            </w:tabs>
+            <w:rPr>
+              <w:rFonts w:asciiTheme="minorHAnsi" w:hAnsiTheme="minorHAnsi"/>
+              <w:noProof/>
+              <w:kern w:val="2"/>
+              <w:sz w:val="24"/>
+              <w:szCs w:val="24"/>
+              <w:lang w:val="el-GR" w:eastAsia="el-GR" w:bidi="he-IL"/>
+              <w14:ligatures w14:val="standardContextual"/>
+            </w:rPr>
+          </w:pPr>
+          <w:hyperlink w:anchor="_Toc229084350" w:history="1">
+            <w:r>
+              <w:rPr>
+                <w:rStyle w:val="Hyperlink"/>
+                <w:noProof/>
+              </w:rPr>
+              <w:t>Completion criteria</w:t>
+            </w:r>
+            <w:r>
+              <w:rPr>
+                <w:noProof/>
+                <w:webHidden/>
+              </w:rPr>
+              <w:tab/>
+            </w:r>
+            <w:r>
+              <w:rPr>
+                <w:noProof/>
+                <w:webHidden/>
+              </w:rPr>
+              <w:fldChar w:fldCharType="begin"/>
+            </w:r>
+            <w:r>
+              <w:rPr>
+                <w:noProof/>
+                <w:webHidden/>
+              </w:rPr>
+              <w:instrText xml:space="preserve"> PAGEREF _Toc229084350 \h </w:instrText>
+            </w:r>
+            <w:r>
+              <w:rPr>
+                <w:noProof/>
+                <w:webHidden/>
+              </w:rPr>
+            </w:r>
+            <w:r>
+              <w:rPr>
+                <w:noProof/>
+                <w:webHidden/>
+              </w:rPr>
+              <w:fldChar w:fldCharType="separate"/>
+            </w:r>
+            <w:r>
+              <w:rPr>
+                <w:noProof/>
+                <w:webHidden/>
+              </w:rPr>
+              <w:t>13</w:t>
             </w:r>
             <w:r>
               <w:rPr>
@@ -663,13 +2905,13 @@
               <w14:ligatures w14:val="standardContextual"/>
             </w:rPr>
           </w:pPr>
-          <w:hyperlink w:anchor="_Toc229083853" w:history="1">
+          <w:hyperlink w:anchor="_Toc229084351" w:history="1">
             <w:r>
               <w:rPr>
                 <w:rStyle w:val="Hyperlink"/>
                 <w:noProof/>
               </w:rPr>
-              <w:t>03. Native Docker Engine inside WSL</w:t>
+              <w:t>Final validation and local clone</w:t>
             </w:r>
             <w:r>
               <w:rPr>
@@ -690,7 +2932,7 @@
                 <w:noProof/>
                 <w:webHidden/>
               </w:rPr>
-              <w:instrText xml:space="preserve"> PAGEREF _Toc229083853 \h </w:instrText>
+              <w:instrText xml:space="preserve"> PAGEREF _Toc229084351 \h </w:instrText>
             </w:r>
             <w:r>
               <w:rPr>
@@ -710,7 +2952,7 @@
                 <w:noProof/>
                 <w:webHidden/>
               </w:rPr>
-              <w:t>9</w:t>
+              <w:t>14</w:t>
             </w:r>
             <w:r>
               <w:rPr>
@@ -737,7 +2979,81 @@
               <w14:ligatures w14:val="standardContextual"/>
             </w:rPr>
           </w:pPr>
-          <w:hyperlink w:anchor="_Toc229083854" w:history="1">
+          <w:hyperlink w:anchor="_Toc229084352" w:history="1">
+            <w:r>
+              <w:rPr>
+                <w:rStyle w:val="Hyperlink"/>
+                <w:noProof/>
+              </w:rPr>
+              <w:t>Files</w:t>
+            </w:r>
+            <w:r>
+              <w:rPr>
+                <w:noProof/>
+                <w:webHidden/>
+              </w:rPr>
+              <w:tab/>
+            </w:r>
+            <w:r>
+              <w:rPr>
+                <w:noProof/>
+                <w:webHidden/>
+              </w:rPr>
+              <w:fldChar w:fldCharType="begin"/>
+            </w:r>
+            <w:r>
+              <w:rPr>
+                <w:noProof/>
+                <w:webHidden/>
+              </w:rPr>
+              <w:instrText xml:space="preserve"> PAGEREF _Toc229084352 \h </w:instrText>
+            </w:r>
+            <w:r>
+              <w:rPr>
+                <w:noProof/>
+                <w:webHidden/>
+              </w:rPr>
+            </w:r>
+            <w:r>
+              <w:rPr>
+                <w:noProof/>
+                <w:webHidden/>
+              </w:rPr>
+              <w:fldChar w:fldCharType="separate"/>
+            </w:r>
+            <w:r>
+              <w:rPr>
+                <w:noProof/>
+                <w:webHidden/>
+              </w:rPr>
+              <w:t>14</w:t>
+            </w:r>
+            <w:r>
+              <w:rPr>
+                <w:noProof/>
+                <w:webHidden/>
+              </w:rPr>
+              <w:fldChar w:fldCharType="end"/>
+            </w:r>
+          </w:hyperlink>
+        </w:p>
+        <w:p>
+          <w:pPr>
+            <w:pStyle w:val="TOC3"/>
+            <w:tabs>
+              <w:tab w:val="right" w:leader="dot" w:pos="10530"/>
+            </w:tabs>
+            <w:rPr>
+              <w:rFonts w:asciiTheme="minorHAnsi" w:hAnsiTheme="minorHAnsi"/>
+              <w:noProof/>
+              <w:kern w:val="2"/>
+              <w:sz w:val="24"/>
+              <w:szCs w:val="24"/>
+              <w:lang w:val="el-GR" w:eastAsia="el-GR" w:bidi="he-IL"/>
+              <w14:ligatures w14:val="standardContextual"/>
+            </w:rPr>
+          </w:pPr>
+          <w:hyperlink w:anchor="_Toc229084353" w:history="1">
             <w:r>
               <w:rPr>
                 <w:rStyle w:val="Hyperlink"/>
@@ -745,7 +3061,7 @@
                 <w:noProof/>
                 <w:shd w:val="clear" w:color="auto" w:fill="EDEDED"/>
               </w:rPr>
-              <w:t>wsl.conf.example</w:t>
+              <w:t>clone-cloud-uth.sh</w:t>
             </w:r>
             <w:r>
               <w:rPr>
@@ -766,7 +3082,7 @@
                 <w:noProof/>
                 <w:webHidden/>
               </w:rPr>
-              <w:instrText xml:space="preserve"> PAGEREF _Toc229083854 \h </w:instrText>
+              <w:instrText xml:space="preserve"> PAGEREF _Toc229084353 \h </w:instrText>
             </w:r>
             <w:r>
               <w:rPr>
@@ -786,7 +3102,83 @@
                 <w:noProof/>
                 <w:webHidden/>
               </w:rPr>
-              <w:t>9</w:t>
+              <w:t>14</w:t>
+            </w:r>
+            <w:r>
+              <w:rPr>
+                <w:noProof/>
+                <w:webHidden/>
+              </w:rPr>
+              <w:fldChar w:fldCharType="end"/>
+            </w:r>
+          </w:hyperlink>
+        </w:p>
+        <w:p>
+          <w:pPr>
+            <w:pStyle w:val="TOC3"/>
+            <w:tabs>
+              <w:tab w:val="right" w:leader="dot" w:pos="10530"/>
+            </w:tabs>
+            <w:rPr>
+              <w:rFonts w:asciiTheme="minorHAnsi" w:hAnsiTheme="minorHAnsi"/>
+              <w:noProof/>
+              <w:kern w:val="2"/>
+              <w:sz w:val="24"/>
+              <w:szCs w:val="24"/>
+              <w:lang w:val="el-GR" w:eastAsia="el-GR" w:bidi="he-IL"/>
+              <w14:ligatures w14:val="standardContextual"/>
+            </w:rPr>
+          </w:pPr>
+          <w:hyperlink w:anchor="_Toc229084354" w:history="1">
+            <w:r>
+              <w:rPr>
+                <w:rStyle w:val="Hyperlink"/>
+                <w:rFonts w:ascii="Courier New" w:hAnsi="Courier New"/>
+                <w:noProof/>
+                <w:shd w:val="clear" w:color="auto" w:fill="EDEDED"/>
+              </w:rPr>
+              <w:t>verify-workstation.sh</w:t>
+            </w:r>
+            <w:r>
+              <w:rPr>
+                <w:noProof/>
+                <w:webHidden/>
+              </w:rPr>
+              <w:tab/>
+            </w:r>
+            <w:r>
+              <w:rPr>
+                <w:noProof/>
+                <w:webHidden/>
+              </w:rPr>
+              <w:fldChar w:fldCharType="begin"/>
+            </w:r>
+            <w:r>
+              <w:rPr>
+                <w:noProof/>
+                <w:webHidden/>
+              </w:rPr>
+              <w:instrText xml:space="preserve"> PAGEREF _Toc229084354 \h </w:instrText>
+            </w:r>
+            <w:r>
+              <w:rPr>
+                <w:noProof/>
+                <w:webHidden/>
+              </w:rPr>
+            </w:r>
+            <w:r>
+              <w:rPr>
+                <w:noProof/>
+                <w:webHidden/>
+              </w:rPr>
+              <w:fldChar w:fldCharType="separate"/>
+            </w:r>
+            <w:r>
+              <w:rPr>
+                <w:noProof/>
+                <w:webHidden/>
+              </w:rPr>
+              <w:t>14</w:t>
             </w:r>
             <w:r>
               <w:rPr>
@@ -813,15 +3205,13 @@
               <w14:ligatures w14:val="standardContextual"/>
             </w:rPr>
           </w:pPr>
-          <w:hyperlink w:anchor="_Toc229083855" w:history="1">
+          <w:hyperlink w:anchor="_Toc229084355" w:history="1">
             <w:r>
               <w:rPr>
                 <w:rStyle w:val="Hyperlink"/>
-                <w:rFonts w:ascii="Courier New" w:hAnsi="Courier New"/>
-                <w:noProof/>
-                <w:shd w:val="clear" w:color="auto" w:fill="EDEDED"/>
-              </w:rPr>
-              <w:t>restart-wsl.ps1</w:t>
+                <w:noProof/>
+              </w:rPr>
+              <w:t>Execution</w:t>
             </w:r>
             <w:r>
               <w:rPr>
@@ -842,7 +3232,7 @@
                 <w:noProof/>
                 <w:webHidden/>
               </w:rPr>
-              <w:instrText xml:space="preserve"> PAGEREF _Toc229083855 \h </w:instrText>
+              <w:instrText xml:space="preserve"> PAGEREF _Toc229084355 \h </w:instrText>
             </w:r>
             <w:r>
               <w:rPr>
@@ -862,7 +3252,7 @@
                 <w:noProof/>
                 <w:webHidden/>
               </w:rPr>
-              <w:t>9</w:t>
+              <w:t>14</w:t>
             </w:r>
             <w:r>
               <w:rPr>
@@ -889,15 +3279,13 @@
               <w14:ligatures w14:val="standardContextual"/>
             </w:rPr>
           </w:pPr>
-          <w:hyperlink w:anchor="_Toc229083856" w:history="1">
+          <w:hyperlink w:anchor="_Toc229084356" w:history="1">
             <w:r>
               <w:rPr>
                 <w:rStyle w:val="Hyperlink"/>
-                <w:rFonts w:ascii="Courier New" w:hAnsi="Courier New"/>
-                <w:noProof/>
-                <w:shd w:val="clear" w:color="auto" w:fill="EDEDED"/>
-              </w:rPr>
-              <w:t>install-docker-engine.sh</w:t>
+                <w:noProof/>
+              </w:rPr>
+              <w:t>Completion criteria</w:t>
             </w:r>
             <w:r>
               <w:rPr>
@@ -918,2107 +3306,7 @@
                 <w:noProof/>
                 <w:webHidden/>
               </w:rPr>
-              <w:instrText xml:space="preserve"> PAGEREF _Toc229083856 \h </w:instrText>
-            </w:r>
-            <w:r>
-              <w:rPr>
-                <w:noProof/>
-                <w:webHidden/>
-              </w:rPr>
-            </w:r>
-            <w:r>
-              <w:rPr>
-                <w:noProof/>
-                <w:webHidden/>
-              </w:rPr>
-              <w:fldChar w:fldCharType="separate"/>
-            </w:r>
-            <w:r>
-              <w:rPr>
-                <w:noProof/>
-                <w:webHidden/>
-              </w:rPr>
-              <w:t>9</w:t>
-            </w:r>
-            <w:r>
-              <w:rPr>
-                <w:noProof/>
-                <w:webHidden/>
-              </w:rPr>
-              <w:fldChar w:fldCharType="end"/>
-            </w:r>
-          </w:hyperlink>
-        </w:p>
-        <w:p>
-          <w:pPr>
-            <w:pStyle w:val="TOC2"/>
-            <w:tabs>
-              <w:tab w:val="right" w:leader="dot" w:pos="10530"/>
-            </w:tabs>
-            <w:rPr>
-              <w:rFonts w:asciiTheme="minorHAnsi" w:hAnsiTheme="minorHAnsi"/>
-              <w:noProof/>
-              <w:kern w:val="2"/>
-              <w:sz w:val="24"/>
-              <w:szCs w:val="24"/>
-              <w:lang w:val="el-GR" w:eastAsia="el-GR" w:bidi="he-IL"/>
-              <w14:ligatures w14:val="standardContextual"/>
-            </w:rPr>
-          </w:pPr>
-          <w:hyperlink w:anchor="_Toc229083857" w:history="1">
-            <w:r>
-              <w:rPr>
-                <w:rStyle w:val="Hyperlink"/>
-                <w:rFonts w:ascii="Courier New" w:hAnsi="Courier New"/>
-                <w:noProof/>
-                <w:shd w:val="clear" w:color="auto" w:fill="EDEDED"/>
-              </w:rPr>
-              <w:t>verify-docker.sh</w:t>
-            </w:r>
-            <w:r>
-              <w:rPr>
-                <w:noProof/>
-                <w:webHidden/>
-              </w:rPr>
-              <w:tab/>
-            </w:r>
-            <w:r>
-              <w:rPr>
-                <w:noProof/>
-                <w:webHidden/>
-              </w:rPr>
-              <w:fldChar w:fldCharType="begin"/>
-            </w:r>
-            <w:r>
-              <w:rPr>
-                <w:noProof/>
-                <w:webHidden/>
-              </w:rPr>
-              <w:instrText xml:space="preserve"> PAGEREF _Toc229083857 \h </w:instrText>
-            </w:r>
-            <w:r>
-              <w:rPr>
-                <w:noProof/>
-                <w:webHidden/>
-              </w:rPr>
-            </w:r>
-            <w:r>
-              <w:rPr>
-                <w:noProof/>
-                <w:webHidden/>
-              </w:rPr>
-              <w:fldChar w:fldCharType="separate"/>
-            </w:r>
-            <w:r>
-              <w:rPr>
-                <w:noProof/>
-                <w:webHidden/>
-              </w:rPr>
-              <w:t>10</w:t>
-            </w:r>
-            <w:r>
-              <w:rPr>
-                <w:noProof/>
-                <w:webHidden/>
-              </w:rPr>
-              <w:fldChar w:fldCharType="end"/>
-            </w:r>
-          </w:hyperlink>
-        </w:p>
-        <w:p>
-          <w:pPr>
-            <w:pStyle w:val="TOC1"/>
-            <w:tabs>
-              <w:tab w:val="right" w:leader="dot" w:pos="10530"/>
-            </w:tabs>
-            <w:rPr>
-              <w:rFonts w:asciiTheme="minorHAnsi" w:hAnsiTheme="minorHAnsi"/>
-              <w:noProof/>
-              <w:kern w:val="2"/>
-              <w:sz w:val="24"/>
-              <w:szCs w:val="24"/>
-              <w:lang w:val="el-GR" w:eastAsia="el-GR" w:bidi="he-IL"/>
-              <w14:ligatures w14:val="standardContextual"/>
-            </w:rPr>
-          </w:pPr>
-          <w:hyperlink w:anchor="_Toc229083858" w:history="1">
-            <w:r>
-              <w:rPr>
-                <w:rStyle w:val="Hyperlink"/>
-                <w:noProof/>
-              </w:rPr>
-              <w:t>04. Final validation and local clone</w:t>
-            </w:r>
-            <w:r>
-              <w:rPr>
-                <w:noProof/>
-                <w:webHidden/>
-              </w:rPr>
-              <w:tab/>
-            </w:r>
-            <w:r>
-              <w:rPr>
-                <w:noProof/>
-                <w:webHidden/>
-              </w:rPr>
-              <w:fldChar w:fldCharType="begin"/>
-            </w:r>
-            <w:r>
-              <w:rPr>
-                <w:noProof/>
-                <w:webHidden/>
-              </w:rPr>
-              <w:instrText xml:space="preserve"> PAGEREF _Toc229083858 \h </w:instrText>
-            </w:r>
-            <w:r>
-              <w:rPr>
-                <w:noProof/>
-                <w:webHidden/>
-              </w:rPr>
-            </w:r>
-            <w:r>
-              <w:rPr>
-                <w:noProof/>
-                <w:webHidden/>
-              </w:rPr>
-              <w:fldChar w:fldCharType="separate"/>
-            </w:r>
-            <w:r>
-              <w:rPr>
-                <w:noProof/>
-                <w:webHidden/>
-              </w:rPr>
-              <w:t>10</w:t>
-            </w:r>
-            <w:r>
-              <w:rPr>
-                <w:noProof/>
-                <w:webHidden/>
-              </w:rPr>
-              <w:fldChar w:fldCharType="end"/>
-            </w:r>
-          </w:hyperlink>
-        </w:p>
-        <w:p>
-          <w:pPr>
-            <w:pStyle w:val="TOC2"/>
-            <w:tabs>
-              <w:tab w:val="right" w:leader="dot" w:pos="10530"/>
-            </w:tabs>
-            <w:rPr>
-              <w:rFonts w:asciiTheme="minorHAnsi" w:hAnsiTheme="minorHAnsi"/>
-              <w:noProof/>
-              <w:kern w:val="2"/>
-              <w:sz w:val="24"/>
-              <w:szCs w:val="24"/>
-              <w:lang w:val="el-GR" w:eastAsia="el-GR" w:bidi="he-IL"/>
-              <w14:ligatures w14:val="standardContextual"/>
-            </w:rPr>
-          </w:pPr>
-          <w:hyperlink w:anchor="_Toc229083859" w:history="1">
-            <w:r>
-              <w:rPr>
-                <w:rStyle w:val="Hyperlink"/>
-                <w:rFonts w:ascii="Courier New" w:hAnsi="Courier New"/>
-                <w:noProof/>
-                <w:shd w:val="clear" w:color="auto" w:fill="EDEDED"/>
-              </w:rPr>
-              <w:t>clone-cloud-uth.sh</w:t>
-            </w:r>
-            <w:r>
-              <w:rPr>
-                <w:noProof/>
-                <w:webHidden/>
-              </w:rPr>
-              <w:tab/>
-            </w:r>
-            <w:r>
-              <w:rPr>
-                <w:noProof/>
-                <w:webHidden/>
-              </w:rPr>
-              <w:fldChar w:fldCharType="begin"/>
-            </w:r>
-            <w:r>
-              <w:rPr>
-                <w:noProof/>
-                <w:webHidden/>
-              </w:rPr>
-              <w:instrText xml:space="preserve"> PAGEREF _Toc229083859 \h </w:instrText>
-            </w:r>
-            <w:r>
-              <w:rPr>
-                <w:noProof/>
-                <w:webHidden/>
-              </w:rPr>
-            </w:r>
-            <w:r>
-              <w:rPr>
-                <w:noProof/>
-                <w:webHidden/>
-              </w:rPr>
-              <w:fldChar w:fldCharType="separate"/>
-            </w:r>
-            <w:r>
-              <w:rPr>
-                <w:noProof/>
-                <w:webHidden/>
-              </w:rPr>
-              <w:t>10</w:t>
-            </w:r>
-            <w:r>
-              <w:rPr>
-                <w:noProof/>
-                <w:webHidden/>
-              </w:rPr>
-              <w:fldChar w:fldCharType="end"/>
-            </w:r>
-          </w:hyperlink>
-        </w:p>
-        <w:p>
-          <w:pPr>
-            <w:pStyle w:val="TOC2"/>
-            <w:tabs>
-              <w:tab w:val="right" w:leader="dot" w:pos="10530"/>
-            </w:tabs>
-            <w:rPr>
-              <w:rFonts w:asciiTheme="minorHAnsi" w:hAnsiTheme="minorHAnsi"/>
-              <w:noProof/>
-              <w:kern w:val="2"/>
-              <w:sz w:val="24"/>
-              <w:szCs w:val="24"/>
-              <w:lang w:val="el-GR" w:eastAsia="el-GR" w:bidi="he-IL"/>
-              <w14:ligatures w14:val="standardContextual"/>
-            </w:rPr>
-          </w:pPr>
-          <w:hyperlink w:anchor="_Toc229083860" w:history="1">
-            <w:r>
-              <w:rPr>
-                <w:rStyle w:val="Hyperlink"/>
-                <w:rFonts w:ascii="Courier New" w:hAnsi="Courier New"/>
-                <w:noProof/>
-                <w:shd w:val="clear" w:color="auto" w:fill="EDEDED"/>
-              </w:rPr>
-              <w:t>verify-workstation.sh</w:t>
-            </w:r>
-            <w:r>
-              <w:rPr>
-                <w:noProof/>
-                <w:webHidden/>
-              </w:rPr>
-              <w:tab/>
-            </w:r>
-            <w:r>
-              <w:rPr>
-                <w:noProof/>
-                <w:webHidden/>
-              </w:rPr>
-              <w:fldChar w:fldCharType="begin"/>
-            </w:r>
-            <w:r>
-              <w:rPr>
-                <w:noProof/>
-                <w:webHidden/>
-              </w:rPr>
-              <w:instrText xml:space="preserve"> PAGEREF _Toc229083860 \h </w:instrText>
-            </w:r>
-            <w:r>
-              <w:rPr>
-                <w:noProof/>
-                <w:webHidden/>
-              </w:rPr>
-            </w:r>
-            <w:r>
-              <w:rPr>
-                <w:noProof/>
-                <w:webHidden/>
-              </w:rPr>
-              <w:fldChar w:fldCharType="separate"/>
-            </w:r>
-            <w:r>
-              <w:rPr>
-                <w:noProof/>
-                <w:webHidden/>
-              </w:rPr>
-              <w:t>10</w:t>
-            </w:r>
-            <w:r>
-              <w:rPr>
-                <w:noProof/>
-                <w:webHidden/>
-              </w:rPr>
-              <w:fldChar w:fldCharType="end"/>
-            </w:r>
-          </w:hyperlink>
-        </w:p>
-        <w:p>
-          <w:pPr>
-            <w:pStyle w:val="TOC1"/>
-            <w:tabs>
-              <w:tab w:val="right" w:leader="dot" w:pos="10530"/>
-            </w:tabs>
-            <w:rPr>
-              <w:rFonts w:asciiTheme="minorHAnsi" w:hAnsiTheme="minorHAnsi"/>
-              <w:noProof/>
-              <w:kern w:val="2"/>
-              <w:sz w:val="24"/>
-              <w:szCs w:val="24"/>
-              <w:lang w:val="el-GR" w:eastAsia="el-GR" w:bidi="he-IL"/>
-              <w14:ligatures w14:val="standardContextual"/>
-            </w:rPr>
-          </w:pPr>
-          <w:hyperlink w:anchor="_Toc229083861" w:history="1">
-            <w:r>
-              <w:rPr>
-                <w:rStyle w:val="Hyperlink"/>
-                <w:noProof/>
-              </w:rPr>
-              <w:t>What counts as complete</w:t>
-            </w:r>
-            <w:r>
-              <w:rPr>
-                <w:noProof/>
-                <w:webHidden/>
-              </w:rPr>
-              <w:tab/>
-            </w:r>
-            <w:r>
-              <w:rPr>
-                <w:noProof/>
-                <w:webHidden/>
-              </w:rPr>
-              <w:fldChar w:fldCharType="begin"/>
-            </w:r>
-            <w:r>
-              <w:rPr>
-                <w:noProof/>
-                <w:webHidden/>
-              </w:rPr>
-              <w:instrText xml:space="preserve"> PAGEREF _Toc229083861 \h </w:instrText>
-            </w:r>
-            <w:r>
-              <w:rPr>
-                <w:noProof/>
-                <w:webHidden/>
-              </w:rPr>
-            </w:r>
-            <w:r>
-              <w:rPr>
-                <w:noProof/>
-                <w:webHidden/>
-              </w:rPr>
-              <w:fldChar w:fldCharType="separate"/>
-            </w:r>
-            <w:r>
-              <w:rPr>
-                <w:noProof/>
-                <w:webHidden/>
-              </w:rPr>
-              <w:t>11</w:t>
-            </w:r>
-            <w:r>
-              <w:rPr>
-                <w:noProof/>
-                <w:webHidden/>
-              </w:rPr>
-              <w:fldChar w:fldCharType="end"/>
-            </w:r>
-          </w:hyperlink>
-        </w:p>
-        <w:p>
-          <w:pPr>
-            <w:pStyle w:val="TOC1"/>
-            <w:tabs>
-              <w:tab w:val="right" w:leader="dot" w:pos="10530"/>
-            </w:tabs>
-            <w:rPr>
-              <w:rFonts w:asciiTheme="minorHAnsi" w:hAnsiTheme="minorHAnsi"/>
-              <w:noProof/>
-              <w:kern w:val="2"/>
-              <w:sz w:val="24"/>
-              <w:szCs w:val="24"/>
-              <w:lang w:val="el-GR" w:eastAsia="el-GR" w:bidi="he-IL"/>
-              <w14:ligatures w14:val="standardContextual"/>
-            </w:rPr>
-          </w:pPr>
-          <w:hyperlink w:anchor="_Toc229083862" w:history="1">
-            <w:r>
-              <w:rPr>
-                <w:rStyle w:val="Hyperlink"/>
-                <w:noProof/>
-              </w:rPr>
-              <w:t>Files</w:t>
-            </w:r>
-            <w:r>
-              <w:rPr>
-                <w:noProof/>
-                <w:webHidden/>
-              </w:rPr>
-              <w:tab/>
-            </w:r>
-            <w:r>
-              <w:rPr>
-                <w:noProof/>
-                <w:webHidden/>
-              </w:rPr>
-              <w:fldChar w:fldCharType="begin"/>
-            </w:r>
-            <w:r>
-              <w:rPr>
-                <w:noProof/>
-                <w:webHidden/>
-              </w:rPr>
-              <w:instrText xml:space="preserve"> PAGEREF _Toc229083862 \h </w:instrText>
-            </w:r>
-            <w:r>
-              <w:rPr>
-                <w:noProof/>
-                <w:webHidden/>
-              </w:rPr>
-            </w:r>
-            <w:r>
-              <w:rPr>
-                <w:noProof/>
-                <w:webHidden/>
-              </w:rPr>
-              <w:fldChar w:fldCharType="separate"/>
-            </w:r>
-            <w:r>
-              <w:rPr>
-                <w:noProof/>
-                <w:webHidden/>
-              </w:rPr>
-              <w:t>11</w:t>
-            </w:r>
-            <w:r>
-              <w:rPr>
-                <w:noProof/>
-                <w:webHidden/>
-              </w:rPr>
-              <w:fldChar w:fldCharType="end"/>
-            </w:r>
-          </w:hyperlink>
-        </w:p>
-        <w:p>
-          <w:pPr>
-            <w:pStyle w:val="TOC2"/>
-            <w:tabs>
-              <w:tab w:val="right" w:leader="dot" w:pos="10530"/>
-            </w:tabs>
-            <w:rPr>
-              <w:rFonts w:asciiTheme="minorHAnsi" w:hAnsiTheme="minorHAnsi"/>
-              <w:noProof/>
-              <w:kern w:val="2"/>
-              <w:sz w:val="24"/>
-              <w:szCs w:val="24"/>
-              <w:lang w:val="el-GR" w:eastAsia="el-GR" w:bidi="he-IL"/>
-              <w14:ligatures w14:val="standardContextual"/>
-            </w:rPr>
-          </w:pPr>
-          <w:hyperlink w:anchor="_Toc229083863" w:history="1">
-            <w:r>
-              <w:rPr>
-                <w:rStyle w:val="Hyperlink"/>
-                <w:rFonts w:ascii="Courier New" w:hAnsi="Courier New"/>
-                <w:noProof/>
-                <w:shd w:val="clear" w:color="auto" w:fill="EDEDED"/>
-              </w:rPr>
-              <w:t>enable-wsl.ps1</w:t>
-            </w:r>
-            <w:r>
-              <w:rPr>
-                <w:noProof/>
-                <w:webHidden/>
-              </w:rPr>
-              <w:tab/>
-            </w:r>
-            <w:r>
-              <w:rPr>
-                <w:noProof/>
-                <w:webHidden/>
-              </w:rPr>
-              <w:fldChar w:fldCharType="begin"/>
-            </w:r>
-            <w:r>
-              <w:rPr>
-                <w:noProof/>
-                <w:webHidden/>
-              </w:rPr>
-              <w:instrText xml:space="preserve"> PAGEREF _Toc229083863 \h </w:instrText>
-            </w:r>
-            <w:r>
-              <w:rPr>
-                <w:noProof/>
-                <w:webHidden/>
-              </w:rPr>
-            </w:r>
-            <w:r>
-              <w:rPr>
-                <w:noProof/>
-                <w:webHidden/>
-              </w:rPr>
-              <w:fldChar w:fldCharType="separate"/>
-            </w:r>
-            <w:r>
-              <w:rPr>
-                <w:noProof/>
-                <w:webHidden/>
-              </w:rPr>
-              <w:t>11</w:t>
-            </w:r>
-            <w:r>
-              <w:rPr>
-                <w:noProof/>
-                <w:webHidden/>
-              </w:rPr>
-              <w:fldChar w:fldCharType="end"/>
-            </w:r>
-          </w:hyperlink>
-        </w:p>
-        <w:p>
-          <w:pPr>
-            <w:pStyle w:val="TOC2"/>
-            <w:tabs>
-              <w:tab w:val="right" w:leader="dot" w:pos="10530"/>
-            </w:tabs>
-            <w:rPr>
-              <w:rFonts w:asciiTheme="minorHAnsi" w:hAnsiTheme="minorHAnsi"/>
-              <w:noProof/>
-              <w:kern w:val="2"/>
-              <w:sz w:val="24"/>
-              <w:szCs w:val="24"/>
-              <w:lang w:val="el-GR" w:eastAsia="el-GR" w:bidi="he-IL"/>
-              <w14:ligatures w14:val="standardContextual"/>
-            </w:rPr>
-          </w:pPr>
-          <w:hyperlink w:anchor="_Toc229083864" w:history="1">
-            <w:r>
-              <w:rPr>
-                <w:rStyle w:val="Hyperlink"/>
-                <w:rFonts w:ascii="Courier New" w:hAnsi="Courier New"/>
-                <w:noProof/>
-                <w:shd w:val="clear" w:color="auto" w:fill="EDEDED"/>
-              </w:rPr>
-              <w:t>install-ubuntu.ps1</w:t>
-            </w:r>
-            <w:r>
-              <w:rPr>
-                <w:noProof/>
-                <w:webHidden/>
-              </w:rPr>
-              <w:tab/>
-            </w:r>
-            <w:r>
-              <w:rPr>
-                <w:noProof/>
-                <w:webHidden/>
-              </w:rPr>
-              <w:fldChar w:fldCharType="begin"/>
-            </w:r>
-            <w:r>
-              <w:rPr>
-                <w:noProof/>
-                <w:webHidden/>
-              </w:rPr>
-              <w:instrText xml:space="preserve"> PAGEREF _Toc229083864 \h </w:instrText>
-            </w:r>
-            <w:r>
-              <w:rPr>
-                <w:noProof/>
-                <w:webHidden/>
-              </w:rPr>
-            </w:r>
-            <w:r>
-              <w:rPr>
-                <w:noProof/>
-                <w:webHidden/>
-              </w:rPr>
-              <w:fldChar w:fldCharType="separate"/>
-            </w:r>
-            <w:r>
-              <w:rPr>
-                <w:noProof/>
-                <w:webHidden/>
-              </w:rPr>
-              <w:t>11</w:t>
-            </w:r>
-            <w:r>
-              <w:rPr>
-                <w:noProof/>
-                <w:webHidden/>
-              </w:rPr>
-              <w:fldChar w:fldCharType="end"/>
-            </w:r>
-          </w:hyperlink>
-        </w:p>
-        <w:p>
-          <w:pPr>
-            <w:pStyle w:val="TOC2"/>
-            <w:tabs>
-              <w:tab w:val="right" w:leader="dot" w:pos="10530"/>
-            </w:tabs>
-            <w:rPr>
-              <w:rFonts w:asciiTheme="minorHAnsi" w:hAnsiTheme="minorHAnsi"/>
-              <w:noProof/>
-              <w:kern w:val="2"/>
-              <w:sz w:val="24"/>
-              <w:szCs w:val="24"/>
-              <w:lang w:val="el-GR" w:eastAsia="el-GR" w:bidi="he-IL"/>
-              <w14:ligatures w14:val="standardContextual"/>
-            </w:rPr>
-          </w:pPr>
-          <w:hyperlink w:anchor="_Toc229083865" w:history="1">
-            <w:r>
-              <w:rPr>
-                <w:rStyle w:val="Hyperlink"/>
-                <w:rFonts w:ascii="Courier New" w:hAnsi="Courier New"/>
-                <w:noProof/>
-                <w:shd w:val="clear" w:color="auto" w:fill="EDEDED"/>
-              </w:rPr>
-              <w:t>ubuntu-first-update.sh</w:t>
-            </w:r>
-            <w:r>
-              <w:rPr>
-                <w:noProof/>
-                <w:webHidden/>
-              </w:rPr>
-              <w:tab/>
-            </w:r>
-            <w:r>
-              <w:rPr>
-                <w:noProof/>
-                <w:webHidden/>
-              </w:rPr>
-              <w:fldChar w:fldCharType="begin"/>
-            </w:r>
-            <w:r>
-              <w:rPr>
-                <w:noProof/>
-                <w:webHidden/>
-              </w:rPr>
-              <w:instrText xml:space="preserve"> PAGEREF _Toc229083865 \h </w:instrText>
-            </w:r>
-            <w:r>
-              <w:rPr>
-                <w:noProof/>
-                <w:webHidden/>
-              </w:rPr>
-            </w:r>
-            <w:r>
-              <w:rPr>
-                <w:noProof/>
-                <w:webHidden/>
-              </w:rPr>
-              <w:fldChar w:fldCharType="separate"/>
-            </w:r>
-            <w:r>
-              <w:rPr>
-                <w:noProof/>
-                <w:webHidden/>
-              </w:rPr>
-              <w:t>11</w:t>
-            </w:r>
-            <w:r>
-              <w:rPr>
-                <w:noProof/>
-                <w:webHidden/>
-              </w:rPr>
-              <w:fldChar w:fldCharType="end"/>
-            </w:r>
-          </w:hyperlink>
-        </w:p>
-        <w:p>
-          <w:pPr>
-            <w:pStyle w:val="TOC2"/>
-            <w:tabs>
-              <w:tab w:val="right" w:leader="dot" w:pos="10530"/>
-            </w:tabs>
-            <w:rPr>
-              <w:rFonts w:asciiTheme="minorHAnsi" w:hAnsiTheme="minorHAnsi"/>
-              <w:noProof/>
-              <w:kern w:val="2"/>
-              <w:sz w:val="24"/>
-              <w:szCs w:val="24"/>
-              <w:lang w:val="el-GR" w:eastAsia="el-GR" w:bidi="he-IL"/>
-              <w14:ligatures w14:val="standardContextual"/>
-            </w:rPr>
-          </w:pPr>
-          <w:hyperlink w:anchor="_Toc229083866" w:history="1">
-            <w:r>
-              <w:rPr>
-                <w:rStyle w:val="Hyperlink"/>
-                <w:rFonts w:ascii="Courier New" w:hAnsi="Courier New"/>
-                <w:noProof/>
-                <w:shd w:val="clear" w:color="auto" w:fill="EDEDED"/>
-              </w:rPr>
-              <w:t>check-wsl.ps1</w:t>
-            </w:r>
-            <w:r>
-              <w:rPr>
-                <w:noProof/>
-                <w:webHidden/>
-              </w:rPr>
-              <w:tab/>
-            </w:r>
-            <w:r>
-              <w:rPr>
-                <w:noProof/>
-                <w:webHidden/>
-              </w:rPr>
-              <w:fldChar w:fldCharType="begin"/>
-            </w:r>
-            <w:r>
-              <w:rPr>
-                <w:noProof/>
-                <w:webHidden/>
-              </w:rPr>
-              <w:instrText xml:space="preserve"> PAGEREF _Toc229083866 \h </w:instrText>
-            </w:r>
-            <w:r>
-              <w:rPr>
-                <w:noProof/>
-                <w:webHidden/>
-              </w:rPr>
-            </w:r>
-            <w:r>
-              <w:rPr>
-                <w:noProof/>
-                <w:webHidden/>
-              </w:rPr>
-              <w:fldChar w:fldCharType="separate"/>
-            </w:r>
-            <w:r>
-              <w:rPr>
-                <w:noProof/>
-                <w:webHidden/>
-              </w:rPr>
-              <w:t>11</w:t>
-            </w:r>
-            <w:r>
-              <w:rPr>
-                <w:noProof/>
-                <w:webHidden/>
-              </w:rPr>
-              <w:fldChar w:fldCharType="end"/>
-            </w:r>
-          </w:hyperlink>
-        </w:p>
-        <w:p>
-          <w:pPr>
-            <w:pStyle w:val="TOC1"/>
-            <w:tabs>
-              <w:tab w:val="right" w:leader="dot" w:pos="10530"/>
-            </w:tabs>
-            <w:rPr>
-              <w:rFonts w:asciiTheme="minorHAnsi" w:hAnsiTheme="minorHAnsi"/>
-              <w:noProof/>
-              <w:kern w:val="2"/>
-              <w:sz w:val="24"/>
-              <w:szCs w:val="24"/>
-              <w:lang w:val="el-GR" w:eastAsia="el-GR" w:bidi="he-IL"/>
-              <w14:ligatures w14:val="standardContextual"/>
-            </w:rPr>
-          </w:pPr>
-          <w:hyperlink w:anchor="_Toc229083867" w:history="1">
-            <w:r>
-              <w:rPr>
-                <w:rStyle w:val="Hyperlink"/>
-                <w:noProof/>
-              </w:rPr>
-              <w:t>Execution</w:t>
-            </w:r>
-            <w:r>
-              <w:rPr>
-                <w:noProof/>
-                <w:webHidden/>
-              </w:rPr>
-              <w:tab/>
-            </w:r>
-            <w:r>
-              <w:rPr>
-                <w:noProof/>
-                <w:webHidden/>
-              </w:rPr>
-              <w:fldChar w:fldCharType="begin"/>
-            </w:r>
-            <w:r>
-              <w:rPr>
-                <w:noProof/>
-                <w:webHidden/>
-              </w:rPr>
-              <w:instrText xml:space="preserve"> PAGEREF _Toc229083867 \h </w:instrText>
-            </w:r>
-            <w:r>
-              <w:rPr>
-                <w:noProof/>
-                <w:webHidden/>
-              </w:rPr>
-            </w:r>
-            <w:r>
-              <w:rPr>
-                <w:noProof/>
-                <w:webHidden/>
-              </w:rPr>
-              <w:fldChar w:fldCharType="separate"/>
-            </w:r>
-            <w:r>
-              <w:rPr>
-                <w:noProof/>
-                <w:webHidden/>
-              </w:rPr>
-              <w:t>11</w:t>
-            </w:r>
-            <w:r>
-              <w:rPr>
-                <w:noProof/>
-                <w:webHidden/>
-              </w:rPr>
-              <w:fldChar w:fldCharType="end"/>
-            </w:r>
-          </w:hyperlink>
-        </w:p>
-        <w:p>
-          <w:pPr>
-            <w:pStyle w:val="TOC1"/>
-            <w:tabs>
-              <w:tab w:val="right" w:leader="dot" w:pos="10530"/>
-            </w:tabs>
-            <w:rPr>
-              <w:rFonts w:asciiTheme="minorHAnsi" w:hAnsiTheme="minorHAnsi"/>
-              <w:noProof/>
-              <w:kern w:val="2"/>
-              <w:sz w:val="24"/>
-              <w:szCs w:val="24"/>
-              <w:lang w:val="el-GR" w:eastAsia="el-GR" w:bidi="he-IL"/>
-              <w14:ligatures w14:val="standardContextual"/>
-            </w:rPr>
-          </w:pPr>
-          <w:hyperlink w:anchor="_Toc229083868" w:history="1">
-            <w:r>
-              <w:rPr>
-                <w:rStyle w:val="Hyperlink"/>
-                <w:noProof/>
-              </w:rPr>
-              <w:t>Completion criteria</w:t>
-            </w:r>
-            <w:r>
-              <w:rPr>
-                <w:noProof/>
-                <w:webHidden/>
-              </w:rPr>
-              <w:tab/>
-            </w:r>
-            <w:r>
-              <w:rPr>
-                <w:noProof/>
-                <w:webHidden/>
-              </w:rPr>
-              <w:fldChar w:fldCharType="begin"/>
-            </w:r>
-            <w:r>
-              <w:rPr>
-                <w:noProof/>
-                <w:webHidden/>
-              </w:rPr>
-              <w:instrText xml:space="preserve"> PAGEREF _Toc229083868 \h </w:instrText>
-            </w:r>
-            <w:r>
-              <w:rPr>
-                <w:noProof/>
-                <w:webHidden/>
-              </w:rPr>
-            </w:r>
-            <w:r>
-              <w:rPr>
-                <w:noProof/>
-                <w:webHidden/>
-              </w:rPr>
-              <w:fldChar w:fldCharType="separate"/>
-            </w:r>
-            <w:r>
-              <w:rPr>
-                <w:noProof/>
-                <w:webHidden/>
-              </w:rPr>
-              <w:t>12</w:t>
-            </w:r>
-            <w:r>
-              <w:rPr>
-                <w:noProof/>
-                <w:webHidden/>
-              </w:rPr>
-              <w:fldChar w:fldCharType="end"/>
-            </w:r>
-          </w:hyperlink>
-        </w:p>
-        <w:p>
-          <w:pPr>
-            <w:pStyle w:val="TOC1"/>
-            <w:tabs>
-              <w:tab w:val="right" w:leader="dot" w:pos="10530"/>
-            </w:tabs>
-            <w:rPr>
-              <w:rFonts w:asciiTheme="minorHAnsi" w:hAnsiTheme="minorHAnsi"/>
-              <w:noProof/>
-              <w:kern w:val="2"/>
-              <w:sz w:val="24"/>
-              <w:szCs w:val="24"/>
-              <w:lang w:val="el-GR" w:eastAsia="el-GR" w:bidi="he-IL"/>
-              <w14:ligatures w14:val="standardContextual"/>
-            </w:rPr>
-          </w:pPr>
-          <w:hyperlink w:anchor="_Toc229083869" w:history="1">
-            <w:r>
-              <w:rPr>
-                <w:rStyle w:val="Hyperlink"/>
-                <w:noProof/>
-              </w:rPr>
-              <w:t>Files</w:t>
-            </w:r>
-            <w:r>
-              <w:rPr>
-                <w:noProof/>
-                <w:webHidden/>
-              </w:rPr>
-              <w:tab/>
-            </w:r>
-            <w:r>
-              <w:rPr>
-                <w:noProof/>
-                <w:webHidden/>
-              </w:rPr>
-              <w:fldChar w:fldCharType="begin"/>
-            </w:r>
-            <w:r>
-              <w:rPr>
-                <w:noProof/>
-                <w:webHidden/>
-              </w:rPr>
-              <w:instrText xml:space="preserve"> PAGEREF _Toc229083869 \h </w:instrText>
-            </w:r>
-            <w:r>
-              <w:rPr>
-                <w:noProof/>
-                <w:webHidden/>
-              </w:rPr>
-            </w:r>
-            <w:r>
-              <w:rPr>
-                <w:noProof/>
-                <w:webHidden/>
-              </w:rPr>
-              <w:fldChar w:fldCharType="separate"/>
-            </w:r>
-            <w:r>
-              <w:rPr>
-                <w:noProof/>
-                <w:webHidden/>
-              </w:rPr>
-              <w:t>12</w:t>
-            </w:r>
-            <w:r>
-              <w:rPr>
-                <w:noProof/>
-                <w:webHidden/>
-              </w:rPr>
-              <w:fldChar w:fldCharType="end"/>
-            </w:r>
-          </w:hyperlink>
-        </w:p>
-        <w:p>
-          <w:pPr>
-            <w:pStyle w:val="TOC2"/>
-            <w:tabs>
-              <w:tab w:val="right" w:leader="dot" w:pos="10530"/>
-            </w:tabs>
-            <w:rPr>
-              <w:rFonts w:asciiTheme="minorHAnsi" w:hAnsiTheme="minorHAnsi"/>
-              <w:noProof/>
-              <w:kern w:val="2"/>
-              <w:sz w:val="24"/>
-              <w:szCs w:val="24"/>
-              <w:lang w:val="el-GR" w:eastAsia="el-GR" w:bidi="he-IL"/>
-              <w14:ligatures w14:val="standardContextual"/>
-            </w:rPr>
-          </w:pPr>
-          <w:hyperlink w:anchor="_Toc229083870" w:history="1">
-            <w:r>
-              <w:rPr>
-                <w:rStyle w:val="Hyperlink"/>
-                <w:rFonts w:ascii="Courier New" w:hAnsi="Courier New"/>
-                <w:noProof/>
-                <w:shd w:val="clear" w:color="auto" w:fill="EDEDED"/>
-              </w:rPr>
-              <w:t>verify-docker-desktop.sh</w:t>
-            </w:r>
-            <w:r>
-              <w:rPr>
-                <w:noProof/>
-                <w:webHidden/>
-              </w:rPr>
-              <w:tab/>
-            </w:r>
-            <w:r>
-              <w:rPr>
-                <w:noProof/>
-                <w:webHidden/>
-              </w:rPr>
-              <w:fldChar w:fldCharType="begin"/>
-            </w:r>
-            <w:r>
-              <w:rPr>
-                <w:noProof/>
-                <w:webHidden/>
-              </w:rPr>
-              <w:instrText xml:space="preserve"> PAGEREF _Toc229083870 \h </w:instrText>
-            </w:r>
-            <w:r>
-              <w:rPr>
-                <w:noProof/>
-                <w:webHidden/>
-              </w:rPr>
-            </w:r>
-            <w:r>
-              <w:rPr>
-                <w:noProof/>
-                <w:webHidden/>
-              </w:rPr>
-              <w:fldChar w:fldCharType="separate"/>
-            </w:r>
-            <w:r>
-              <w:rPr>
-                <w:noProof/>
-                <w:webHidden/>
-              </w:rPr>
-              <w:t>12</w:t>
-            </w:r>
-            <w:r>
-              <w:rPr>
-                <w:noProof/>
-                <w:webHidden/>
-              </w:rPr>
-              <w:fldChar w:fldCharType="end"/>
-            </w:r>
-          </w:hyperlink>
-        </w:p>
-        <w:p>
-          <w:pPr>
-            <w:pStyle w:val="TOC1"/>
-            <w:tabs>
-              <w:tab w:val="right" w:leader="dot" w:pos="10530"/>
-            </w:tabs>
-            <w:rPr>
-              <w:rFonts w:asciiTheme="minorHAnsi" w:hAnsiTheme="minorHAnsi"/>
-              <w:noProof/>
-              <w:kern w:val="2"/>
-              <w:sz w:val="24"/>
-              <w:szCs w:val="24"/>
-              <w:lang w:val="el-GR" w:eastAsia="el-GR" w:bidi="he-IL"/>
-              <w14:ligatures w14:val="standardContextual"/>
-            </w:rPr>
-          </w:pPr>
-          <w:hyperlink w:anchor="_Toc229083871" w:history="1">
-            <w:r>
-              <w:rPr>
-                <w:rStyle w:val="Hyperlink"/>
-                <w:noProof/>
-              </w:rPr>
-              <w:t>Execution</w:t>
-            </w:r>
-            <w:r>
-              <w:rPr>
-                <w:noProof/>
-                <w:webHidden/>
-              </w:rPr>
-              <w:tab/>
-            </w:r>
-            <w:r>
-              <w:rPr>
-                <w:noProof/>
-                <w:webHidden/>
-              </w:rPr>
-              <w:fldChar w:fldCharType="begin"/>
-            </w:r>
-            <w:r>
-              <w:rPr>
-                <w:noProof/>
-                <w:webHidden/>
-              </w:rPr>
-              <w:instrText xml:space="preserve"> PAGEREF _Toc229083871 \h </w:instrText>
-            </w:r>
-            <w:r>
-              <w:rPr>
-                <w:noProof/>
-                <w:webHidden/>
-              </w:rPr>
-            </w:r>
-            <w:r>
-              <w:rPr>
-                <w:noProof/>
-                <w:webHidden/>
-              </w:rPr>
-              <w:fldChar w:fldCharType="separate"/>
-            </w:r>
-            <w:r>
-              <w:rPr>
-                <w:noProof/>
-                <w:webHidden/>
-              </w:rPr>
-              <w:t>12</w:t>
-            </w:r>
-            <w:r>
-              <w:rPr>
-                <w:noProof/>
-                <w:webHidden/>
-              </w:rPr>
-              <w:fldChar w:fldCharType="end"/>
-            </w:r>
-          </w:hyperlink>
-        </w:p>
-        <w:p>
-          <w:pPr>
-            <w:pStyle w:val="TOC1"/>
-            <w:tabs>
-              <w:tab w:val="right" w:leader="dot" w:pos="10530"/>
-            </w:tabs>
-            <w:rPr>
-              <w:rFonts w:asciiTheme="minorHAnsi" w:hAnsiTheme="minorHAnsi"/>
-              <w:noProof/>
-              <w:kern w:val="2"/>
-              <w:sz w:val="24"/>
-              <w:szCs w:val="24"/>
-              <w:lang w:val="el-GR" w:eastAsia="el-GR" w:bidi="he-IL"/>
-              <w14:ligatures w14:val="standardContextual"/>
-            </w:rPr>
-          </w:pPr>
-          <w:hyperlink w:anchor="_Toc229083872" w:history="1">
-            <w:r>
-              <w:rPr>
-                <w:rStyle w:val="Hyperlink"/>
-                <w:noProof/>
-              </w:rPr>
-              <w:t>Completion criteria</w:t>
-            </w:r>
-            <w:r>
-              <w:rPr>
-                <w:noProof/>
-                <w:webHidden/>
-              </w:rPr>
-              <w:tab/>
-            </w:r>
-            <w:r>
-              <w:rPr>
-                <w:noProof/>
-                <w:webHidden/>
-              </w:rPr>
-              <w:fldChar w:fldCharType="begin"/>
-            </w:r>
-            <w:r>
-              <w:rPr>
-                <w:noProof/>
-                <w:webHidden/>
-              </w:rPr>
-              <w:instrText xml:space="preserve"> PAGEREF _Toc229083872 \h </w:instrText>
-            </w:r>
-            <w:r>
-              <w:rPr>
-                <w:noProof/>
-                <w:webHidden/>
-              </w:rPr>
-            </w:r>
-            <w:r>
-              <w:rPr>
-                <w:noProof/>
-                <w:webHidden/>
-              </w:rPr>
-              <w:fldChar w:fldCharType="separate"/>
-            </w:r>
-            <w:r>
-              <w:rPr>
-                <w:noProof/>
-                <w:webHidden/>
-              </w:rPr>
-              <w:t>12</w:t>
-            </w:r>
-            <w:r>
-              <w:rPr>
-                <w:noProof/>
-                <w:webHidden/>
-              </w:rPr>
-              <w:fldChar w:fldCharType="end"/>
-            </w:r>
-          </w:hyperlink>
-        </w:p>
-        <w:p>
-          <w:pPr>
-            <w:pStyle w:val="TOC1"/>
-            <w:tabs>
-              <w:tab w:val="right" w:leader="dot" w:pos="10530"/>
-            </w:tabs>
-            <w:rPr>
-              <w:rFonts w:asciiTheme="minorHAnsi" w:hAnsiTheme="minorHAnsi"/>
-              <w:noProof/>
-              <w:kern w:val="2"/>
-              <w:sz w:val="24"/>
-              <w:szCs w:val="24"/>
-              <w:lang w:val="el-GR" w:eastAsia="el-GR" w:bidi="he-IL"/>
-              <w14:ligatures w14:val="standardContextual"/>
-            </w:rPr>
-          </w:pPr>
-          <w:hyperlink w:anchor="_Toc229083873" w:history="1">
-            <w:r>
-              <w:rPr>
-                <w:rStyle w:val="Hyperlink"/>
-                <w:noProof/>
-              </w:rPr>
-              <w:t>Files</w:t>
-            </w:r>
-            <w:r>
-              <w:rPr>
-                <w:noProof/>
-                <w:webHidden/>
-              </w:rPr>
-              <w:tab/>
-            </w:r>
-            <w:r>
-              <w:rPr>
-                <w:noProof/>
-                <w:webHidden/>
-              </w:rPr>
-              <w:fldChar w:fldCharType="begin"/>
-            </w:r>
-            <w:r>
-              <w:rPr>
-                <w:noProof/>
-                <w:webHidden/>
-              </w:rPr>
-              <w:instrText xml:space="preserve"> PAGEREF _Toc229083873 \h </w:instrText>
-            </w:r>
-            <w:r>
-              <w:rPr>
-                <w:noProof/>
-                <w:webHidden/>
-              </w:rPr>
-            </w:r>
-            <w:r>
-              <w:rPr>
-                <w:noProof/>
-                <w:webHidden/>
-              </w:rPr>
-              <w:fldChar w:fldCharType="separate"/>
-            </w:r>
-            <w:r>
-              <w:rPr>
-                <w:noProof/>
-                <w:webHidden/>
-              </w:rPr>
-              <w:t>13</w:t>
-            </w:r>
-            <w:r>
-              <w:rPr>
-                <w:noProof/>
-                <w:webHidden/>
-              </w:rPr>
-              <w:fldChar w:fldCharType="end"/>
-            </w:r>
-          </w:hyperlink>
-        </w:p>
-        <w:p>
-          <w:pPr>
-            <w:pStyle w:val="TOC2"/>
-            <w:tabs>
-              <w:tab w:val="right" w:leader="dot" w:pos="10530"/>
-            </w:tabs>
-            <w:rPr>
-              <w:rFonts w:asciiTheme="minorHAnsi" w:hAnsiTheme="minorHAnsi"/>
-              <w:noProof/>
-              <w:kern w:val="2"/>
-              <w:sz w:val="24"/>
-              <w:szCs w:val="24"/>
-              <w:lang w:val="el-GR" w:eastAsia="el-GR" w:bidi="he-IL"/>
-              <w14:ligatures w14:val="standardContextual"/>
-            </w:rPr>
-          </w:pPr>
-          <w:hyperlink w:anchor="_Toc229083874" w:history="1">
-            <w:r>
-              <w:rPr>
-                <w:rStyle w:val="Hyperlink"/>
-                <w:rFonts w:ascii="Courier New" w:hAnsi="Courier New"/>
-                <w:noProof/>
-                <w:shd w:val="clear" w:color="auto" w:fill="EDEDED"/>
-              </w:rPr>
-              <w:t>wsl.conf.example</w:t>
-            </w:r>
-            <w:r>
-              <w:rPr>
-                <w:noProof/>
-                <w:webHidden/>
-              </w:rPr>
-              <w:tab/>
-            </w:r>
-            <w:r>
-              <w:rPr>
-                <w:noProof/>
-                <w:webHidden/>
-              </w:rPr>
-              <w:fldChar w:fldCharType="begin"/>
-            </w:r>
-            <w:r>
-              <w:rPr>
-                <w:noProof/>
-                <w:webHidden/>
-              </w:rPr>
-              <w:instrText xml:space="preserve"> PAGEREF _Toc229083874 \h </w:instrText>
-            </w:r>
-            <w:r>
-              <w:rPr>
-                <w:noProof/>
-                <w:webHidden/>
-              </w:rPr>
-            </w:r>
-            <w:r>
-              <w:rPr>
-                <w:noProof/>
-                <w:webHidden/>
-              </w:rPr>
-              <w:fldChar w:fldCharType="separate"/>
-            </w:r>
-            <w:r>
-              <w:rPr>
-                <w:noProof/>
-                <w:webHidden/>
-              </w:rPr>
-              <w:t>13</w:t>
-            </w:r>
-            <w:r>
-              <w:rPr>
-                <w:noProof/>
-                <w:webHidden/>
-              </w:rPr>
-              <w:fldChar w:fldCharType="end"/>
-            </w:r>
-          </w:hyperlink>
-        </w:p>
-        <w:p>
-          <w:pPr>
-            <w:pStyle w:val="TOC2"/>
-            <w:tabs>
-              <w:tab w:val="right" w:leader="dot" w:pos="10530"/>
-            </w:tabs>
-            <w:rPr>
-              <w:rFonts w:asciiTheme="minorHAnsi" w:hAnsiTheme="minorHAnsi"/>
-              <w:noProof/>
-              <w:kern w:val="2"/>
-              <w:sz w:val="24"/>
-              <w:szCs w:val="24"/>
-              <w:lang w:val="el-GR" w:eastAsia="el-GR" w:bidi="he-IL"/>
-              <w14:ligatures w14:val="standardContextual"/>
-            </w:rPr>
-          </w:pPr>
-          <w:hyperlink w:anchor="_Toc229083875" w:history="1">
-            <w:r>
-              <w:rPr>
-                <w:rStyle w:val="Hyperlink"/>
-                <w:rFonts w:ascii="Courier New" w:hAnsi="Courier New"/>
-                <w:noProof/>
-                <w:shd w:val="clear" w:color="auto" w:fill="EDEDED"/>
-              </w:rPr>
-              <w:t>restart-wsl.ps1</w:t>
-            </w:r>
-            <w:r>
-              <w:rPr>
-                <w:noProof/>
-                <w:webHidden/>
-              </w:rPr>
-              <w:tab/>
-            </w:r>
-            <w:r>
-              <w:rPr>
-                <w:noProof/>
-                <w:webHidden/>
-              </w:rPr>
-              <w:fldChar w:fldCharType="begin"/>
-            </w:r>
-            <w:r>
-              <w:rPr>
-                <w:noProof/>
-                <w:webHidden/>
-              </w:rPr>
-              <w:instrText xml:space="preserve"> PAGEREF _Toc229083875 \h </w:instrText>
-            </w:r>
-            <w:r>
-              <w:rPr>
-                <w:noProof/>
-                <w:webHidden/>
-              </w:rPr>
-            </w:r>
-            <w:r>
-              <w:rPr>
-                <w:noProof/>
-                <w:webHidden/>
-              </w:rPr>
-              <w:fldChar w:fldCharType="separate"/>
-            </w:r>
-            <w:r>
-              <w:rPr>
-                <w:noProof/>
-                <w:webHidden/>
-              </w:rPr>
-              <w:t>13</w:t>
-            </w:r>
-            <w:r>
-              <w:rPr>
-                <w:noProof/>
-                <w:webHidden/>
-              </w:rPr>
-              <w:fldChar w:fldCharType="end"/>
-            </w:r>
-          </w:hyperlink>
-        </w:p>
-        <w:p>
-          <w:pPr>
-            <w:pStyle w:val="TOC2"/>
-            <w:tabs>
-              <w:tab w:val="right" w:leader="dot" w:pos="10530"/>
-            </w:tabs>
-            <w:rPr>
-              <w:rFonts w:asciiTheme="minorHAnsi" w:hAnsiTheme="minorHAnsi"/>
-              <w:noProof/>
-              <w:kern w:val="2"/>
-              <w:sz w:val="24"/>
-              <w:szCs w:val="24"/>
-              <w:lang w:val="el-GR" w:eastAsia="el-GR" w:bidi="he-IL"/>
-              <w14:ligatures w14:val="standardContextual"/>
-            </w:rPr>
-          </w:pPr>
-          <w:hyperlink w:anchor="_Toc229083876" w:history="1">
-            <w:r>
-              <w:rPr>
-                <w:rStyle w:val="Hyperlink"/>
-                <w:rFonts w:ascii="Courier New" w:hAnsi="Courier New"/>
-                <w:noProof/>
-                <w:shd w:val="clear" w:color="auto" w:fill="EDEDED"/>
-              </w:rPr>
-              <w:t>install-docker-engine.sh</w:t>
-            </w:r>
-            <w:r>
-              <w:rPr>
-                <w:noProof/>
-                <w:webHidden/>
-              </w:rPr>
-              <w:tab/>
-            </w:r>
-            <w:r>
-              <w:rPr>
-                <w:noProof/>
-                <w:webHidden/>
-              </w:rPr>
-              <w:fldChar w:fldCharType="begin"/>
-            </w:r>
-            <w:r>
-              <w:rPr>
-                <w:noProof/>
-                <w:webHidden/>
-              </w:rPr>
-              <w:instrText xml:space="preserve"> PAGEREF _Toc229083876 \h </w:instrText>
-            </w:r>
-            <w:r>
-              <w:rPr>
-                <w:noProof/>
-                <w:webHidden/>
-              </w:rPr>
-            </w:r>
-            <w:r>
-              <w:rPr>
-                <w:noProof/>
-                <w:webHidden/>
-              </w:rPr>
-              <w:fldChar w:fldCharType="separate"/>
-            </w:r>
-            <w:r>
-              <w:rPr>
-                <w:noProof/>
-                <w:webHidden/>
-              </w:rPr>
-              <w:t>13</w:t>
-            </w:r>
-            <w:r>
-              <w:rPr>
-                <w:noProof/>
-                <w:webHidden/>
-              </w:rPr>
-              <w:fldChar w:fldCharType="end"/>
-            </w:r>
-          </w:hyperlink>
-        </w:p>
-        <w:p>
-          <w:pPr>
-            <w:pStyle w:val="TOC2"/>
-            <w:tabs>
-              <w:tab w:val="right" w:leader="dot" w:pos="10530"/>
-            </w:tabs>
-            <w:rPr>
-              <w:rFonts w:asciiTheme="minorHAnsi" w:hAnsiTheme="minorHAnsi"/>
-              <w:noProof/>
-              <w:kern w:val="2"/>
-              <w:sz w:val="24"/>
-              <w:szCs w:val="24"/>
-              <w:lang w:val="el-GR" w:eastAsia="el-GR" w:bidi="he-IL"/>
-              <w14:ligatures w14:val="standardContextual"/>
-            </w:rPr>
-          </w:pPr>
-          <w:hyperlink w:anchor="_Toc229083877" w:history="1">
-            <w:r>
-              <w:rPr>
-                <w:rStyle w:val="Hyperlink"/>
-                <w:rFonts w:ascii="Courier New" w:hAnsi="Courier New"/>
-                <w:noProof/>
-                <w:shd w:val="clear" w:color="auto" w:fill="EDEDED"/>
-              </w:rPr>
-              <w:t>verify-docker.sh</w:t>
-            </w:r>
-            <w:r>
-              <w:rPr>
-                <w:noProof/>
-                <w:webHidden/>
-              </w:rPr>
-              <w:tab/>
-            </w:r>
-            <w:r>
-              <w:rPr>
-                <w:noProof/>
-                <w:webHidden/>
-              </w:rPr>
-              <w:fldChar w:fldCharType="begin"/>
-            </w:r>
-            <w:r>
-              <w:rPr>
-                <w:noProof/>
-                <w:webHidden/>
-              </w:rPr>
-              <w:instrText xml:space="preserve"> PAGEREF _Toc229083877 \h </w:instrText>
-            </w:r>
-            <w:r>
-              <w:rPr>
-                <w:noProof/>
-                <w:webHidden/>
-              </w:rPr>
-            </w:r>
-            <w:r>
-              <w:rPr>
-                <w:noProof/>
-                <w:webHidden/>
-              </w:rPr>
-              <w:fldChar w:fldCharType="separate"/>
-            </w:r>
-            <w:r>
-              <w:rPr>
-                <w:noProof/>
-                <w:webHidden/>
-              </w:rPr>
-              <w:t>13</w:t>
-            </w:r>
-            <w:r>
-              <w:rPr>
-                <w:noProof/>
-                <w:webHidden/>
-              </w:rPr>
-              <w:fldChar w:fldCharType="end"/>
-            </w:r>
-          </w:hyperlink>
-        </w:p>
-        <w:p>
-          <w:pPr>
-            <w:pStyle w:val="TOC1"/>
-            <w:tabs>
-              <w:tab w:val="right" w:leader="dot" w:pos="10530"/>
-            </w:tabs>
-            <w:rPr>
-              <w:rFonts w:asciiTheme="minorHAnsi" w:hAnsiTheme="minorHAnsi"/>
-              <w:noProof/>
-              <w:kern w:val="2"/>
-              <w:sz w:val="24"/>
-              <w:szCs w:val="24"/>
-              <w:lang w:val="el-GR" w:eastAsia="el-GR" w:bidi="he-IL"/>
-              <w14:ligatures w14:val="standardContextual"/>
-            </w:rPr>
-          </w:pPr>
-          <w:hyperlink w:anchor="_Toc229083878" w:history="1">
-            <w:r>
-              <w:rPr>
-                <w:rStyle w:val="Hyperlink"/>
-                <w:noProof/>
-              </w:rPr>
-              <w:t>Execution</w:t>
-            </w:r>
-            <w:r>
-              <w:rPr>
-                <w:noProof/>
-                <w:webHidden/>
-              </w:rPr>
-              <w:tab/>
-            </w:r>
-            <w:r>
-              <w:rPr>
-                <w:noProof/>
-                <w:webHidden/>
-              </w:rPr>
-              <w:fldChar w:fldCharType="begin"/>
-            </w:r>
-            <w:r>
-              <w:rPr>
-                <w:noProof/>
-                <w:webHidden/>
-              </w:rPr>
-              <w:instrText xml:space="preserve"> PAGEREF _Toc229083878 \h </w:instrText>
-            </w:r>
-            <w:r>
-              <w:rPr>
-                <w:noProof/>
-                <w:webHidden/>
-              </w:rPr>
-            </w:r>
-            <w:r>
-              <w:rPr>
-                <w:noProof/>
-                <w:webHidden/>
-              </w:rPr>
-              <w:fldChar w:fldCharType="separate"/>
-            </w:r>
-            <w:r>
-              <w:rPr>
-                <w:noProof/>
-                <w:webHidden/>
-              </w:rPr>
-              <w:t>13</w:t>
-            </w:r>
-            <w:r>
-              <w:rPr>
-                <w:noProof/>
-                <w:webHidden/>
-              </w:rPr>
-              <w:fldChar w:fldCharType="end"/>
-            </w:r>
-          </w:hyperlink>
-        </w:p>
-        <w:p>
-          <w:pPr>
-            <w:pStyle w:val="TOC1"/>
-            <w:tabs>
-              <w:tab w:val="right" w:leader="dot" w:pos="10530"/>
-            </w:tabs>
-            <w:rPr>
-              <w:rFonts w:asciiTheme="minorHAnsi" w:hAnsiTheme="minorHAnsi"/>
-              <w:noProof/>
-              <w:kern w:val="2"/>
-              <w:sz w:val="24"/>
-              <w:szCs w:val="24"/>
-              <w:lang w:val="el-GR" w:eastAsia="el-GR" w:bidi="he-IL"/>
-              <w14:ligatures w14:val="standardContextual"/>
-            </w:rPr>
-          </w:pPr>
-          <w:hyperlink w:anchor="_Toc229083879" w:history="1">
-            <w:r>
-              <w:rPr>
-                <w:rStyle w:val="Hyperlink"/>
-                <w:noProof/>
-              </w:rPr>
-              <w:t>Completion criteria</w:t>
-            </w:r>
-            <w:r>
-              <w:rPr>
-                <w:noProof/>
-                <w:webHidden/>
-              </w:rPr>
-              <w:tab/>
-            </w:r>
-            <w:r>
-              <w:rPr>
-                <w:noProof/>
-                <w:webHidden/>
-              </w:rPr>
-              <w:fldChar w:fldCharType="begin"/>
-            </w:r>
-            <w:r>
-              <w:rPr>
-                <w:noProof/>
-                <w:webHidden/>
-              </w:rPr>
-              <w:instrText xml:space="preserve"> PAGEREF _Toc229083879 \h </w:instrText>
-            </w:r>
-            <w:r>
-              <w:rPr>
-                <w:noProof/>
-                <w:webHidden/>
-              </w:rPr>
-            </w:r>
-            <w:r>
-              <w:rPr>
-                <w:noProof/>
-                <w:webHidden/>
-              </w:rPr>
-              <w:fldChar w:fldCharType="separate"/>
-            </w:r>
-            <w:r>
-              <w:rPr>
-                <w:noProof/>
-                <w:webHidden/>
-              </w:rPr>
-              <w:t>14</w:t>
-            </w:r>
-            <w:r>
-              <w:rPr>
-                <w:noProof/>
-                <w:webHidden/>
-              </w:rPr>
-              <w:fldChar w:fldCharType="end"/>
-            </w:r>
-          </w:hyperlink>
-        </w:p>
-        <w:p>
-          <w:pPr>
-            <w:pStyle w:val="TOC1"/>
-            <w:tabs>
-              <w:tab w:val="right" w:leader="dot" w:pos="10530"/>
-            </w:tabs>
-            <w:rPr>
-              <w:rFonts w:asciiTheme="minorHAnsi" w:hAnsiTheme="minorHAnsi"/>
-              <w:noProof/>
-              <w:kern w:val="2"/>
-              <w:sz w:val="24"/>
-              <w:szCs w:val="24"/>
-              <w:lang w:val="el-GR" w:eastAsia="el-GR" w:bidi="he-IL"/>
-              <w14:ligatures w14:val="standardContextual"/>
-            </w:rPr>
-          </w:pPr>
-          <w:hyperlink w:anchor="_Toc229083880" w:history="1">
-            <w:r>
-              <w:rPr>
-                <w:rStyle w:val="Hyperlink"/>
-                <w:noProof/>
-              </w:rPr>
-              <w:t>Files</w:t>
-            </w:r>
-            <w:r>
-              <w:rPr>
-                <w:noProof/>
-                <w:webHidden/>
-              </w:rPr>
-              <w:tab/>
-            </w:r>
-            <w:r>
-              <w:rPr>
-                <w:noProof/>
-                <w:webHidden/>
-              </w:rPr>
-              <w:fldChar w:fldCharType="begin"/>
-            </w:r>
-            <w:r>
-              <w:rPr>
-                <w:noProof/>
-                <w:webHidden/>
-              </w:rPr>
-              <w:instrText xml:space="preserve"> PAGEREF _Toc229083880 \h </w:instrText>
-            </w:r>
-            <w:r>
-              <w:rPr>
-                <w:noProof/>
-                <w:webHidden/>
-              </w:rPr>
-            </w:r>
-            <w:r>
-              <w:rPr>
-                <w:noProof/>
-                <w:webHidden/>
-              </w:rPr>
-              <w:fldChar w:fldCharType="separate"/>
-            </w:r>
-            <w:r>
-              <w:rPr>
-                <w:noProof/>
-                <w:webHidden/>
-              </w:rPr>
-              <w:t>14</w:t>
-            </w:r>
-            <w:r>
-              <w:rPr>
-                <w:noProof/>
-                <w:webHidden/>
-              </w:rPr>
-              <w:fldChar w:fldCharType="end"/>
-            </w:r>
-          </w:hyperlink>
-        </w:p>
-        <w:p>
-          <w:pPr>
-            <w:pStyle w:val="TOC2"/>
-            <w:tabs>
-              <w:tab w:val="right" w:leader="dot" w:pos="10530"/>
-            </w:tabs>
-            <w:rPr>
-              <w:rFonts w:asciiTheme="minorHAnsi" w:hAnsiTheme="minorHAnsi"/>
-              <w:noProof/>
-              <w:kern w:val="2"/>
-              <w:sz w:val="24"/>
-              <w:szCs w:val="24"/>
-              <w:lang w:val="el-GR" w:eastAsia="el-GR" w:bidi="he-IL"/>
-              <w14:ligatures w14:val="standardContextual"/>
-            </w:rPr>
-          </w:pPr>
-          <w:hyperlink w:anchor="_Toc229083881" w:history="1">
-            <w:r>
-              <w:rPr>
-                <w:rStyle w:val="Hyperlink"/>
-                <w:rFonts w:ascii="Courier New" w:hAnsi="Courier New"/>
-                <w:noProof/>
-                <w:shd w:val="clear" w:color="auto" w:fill="EDEDED"/>
-              </w:rPr>
-              <w:t>clone-cloud-uth.sh</w:t>
-            </w:r>
-            <w:r>
-              <w:rPr>
-                <w:noProof/>
-                <w:webHidden/>
-              </w:rPr>
-              <w:tab/>
-            </w:r>
-            <w:r>
-              <w:rPr>
-                <w:noProof/>
-                <w:webHidden/>
-              </w:rPr>
-              <w:fldChar w:fldCharType="begin"/>
-            </w:r>
-            <w:r>
-              <w:rPr>
-                <w:noProof/>
-                <w:webHidden/>
-              </w:rPr>
-              <w:instrText xml:space="preserve"> PAGEREF _Toc229083881 \h </w:instrText>
-            </w:r>
-            <w:r>
-              <w:rPr>
-                <w:noProof/>
-                <w:webHidden/>
-              </w:rPr>
-            </w:r>
-            <w:r>
-              <w:rPr>
-                <w:noProof/>
-                <w:webHidden/>
-              </w:rPr>
-              <w:fldChar w:fldCharType="separate"/>
-            </w:r>
-            <w:r>
-              <w:rPr>
-                <w:noProof/>
-                <w:webHidden/>
-              </w:rPr>
-              <w:t>14</w:t>
-            </w:r>
-            <w:r>
-              <w:rPr>
-                <w:noProof/>
-                <w:webHidden/>
-              </w:rPr>
-              <w:fldChar w:fldCharType="end"/>
-            </w:r>
-          </w:hyperlink>
-        </w:p>
-        <w:p>
-          <w:pPr>
-            <w:pStyle w:val="TOC2"/>
-            <w:tabs>
-              <w:tab w:val="right" w:leader="dot" w:pos="10530"/>
-            </w:tabs>
-            <w:rPr>
-              <w:rFonts w:asciiTheme="minorHAnsi" w:hAnsiTheme="minorHAnsi"/>
-              <w:noProof/>
-              <w:kern w:val="2"/>
-              <w:sz w:val="24"/>
-              <w:szCs w:val="24"/>
-              <w:lang w:val="el-GR" w:eastAsia="el-GR" w:bidi="he-IL"/>
-              <w14:ligatures w14:val="standardContextual"/>
-            </w:rPr>
-          </w:pPr>
-          <w:hyperlink w:anchor="_Toc229083882" w:history="1">
-            <w:r>
-              <w:rPr>
-                <w:rStyle w:val="Hyperlink"/>
-                <w:rFonts w:ascii="Courier New" w:hAnsi="Courier New"/>
-                <w:noProof/>
-                <w:shd w:val="clear" w:color="auto" w:fill="EDEDED"/>
-              </w:rPr>
-              <w:t>verify-workstation.sh</w:t>
-            </w:r>
-            <w:r>
-              <w:rPr>
-                <w:noProof/>
-                <w:webHidden/>
-              </w:rPr>
-              <w:tab/>
-            </w:r>
-            <w:r>
-              <w:rPr>
-                <w:noProof/>
-                <w:webHidden/>
-              </w:rPr>
-              <w:fldChar w:fldCharType="begin"/>
-            </w:r>
-            <w:r>
-              <w:rPr>
-                <w:noProof/>
-                <w:webHidden/>
-              </w:rPr>
-              <w:instrText xml:space="preserve"> PAGEREF _Toc229083882 \h </w:instrText>
-            </w:r>
-            <w:r>
-              <w:rPr>
-                <w:noProof/>
-                <w:webHidden/>
-              </w:rPr>
-            </w:r>
-            <w:r>
-              <w:rPr>
-                <w:noProof/>
-                <w:webHidden/>
-              </w:rPr>
-              <w:fldChar w:fldCharType="separate"/>
-            </w:r>
-            <w:r>
-              <w:rPr>
-                <w:noProof/>
-                <w:webHidden/>
-              </w:rPr>
-              <w:t>14</w:t>
-            </w:r>
-            <w:r>
-              <w:rPr>
-                <w:noProof/>
-                <w:webHidden/>
-              </w:rPr>
-              <w:fldChar w:fldCharType="end"/>
-            </w:r>
-          </w:hyperlink>
-        </w:p>
-        <w:p>
-          <w:pPr>
-            <w:pStyle w:val="TOC1"/>
-            <w:tabs>
-              <w:tab w:val="right" w:leader="dot" w:pos="10530"/>
-            </w:tabs>
-            <w:rPr>
-              <w:rFonts w:asciiTheme="minorHAnsi" w:hAnsiTheme="minorHAnsi"/>
-              <w:noProof/>
-              <w:kern w:val="2"/>
-              <w:sz w:val="24"/>
-              <w:szCs w:val="24"/>
-              <w:lang w:val="el-GR" w:eastAsia="el-GR" w:bidi="he-IL"/>
-              <w14:ligatures w14:val="standardContextual"/>
-            </w:rPr>
-          </w:pPr>
-          <w:hyperlink w:anchor="_Toc229083883" w:history="1">
-            <w:r>
-              <w:rPr>
-                <w:rStyle w:val="Hyperlink"/>
-                <w:noProof/>
-              </w:rPr>
-              <w:t>Execution</w:t>
-            </w:r>
-            <w:r>
-              <w:rPr>
-                <w:noProof/>
-                <w:webHidden/>
-              </w:rPr>
-              <w:tab/>
-            </w:r>
-            <w:r>
-              <w:rPr>
-                <w:noProof/>
-                <w:webHidden/>
-              </w:rPr>
-              <w:fldChar w:fldCharType="begin"/>
-            </w:r>
-            <w:r>
-              <w:rPr>
-                <w:noProof/>
-                <w:webHidden/>
-              </w:rPr>
-              <w:instrText xml:space="preserve"> PAGEREF _Toc229083883 \h </w:instrText>
-            </w:r>
-            <w:r>
-              <w:rPr>
-                <w:noProof/>
-                <w:webHidden/>
-              </w:rPr>
-            </w:r>
-            <w:r>
-              <w:rPr>
-                <w:noProof/>
-                <w:webHidden/>
-              </w:rPr>
-              <w:fldChar w:fldCharType="separate"/>
-            </w:r>
-            <w:r>
-              <w:rPr>
-                <w:noProof/>
-                <w:webHidden/>
-              </w:rPr>
-              <w:t>14</w:t>
-            </w:r>
-            <w:r>
-              <w:rPr>
-                <w:noProof/>
-                <w:webHidden/>
-              </w:rPr>
-              <w:fldChar w:fldCharType="end"/>
-            </w:r>
-          </w:hyperlink>
-        </w:p>
-        <w:p>
-          <w:pPr>
-            <w:pStyle w:val="TOC1"/>
-            <w:tabs>
-              <w:tab w:val="right" w:leader="dot" w:pos="10530"/>
-            </w:tabs>
-            <w:rPr>
-              <w:rFonts w:asciiTheme="minorHAnsi" w:hAnsiTheme="minorHAnsi"/>
-              <w:noProof/>
-              <w:kern w:val="2"/>
-              <w:sz w:val="24"/>
-              <w:szCs w:val="24"/>
-              <w:lang w:val="el-GR" w:eastAsia="el-GR" w:bidi="he-IL"/>
-              <w14:ligatures w14:val="standardContextual"/>
-            </w:rPr>
-          </w:pPr>
-          <w:hyperlink w:anchor="_Toc229083884" w:history="1">
-            <w:r>
-              <w:rPr>
-                <w:rStyle w:val="Hyperlink"/>
-                <w:noProof/>
-              </w:rPr>
-              <w:t>Completion criteria</w:t>
-            </w:r>
-            <w:r>
-              <w:rPr>
-                <w:noProof/>
-                <w:webHidden/>
-              </w:rPr>
-              <w:tab/>
-            </w:r>
-            <w:r>
-              <w:rPr>
-                <w:noProof/>
-                <w:webHidden/>
-              </w:rPr>
-              <w:fldChar w:fldCharType="begin"/>
-            </w:r>
-            <w:r>
-              <w:rPr>
-                <w:noProof/>
-                <w:webHidden/>
-              </w:rPr>
-              <w:instrText xml:space="preserve"> PAGEREF _Toc229083884 \h </w:instrText>
+              <w:instrText xml:space="preserve"> PAGEREF _Toc229084356 \h </w:instrText>
             </w:r>
             <w:r>
               <w:rPr>
@@ -3057,6 +3345,15 @@
       </w:sdtContent>
     </w:sdt>
     <w:p>
+      <w:pPr>
+        <w:pStyle w:val="Title"/>
+      </w:pPr>
+      <w:bookmarkStart w:id="0" w:name="workstation-setup-wsl--docker"/>
+      <w:r>
+        <w:t>Workstation setup (WSL + Docker)</w:t>
+      </w:r>
+    </w:p>
+    <w:p>
       <w:r>
         <w:t>The laboratory part of the course assumes that each student can work from an Ubuntu environment inside WSL and execute Docker commands from that same shell. This guide covers only that preparatory phase. When it is complete, the workstation will be ready for the Docker guide and for the Kubernetes onboarding material.</w:t>
       </w:r>
@@ -3108,14 +3405,14 @@
     </w:p>
     <w:p>
       <w:pPr>
-        <w:pStyle w:val="Heading1"/>
-      </w:pPr>
-      <w:bookmarkStart w:id="0" w:name="preparation-structure"/>
-      <w:bookmarkStart w:id="1" w:name="_Toc229083845"/>
+        <w:pStyle w:val="Heading2"/>
+      </w:pPr>
+      <w:bookmarkStart w:id="1" w:name="preparation-structure"/>
+      <w:bookmarkStart w:id="2" w:name="_Toc229084313"/>
       <w:r>
         <w:t>Preparation structure</w:t>
       </w:r>
-      <w:bookmarkEnd w:id="1"/>
+      <w:bookmarkEnd w:id="2"/>
     </w:p>
     <w:tbl>
       <w:tblPr>
@@ -3305,15 +3602,15 @@
     </w:tbl>
     <w:p>
       <w:pPr>
-        <w:pStyle w:val="Heading1"/>
-      </w:pPr>
-      <w:bookmarkStart w:id="2" w:name="X891968e16ab5ec9f8af39eb04332c95c9f8860c"/>
-      <w:bookmarkStart w:id="3" w:name="_Toc229083846"/>
-      <w:bookmarkEnd w:id="0"/>
+        <w:pStyle w:val="Heading2"/>
+      </w:pPr>
+      <w:bookmarkStart w:id="3" w:name="X891968e16ab5ec9f8af39eb04332c95c9f8860c"/>
+      <w:bookmarkStart w:id="4" w:name="_Toc229084314"/>
+      <w:bookmarkEnd w:id="1"/>
       <w:r>
         <w:t>01. WSL and Ubuntu</w:t>
       </w:r>
-      <w:bookmarkEnd w:id="3"/>
+      <w:bookmarkEnd w:id="4"/>
     </w:p>
     <w:p>
       <w:r>
@@ -3347,7 +3644,7 @@
         </w:rPr>
         <w:lastRenderedPageBreak/>
         <w:drawing>
-          <wp:inline distT="0" distB="0" distL="0" distR="0" wp14:anchorId="1A9CD904" wp14:editId="0E3E283A">
+          <wp:inline distT="0" distB="0" distL="0" distR="0" wp14:anchorId="53A9BB4B" wp14:editId="31830C15">
             <wp:extent cx="4398745" cy="6429675"/>
             <wp:effectExtent l="0" t="0" r="0" b="0"/>
             <wp:docPr id="24" name="Picture" descr="Figure 1"/>
@@ -3391,17 +3688,17 @@
     </w:p>
     <w:p>
       <w:pPr>
-        <w:pStyle w:val="Heading2"/>
-      </w:pPr>
-      <w:bookmarkStart w:id="4" w:name="enable-wslps1"/>
-      <w:bookmarkStart w:id="5" w:name="_Toc229083847"/>
+        <w:pStyle w:val="Heading3"/>
+      </w:pPr>
+      <w:bookmarkStart w:id="5" w:name="enable-wslps1"/>
+      <w:bookmarkStart w:id="6" w:name="_Toc229084315"/>
       <w:r>
         <w:rPr>
           <w:rStyle w:val="VerbatimChar"/>
         </w:rPr>
         <w:t>enable-wsl.ps1</w:t>
       </w:r>
-      <w:bookmarkEnd w:id="5"/>
+      <w:bookmarkEnd w:id="6"/>
     </w:p>
     <w:p>
       <w:r>
@@ -3657,7 +3954,7 @@
         </w:rPr>
         <w:lastRenderedPageBreak/>
         <w:drawing>
-          <wp:inline distT="0" distB="0" distL="0" distR="0" wp14:anchorId="0199EE46" wp14:editId="0956A58F">
+          <wp:inline distT="0" distB="0" distL="0" distR="0" wp14:anchorId="0B734152" wp14:editId="5F9DA966">
             <wp:extent cx="6692900" cy="3783205"/>
             <wp:effectExtent l="0" t="0" r="0" b="0"/>
             <wp:docPr id="27" name="Picture" descr="Figure 2"/>
@@ -3708,7 +4005,7 @@
           <w:noProof/>
         </w:rPr>
         <w:drawing>
-          <wp:inline distT="0" distB="0" distL="0" distR="0" wp14:anchorId="5C1A2648" wp14:editId="723B7A7F">
+          <wp:inline distT="0" distB="0" distL="0" distR="0" wp14:anchorId="3E789A40" wp14:editId="33C26E2E">
             <wp:extent cx="6692900" cy="912378"/>
             <wp:effectExtent l="0" t="0" r="0" b="0"/>
             <wp:docPr id="30" name="Picture" descr="Figure 3"/>
@@ -3752,18 +4049,18 @@
     </w:p>
     <w:p>
       <w:pPr>
-        <w:pStyle w:val="Heading2"/>
-      </w:pPr>
-      <w:bookmarkStart w:id="6" w:name="install-ubuntups1"/>
-      <w:bookmarkStart w:id="7" w:name="_Toc229083848"/>
-      <w:bookmarkEnd w:id="4"/>
+        <w:pStyle w:val="Heading3"/>
+      </w:pPr>
+      <w:bookmarkStart w:id="7" w:name="install-ubuntups1"/>
+      <w:bookmarkStart w:id="8" w:name="_Toc229084316"/>
+      <w:bookmarkEnd w:id="5"/>
       <w:r>
         <w:rPr>
           <w:rStyle w:val="VerbatimChar"/>
         </w:rPr>
         <w:t>install-ubuntu.ps1</w:t>
       </w:r>
-      <w:bookmarkEnd w:id="7"/>
+      <w:bookmarkEnd w:id="8"/>
     </w:p>
     <w:p>
       <w:r>
@@ -3829,7 +4126,7 @@
         </w:rPr>
         <w:lastRenderedPageBreak/>
         <w:drawing>
-          <wp:inline distT="0" distB="0" distL="0" distR="0" wp14:anchorId="6ED756AA" wp14:editId="5624B3C3">
+          <wp:inline distT="0" distB="0" distL="0" distR="0" wp14:anchorId="4509A7E3" wp14:editId="1E7A8CC1">
             <wp:extent cx="6063915" cy="4032985"/>
             <wp:effectExtent l="0" t="0" r="0" b="0"/>
             <wp:docPr id="34" name="Picture" descr="Figure 4"/>
@@ -3880,7 +4177,7 @@
           <w:noProof/>
         </w:rPr>
         <w:drawing>
-          <wp:inline distT="0" distB="0" distL="0" distR="0" wp14:anchorId="5911315B" wp14:editId="039F5105">
+          <wp:inline distT="0" distB="0" distL="0" distR="0" wp14:anchorId="5E76810F" wp14:editId="0341F817">
             <wp:extent cx="6692900" cy="834345"/>
             <wp:effectExtent l="0" t="0" r="0" b="0"/>
             <wp:docPr id="37" name="Picture" descr="Figure 5"/>
@@ -3924,18 +4221,18 @@
     </w:p>
     <w:p>
       <w:pPr>
-        <w:pStyle w:val="Heading2"/>
-      </w:pPr>
-      <w:bookmarkStart w:id="8" w:name="ubuntu-first-updatesh"/>
-      <w:bookmarkStart w:id="9" w:name="_Toc229083849"/>
-      <w:bookmarkEnd w:id="6"/>
+        <w:pStyle w:val="Heading3"/>
+      </w:pPr>
+      <w:bookmarkStart w:id="9" w:name="ubuntu-first-updatesh"/>
+      <w:bookmarkStart w:id="10" w:name="_Toc229084317"/>
+      <w:bookmarkEnd w:id="7"/>
       <w:r>
         <w:rPr>
           <w:rStyle w:val="VerbatimChar"/>
         </w:rPr>
         <w:t>ubuntu-first-update.sh</w:t>
       </w:r>
-      <w:bookmarkEnd w:id="9"/>
+      <w:bookmarkEnd w:id="10"/>
     </w:p>
     <w:p>
       <w:r>
@@ -4102,18 +4399,18 @@
     </w:p>
     <w:p>
       <w:pPr>
-        <w:pStyle w:val="Heading2"/>
-      </w:pPr>
-      <w:bookmarkStart w:id="10" w:name="check-wslps1"/>
-      <w:bookmarkStart w:id="11" w:name="_Toc229083850"/>
-      <w:bookmarkEnd w:id="8"/>
+        <w:pStyle w:val="Heading3"/>
+      </w:pPr>
+      <w:bookmarkStart w:id="11" w:name="check-wslps1"/>
+      <w:bookmarkStart w:id="12" w:name="_Toc229084318"/>
+      <w:bookmarkEnd w:id="9"/>
       <w:r>
         <w:rPr>
           <w:rStyle w:val="VerbatimChar"/>
         </w:rPr>
         <w:t>check-wsl.ps1</w:t>
       </w:r>
-      <w:bookmarkEnd w:id="11"/>
+      <w:bookmarkEnd w:id="12"/>
     </w:p>
     <w:p>
       <w:r>
@@ -4264,17 +4561,17 @@
     </w:p>
     <w:p>
       <w:pPr>
-        <w:pStyle w:val="Heading1"/>
-      </w:pPr>
-      <w:bookmarkStart w:id="12" w:name="X0557879c9f2477c39d0463d2b2d6c86f983f0a5"/>
-      <w:bookmarkStart w:id="13" w:name="_Toc229083851"/>
-      <w:bookmarkEnd w:id="2"/>
-      <w:bookmarkEnd w:id="10"/>
+        <w:pStyle w:val="Heading2"/>
+      </w:pPr>
+      <w:bookmarkStart w:id="13" w:name="X0557879c9f2477c39d0463d2b2d6c86f983f0a5"/>
+      <w:bookmarkStart w:id="14" w:name="_Toc229084319"/>
+      <w:bookmarkEnd w:id="3"/>
+      <w:bookmarkEnd w:id="11"/>
       <w:r>
         <w:lastRenderedPageBreak/>
         <w:t>02. Docker Desktop with WSL integration</w:t>
       </w:r>
-      <w:bookmarkEnd w:id="13"/>
+      <w:bookmarkEnd w:id="14"/>
     </w:p>
     <w:p>
       <w:r>
@@ -4325,7 +4622,7 @@
           <w:noProof/>
         </w:rPr>
         <w:drawing>
-          <wp:inline distT="0" distB="0" distL="0" distR="0" wp14:anchorId="11F3E1F2" wp14:editId="542FAC12">
+          <wp:inline distT="0" distB="0" distL="0" distR="0" wp14:anchorId="14D74374" wp14:editId="21437C5B">
             <wp:extent cx="6692900" cy="4471964"/>
             <wp:effectExtent l="0" t="0" r="0" b="0"/>
             <wp:docPr id="45" name="Picture" descr="Figure 6"/>
@@ -4376,7 +4673,7 @@
           <w:noProof/>
         </w:rPr>
         <w:drawing>
-          <wp:inline distT="0" distB="0" distL="0" distR="0" wp14:anchorId="43E9205B" wp14:editId="618B1986">
+          <wp:inline distT="0" distB="0" distL="0" distR="0" wp14:anchorId="350676EA" wp14:editId="540CD044">
             <wp:extent cx="6692900" cy="1599019"/>
             <wp:effectExtent l="0" t="0" r="0" b="0"/>
             <wp:docPr id="48" name="Picture" descr="Figure 7"/>
@@ -4454,7 +4751,7 @@
         </w:rPr>
         <w:lastRenderedPageBreak/>
         <w:drawing>
-          <wp:inline distT="0" distB="0" distL="0" distR="0" wp14:anchorId="305F1B0C" wp14:editId="4B9D6E61">
+          <wp:inline distT="0" distB="0" distL="0" distR="0" wp14:anchorId="0A9E91B4" wp14:editId="0048676F">
             <wp:extent cx="6692900" cy="3622664"/>
             <wp:effectExtent l="0" t="0" r="0" b="0"/>
             <wp:docPr id="51" name="Picture" descr="Figure 8"/>
@@ -4505,7 +4802,7 @@
           <w:noProof/>
         </w:rPr>
         <w:drawing>
-          <wp:inline distT="0" distB="0" distL="0" distR="0" wp14:anchorId="71A062F7" wp14:editId="310194DE">
+          <wp:inline distT="0" distB="0" distL="0" distR="0" wp14:anchorId="74B4B3E9" wp14:editId="5366E064">
             <wp:extent cx="6692900" cy="4142408"/>
             <wp:effectExtent l="0" t="0" r="0" b="0"/>
             <wp:docPr id="54" name="Picture" descr="Figure 9"/>
@@ -4565,7 +4862,7 @@
         </w:rPr>
         <w:lastRenderedPageBreak/>
         <w:drawing>
-          <wp:inline distT="0" distB="0" distL="0" distR="0" wp14:anchorId="24B8DB4C" wp14:editId="62C1B37F">
+          <wp:inline distT="0" distB="0" distL="0" distR="0" wp14:anchorId="2CBB3006" wp14:editId="242E2BE6">
             <wp:extent cx="6692900" cy="2919863"/>
             <wp:effectExtent l="0" t="0" r="0" b="0"/>
             <wp:docPr id="57" name="Picture" descr="Figure 10"/>
@@ -4609,17 +4906,17 @@
     </w:p>
     <w:p>
       <w:pPr>
-        <w:pStyle w:val="Heading2"/>
-      </w:pPr>
-      <w:bookmarkStart w:id="14" w:name="verify-docker-desktopsh"/>
-      <w:bookmarkStart w:id="15" w:name="_Toc229083852"/>
+        <w:pStyle w:val="Heading3"/>
+      </w:pPr>
+      <w:bookmarkStart w:id="15" w:name="verify-docker-desktopsh"/>
+      <w:bookmarkStart w:id="16" w:name="_Toc229084320"/>
       <w:r>
         <w:rPr>
           <w:rStyle w:val="VerbatimChar"/>
         </w:rPr>
         <w:t>verify-docker-desktop.sh</w:t>
       </w:r>
-      <w:bookmarkEnd w:id="15"/>
+      <w:bookmarkEnd w:id="16"/>
     </w:p>
     <w:p>
       <w:r>
@@ -4750,7 +5047,7 @@
           <w:noProof/>
         </w:rPr>
         <w:drawing>
-          <wp:inline distT="0" distB="0" distL="0" distR="0" wp14:anchorId="3C0FF484" wp14:editId="4B243C93">
+          <wp:inline distT="0" distB="0" distL="0" distR="0" wp14:anchorId="1A56E89B" wp14:editId="132631D1">
             <wp:extent cx="4918509" cy="952901"/>
             <wp:effectExtent l="0" t="0" r="0" b="0"/>
             <wp:docPr id="60" name="Picture" descr="Figure 11"/>
@@ -4802,7 +5099,7 @@
         </w:rPr>
         <w:lastRenderedPageBreak/>
         <w:drawing>
-          <wp:inline distT="0" distB="0" distL="0" distR="0" wp14:anchorId="4834BE53" wp14:editId="2A7657B6">
+          <wp:inline distT="0" distB="0" distL="0" distR="0" wp14:anchorId="3B51D88C" wp14:editId="4DED407C">
             <wp:extent cx="6692900" cy="4431561"/>
             <wp:effectExtent l="0" t="0" r="0" b="0"/>
             <wp:docPr id="63" name="Picture" descr="Figure 12"/>
@@ -4846,16 +5143,16 @@
     </w:p>
     <w:p>
       <w:pPr>
-        <w:pStyle w:val="Heading1"/>
-      </w:pPr>
-      <w:bookmarkStart w:id="16" w:name="X6ea34a454158645d8892567375b1297f2da6bed"/>
-      <w:bookmarkStart w:id="17" w:name="_Toc229083853"/>
-      <w:bookmarkEnd w:id="12"/>
-      <w:bookmarkEnd w:id="14"/>
+        <w:pStyle w:val="Heading2"/>
+      </w:pPr>
+      <w:bookmarkStart w:id="17" w:name="X6ea34a454158645d8892567375b1297f2da6bed"/>
+      <w:bookmarkStart w:id="18" w:name="_Toc229084321"/>
+      <w:bookmarkEnd w:id="13"/>
+      <w:bookmarkEnd w:id="15"/>
       <w:r>
         <w:t>03. Native Docker Engine inside WSL</w:t>
       </w:r>
-      <w:bookmarkEnd w:id="17"/>
+      <w:bookmarkEnd w:id="18"/>
     </w:p>
     <w:p>
       <w:r>
@@ -4921,17 +5218,17 @@
     </w:p>
     <w:p>
       <w:pPr>
-        <w:pStyle w:val="Heading2"/>
-      </w:pPr>
-      <w:bookmarkStart w:id="18" w:name="wslconfexample"/>
-      <w:bookmarkStart w:id="19" w:name="_Toc229083854"/>
+        <w:pStyle w:val="Heading3"/>
+      </w:pPr>
+      <w:bookmarkStart w:id="19" w:name="wslconfexample"/>
+      <w:bookmarkStart w:id="20" w:name="_Toc229084322"/>
       <w:r>
         <w:rPr>
           <w:rStyle w:val="VerbatimChar"/>
         </w:rPr>
         <w:t>wsl.conf.example</w:t>
       </w:r>
-      <w:bookmarkEnd w:id="19"/>
+      <w:bookmarkEnd w:id="20"/>
     </w:p>
     <w:p>
       <w:pPr>
@@ -4972,18 +5269,18 @@
     </w:p>
     <w:p>
       <w:pPr>
-        <w:pStyle w:val="Heading2"/>
-      </w:pPr>
-      <w:bookmarkStart w:id="20" w:name="restart-wslps1"/>
-      <w:bookmarkStart w:id="21" w:name="_Toc229083855"/>
-      <w:bookmarkEnd w:id="18"/>
+        <w:pStyle w:val="Heading3"/>
+      </w:pPr>
+      <w:bookmarkStart w:id="21" w:name="restart-wslps1"/>
+      <w:bookmarkStart w:id="22" w:name="_Toc229084323"/>
+      <w:bookmarkEnd w:id="19"/>
       <w:r>
         <w:rPr>
           <w:rStyle w:val="VerbatimChar"/>
         </w:rPr>
         <w:t>restart-wsl.ps1</w:t>
       </w:r>
-      <w:bookmarkEnd w:id="21"/>
+      <w:bookmarkEnd w:id="22"/>
     </w:p>
     <w:p>
       <w:pPr>
@@ -5024,18 +5321,18 @@
     </w:p>
     <w:p>
       <w:pPr>
-        <w:pStyle w:val="Heading2"/>
-      </w:pPr>
-      <w:bookmarkStart w:id="22" w:name="install-docker-enginesh"/>
-      <w:bookmarkStart w:id="23" w:name="_Toc229083856"/>
-      <w:bookmarkEnd w:id="20"/>
+        <w:pStyle w:val="Heading3"/>
+      </w:pPr>
+      <w:bookmarkStart w:id="23" w:name="install-docker-enginesh"/>
+      <w:bookmarkStart w:id="24" w:name="_Toc229084324"/>
+      <w:bookmarkEnd w:id="21"/>
       <w:r>
         <w:rPr>
           <w:rStyle w:val="VerbatimChar"/>
         </w:rPr>
         <w:t>install-docker-engine.sh</w:t>
       </w:r>
-      <w:bookmarkEnd w:id="23"/>
+      <w:bookmarkEnd w:id="24"/>
     </w:p>
     <w:p>
       <w:pPr>
@@ -5126,113 +5423,119 @@
         <w:rPr>
           <w:rStyle w:val="FunctionTok"/>
         </w:rPr>
+        <w:t>sudo</w:t>
+      </w:r>
+      <w:r>
+        <w:rPr>
+          <w:rStyle w:val="NormalTok"/>
+        </w:rPr>
+        <w:t xml:space="preserve"> install </w:t>
+      </w:r>
+      <w:r>
+        <w:rPr>
+          <w:rStyle w:val="AttributeTok"/>
+        </w:rPr>
+        <w:t>-m</w:t>
+      </w:r>
+      <w:r>
+        <w:rPr>
+          <w:rStyle w:val="NormalTok"/>
+        </w:rPr>
+        <w:t xml:space="preserve"> 0755 </w:t>
+      </w:r>
+      <w:r>
+        <w:rPr>
+          <w:rStyle w:val="AttributeTok"/>
+        </w:rPr>
+        <w:t>-d</w:t>
+      </w:r>
+      <w:r>
+        <w:rPr>
+          <w:rStyle w:val="NormalTok"/>
+        </w:rPr>
+        <w:t xml:space="preserve"> /etc/apt/keyrings</w:t>
+      </w:r>
+      <w:r>
+        <w:br/>
+      </w:r>
+      <w:r>
+        <w:rPr>
+          <w:rStyle w:val="ExtensionTok"/>
+        </w:rPr>
+        <w:t>curl</w:t>
+      </w:r>
+      <w:r>
+        <w:rPr>
+          <w:rStyle w:val="NormalTok"/>
+        </w:rPr>
+        <w:t xml:space="preserve"> </w:t>
+      </w:r>
+      <w:r>
+        <w:rPr>
+          <w:rStyle w:val="AttributeTok"/>
+        </w:rPr>
+        <w:t>-fsSL</w:t>
+      </w:r>
+      <w:r>
+        <w:rPr>
+          <w:rStyle w:val="NormalTok"/>
+        </w:rPr>
+        <w:t xml:space="preserve"> https://download.docker.com/linux/ubuntu/gpg </w:t>
+      </w:r>
+      <w:r>
+        <w:rPr>
+          <w:rStyle w:val="KeywordTok"/>
+        </w:rPr>
+        <w:t>|</w:t>
+      </w:r>
+      <w:r>
+        <w:rPr>
+          <w:rStyle w:val="NormalTok"/>
+        </w:rPr>
+        <w:t xml:space="preserve"> </w:t>
+      </w:r>
+      <w:r>
+        <w:rPr>
+          <w:rStyle w:val="FunctionTok"/>
+        </w:rPr>
+        <w:t>sudo</w:t>
+      </w:r>
+      <w:r>
+        <w:rPr>
+          <w:rStyle w:val="NormalTok"/>
+        </w:rPr>
+        <w:t xml:space="preserve"> gpg </w:t>
+      </w:r>
+      <w:r>
+        <w:rPr>
+          <w:rStyle w:val="AttributeTok"/>
+        </w:rPr>
+        <w:t>--dearmor</w:t>
+      </w:r>
+      <w:r>
+        <w:rPr>
+          <w:rStyle w:val="NormalTok"/>
+        </w:rPr>
+        <w:t xml:space="preserve"> </w:t>
+      </w:r>
+      <w:r>
+        <w:rPr>
+          <w:rStyle w:val="AttributeTok"/>
+        </w:rPr>
+        <w:t>-o</w:t>
+      </w:r>
+      <w:r>
+        <w:rPr>
+          <w:rStyle w:val="NormalTok"/>
+        </w:rPr>
+        <w:t xml:space="preserve"> </w:t>
+      </w:r>
+      <w:r>
+        <w:rPr>
+          <w:rStyle w:val="NormalTok"/>
+        </w:rPr>
         <w:lastRenderedPageBreak/>
-        <w:t>sudo</w:t>
-      </w:r>
-      <w:r>
-        <w:rPr>
-          <w:rStyle w:val="NormalTok"/>
-        </w:rPr>
-        <w:t xml:space="preserve"> install </w:t>
-      </w:r>
-      <w:r>
-        <w:rPr>
-          <w:rStyle w:val="AttributeTok"/>
-        </w:rPr>
-        <w:t>-m</w:t>
-      </w:r>
-      <w:r>
-        <w:rPr>
-          <w:rStyle w:val="NormalTok"/>
-        </w:rPr>
-        <w:t xml:space="preserve"> 0755 </w:t>
-      </w:r>
-      <w:r>
-        <w:rPr>
-          <w:rStyle w:val="AttributeTok"/>
-        </w:rPr>
-        <w:t>-d</w:t>
-      </w:r>
-      <w:r>
-        <w:rPr>
-          <w:rStyle w:val="NormalTok"/>
-        </w:rPr>
-        <w:t xml:space="preserve"> /etc/apt/keyrings</w:t>
-      </w:r>
-      <w:r>
-        <w:br/>
-      </w:r>
-      <w:r>
-        <w:rPr>
-          <w:rStyle w:val="ExtensionTok"/>
-        </w:rPr>
-        <w:t>curl</w:t>
-      </w:r>
-      <w:r>
-        <w:rPr>
-          <w:rStyle w:val="NormalTok"/>
-        </w:rPr>
-        <w:t xml:space="preserve"> </w:t>
-      </w:r>
-      <w:r>
-        <w:rPr>
-          <w:rStyle w:val="AttributeTok"/>
-        </w:rPr>
-        <w:t>-fsSL</w:t>
-      </w:r>
-      <w:r>
-        <w:rPr>
-          <w:rStyle w:val="NormalTok"/>
-        </w:rPr>
-        <w:t xml:space="preserve"> https://download.docker.com/linux/ubuntu/gpg </w:t>
-      </w:r>
-      <w:r>
-        <w:rPr>
-          <w:rStyle w:val="KeywordTok"/>
-        </w:rPr>
-        <w:t>|</w:t>
-      </w:r>
-      <w:r>
-        <w:rPr>
-          <w:rStyle w:val="NormalTok"/>
-        </w:rPr>
-        <w:t xml:space="preserve"> </w:t>
-      </w:r>
-      <w:r>
-        <w:rPr>
-          <w:rStyle w:val="FunctionTok"/>
-        </w:rPr>
-        <w:t>sudo</w:t>
-      </w:r>
-      <w:r>
-        <w:rPr>
-          <w:rStyle w:val="NormalTok"/>
-        </w:rPr>
-        <w:t xml:space="preserve"> gpg </w:t>
-      </w:r>
-      <w:r>
-        <w:rPr>
-          <w:rStyle w:val="AttributeTok"/>
-        </w:rPr>
-        <w:t>--dearmor</w:t>
-      </w:r>
-      <w:r>
-        <w:rPr>
-          <w:rStyle w:val="NormalTok"/>
-        </w:rPr>
-        <w:t xml:space="preserve"> </w:t>
-      </w:r>
-      <w:r>
-        <w:rPr>
-          <w:rStyle w:val="AttributeTok"/>
-        </w:rPr>
-        <w:t>-o</w:t>
-      </w:r>
-      <w:r>
-        <w:rPr>
-          <w:rStyle w:val="NormalTok"/>
-        </w:rPr>
-        <w:t xml:space="preserve"> /etc/apt/keyrings/docker.gpg</w:t>
+        <w:t>/etc/apt/keyrings/docker.gpg</w:t>
       </w:r>
       <w:r>
         <w:br/>
@@ -5602,18 +5905,18 @@
     </w:p>
     <w:p>
       <w:pPr>
-        <w:pStyle w:val="Heading2"/>
-      </w:pPr>
-      <w:bookmarkStart w:id="24" w:name="verify-dockersh"/>
-      <w:bookmarkStart w:id="25" w:name="_Toc229083857"/>
-      <w:bookmarkEnd w:id="22"/>
+        <w:pStyle w:val="Heading3"/>
+      </w:pPr>
+      <w:bookmarkStart w:id="25" w:name="verify-dockersh"/>
+      <w:bookmarkStart w:id="26" w:name="_Toc229084325"/>
+      <w:bookmarkEnd w:id="23"/>
       <w:r>
         <w:rPr>
           <w:rStyle w:val="VerbatimChar"/>
         </w:rPr>
         <w:t>verify-docker.sh</w:t>
       </w:r>
-      <w:bookmarkEnd w:id="25"/>
+      <w:bookmarkEnd w:id="26"/>
     </w:p>
     <w:p>
       <w:pPr>
@@ -5729,16 +6032,16 @@
     </w:p>
     <w:p>
       <w:pPr>
-        <w:pStyle w:val="Heading1"/>
-      </w:pPr>
-      <w:bookmarkStart w:id="26" w:name="Xc690e3a1bea1b0738e6dda2c808f116370a90ed"/>
-      <w:bookmarkStart w:id="27" w:name="_Toc229083858"/>
-      <w:bookmarkEnd w:id="16"/>
-      <w:bookmarkEnd w:id="24"/>
+        <w:pStyle w:val="Heading2"/>
+      </w:pPr>
+      <w:bookmarkStart w:id="27" w:name="Xc690e3a1bea1b0738e6dda2c808f116370a90ed"/>
+      <w:bookmarkStart w:id="28" w:name="_Toc229084326"/>
+      <w:bookmarkEnd w:id="17"/>
+      <w:bookmarkEnd w:id="25"/>
       <w:r>
         <w:t>04. Final validation and local clone</w:t>
       </w:r>
-      <w:bookmarkEnd w:id="27"/>
+      <w:bookmarkEnd w:id="28"/>
     </w:p>
     <w:p>
       <w:r>
@@ -5774,17 +6077,17 @@
     </w:p>
     <w:p>
       <w:pPr>
-        <w:pStyle w:val="Heading2"/>
-      </w:pPr>
-      <w:bookmarkStart w:id="28" w:name="clone-cloud-uthsh"/>
-      <w:bookmarkStart w:id="29" w:name="_Toc229083859"/>
+        <w:pStyle w:val="Heading3"/>
+      </w:pPr>
+      <w:bookmarkStart w:id="29" w:name="clone-cloud-uthsh"/>
+      <w:bookmarkStart w:id="30" w:name="_Toc229084327"/>
       <w:r>
         <w:rPr>
           <w:rStyle w:val="VerbatimChar"/>
         </w:rPr>
         <w:t>clone-cloud-uth.sh</w:t>
       </w:r>
-      <w:bookmarkEnd w:id="29"/>
+      <w:bookmarkEnd w:id="30"/>
     </w:p>
     <w:p>
       <w:pPr>
@@ -5970,18 +6273,18 @@
     </w:p>
     <w:p>
       <w:pPr>
-        <w:pStyle w:val="Heading2"/>
-      </w:pPr>
-      <w:bookmarkStart w:id="30" w:name="verify-workstationsh"/>
-      <w:bookmarkStart w:id="31" w:name="_Toc229083860"/>
-      <w:bookmarkEnd w:id="28"/>
+        <w:pStyle w:val="Heading3"/>
+      </w:pPr>
+      <w:bookmarkStart w:id="31" w:name="verify-workstationsh"/>
+      <w:bookmarkStart w:id="32" w:name="_Toc229084328"/>
+      <w:bookmarkEnd w:id="29"/>
       <w:r>
         <w:rPr>
           <w:rStyle w:val="VerbatimChar"/>
         </w:rPr>
         <w:t>verify-workstation.sh</w:t>
       </w:r>
-      <w:bookmarkEnd w:id="31"/>
+      <w:bookmarkEnd w:id="32"/>
     </w:p>
     <w:p>
       <w:pPr>
@@ -6132,17 +6435,16 @@
     </w:p>
     <w:p>
       <w:pPr>
-        <w:pStyle w:val="Heading1"/>
-      </w:pPr>
-      <w:bookmarkStart w:id="32" w:name="what-counts-as-complete"/>
-      <w:bookmarkStart w:id="33" w:name="_Toc229083861"/>
-      <w:bookmarkEnd w:id="26"/>
-      <w:bookmarkEnd w:id="30"/>
-      <w:r>
-        <w:lastRenderedPageBreak/>
+        <w:pStyle w:val="Heading2"/>
+      </w:pPr>
+      <w:bookmarkStart w:id="33" w:name="what-counts-as-complete"/>
+      <w:bookmarkStart w:id="34" w:name="_Toc229084329"/>
+      <w:bookmarkEnd w:id="27"/>
+      <w:bookmarkEnd w:id="31"/>
+      <w:r>
         <w:t>What counts as complete</w:t>
       </w:r>
-      <w:bookmarkEnd w:id="33"/>
+      <w:bookmarkEnd w:id="34"/>
     </w:p>
     <w:p>
       <w:pPr>
@@ -6163,6 +6465,7 @@
         </w:numPr>
       </w:pPr>
       <w:r>
+        <w:lastRenderedPageBreak/>
         <w:t xml:space="preserve">One of the two Docker paths has been completed and the </w:t>
       </w:r>
       <w:r>
@@ -6225,14 +6528,19 @@
       </w:r>
     </w:p>
     <w:p>
+      <w:pPr>
+        <w:pStyle w:val="Heading1"/>
+      </w:pPr>
+      <w:bookmarkStart w:id="35" w:name="wsl-and-ubuntu-bootstrap"/>
+      <w:bookmarkStart w:id="36" w:name="_Toc229084330"/>
+      <w:bookmarkEnd w:id="0"/>
+      <w:bookmarkEnd w:id="33"/>
       <w:r>
         <w:t>WSL and Ubuntu bootstrap</w:t>
       </w:r>
+      <w:bookmarkEnd w:id="36"/>
     </w:p>
     <w:p>
-      <w:pPr>
-        <w:pStyle w:val="BodyText"/>
-      </w:pPr>
       <w:r>
         <w:t>This step prepares the baseline workstation environment on Windows and inside Ubuntu on WSL. When it is complete, you will have WSL2 available, Ubuntu installed, and the minimum tools required to continue with the Docker setup guide.</w:t>
       </w:r>
@@ -6255,29 +6563,28 @@
     </w:p>
     <w:p>
       <w:pPr>
-        <w:pStyle w:val="Heading1"/>
-      </w:pPr>
-      <w:bookmarkStart w:id="34" w:name="files"/>
-      <w:bookmarkStart w:id="35" w:name="_Toc229083862"/>
-      <w:bookmarkEnd w:id="32"/>
+        <w:pStyle w:val="Heading2"/>
+      </w:pPr>
+      <w:bookmarkStart w:id="37" w:name="files"/>
+      <w:bookmarkStart w:id="38" w:name="_Toc229084331"/>
       <w:r>
         <w:t>Files</w:t>
       </w:r>
-      <w:bookmarkEnd w:id="35"/>
+      <w:bookmarkEnd w:id="38"/>
     </w:p>
     <w:p>
       <w:pPr>
-        <w:pStyle w:val="Heading2"/>
-      </w:pPr>
-      <w:bookmarkStart w:id="36" w:name="enable-wslps1-1"/>
-      <w:bookmarkStart w:id="37" w:name="_Toc229083863"/>
+        <w:pStyle w:val="Heading3"/>
+      </w:pPr>
+      <w:bookmarkStart w:id="39" w:name="enable-wslps1-1"/>
+      <w:bookmarkStart w:id="40" w:name="_Toc229084332"/>
       <w:r>
         <w:rPr>
           <w:rStyle w:val="VerbatimChar"/>
         </w:rPr>
         <w:t>enable-wsl.ps1</w:t>
       </w:r>
-      <w:bookmarkEnd w:id="37"/>
+      <w:bookmarkEnd w:id="40"/>
     </w:p>
     <w:p>
       <w:pPr>
@@ -6523,18 +6830,18 @@
     </w:p>
     <w:p>
       <w:pPr>
-        <w:pStyle w:val="Heading2"/>
-      </w:pPr>
-      <w:bookmarkStart w:id="38" w:name="install-ubuntups1-1"/>
-      <w:bookmarkStart w:id="39" w:name="_Toc229083864"/>
-      <w:bookmarkEnd w:id="36"/>
+        <w:pStyle w:val="Heading3"/>
+      </w:pPr>
+      <w:bookmarkStart w:id="41" w:name="install-ubuntups1-1"/>
+      <w:bookmarkStart w:id="42" w:name="_Toc229084333"/>
+      <w:bookmarkEnd w:id="39"/>
       <w:r>
         <w:rPr>
           <w:rStyle w:val="VerbatimChar"/>
         </w:rPr>
         <w:t>install-ubuntu.ps1</w:t>
       </w:r>
-      <w:bookmarkEnd w:id="39"/>
+      <w:bookmarkEnd w:id="42"/>
     </w:p>
     <w:p>
       <w:pPr>
@@ -6582,18 +6889,18 @@
     </w:p>
     <w:p>
       <w:pPr>
-        <w:pStyle w:val="Heading2"/>
-      </w:pPr>
-      <w:bookmarkStart w:id="40" w:name="ubuntu-first-updatesh-1"/>
-      <w:bookmarkStart w:id="41" w:name="_Toc229083865"/>
-      <w:bookmarkEnd w:id="38"/>
+        <w:pStyle w:val="Heading3"/>
+      </w:pPr>
+      <w:bookmarkStart w:id="43" w:name="ubuntu-first-updatesh-1"/>
+      <w:bookmarkStart w:id="44" w:name="_Toc229084334"/>
+      <w:bookmarkEnd w:id="41"/>
       <w:r>
         <w:rPr>
           <w:rStyle w:val="VerbatimChar"/>
         </w:rPr>
         <w:t>ubuntu-first-update.sh</w:t>
       </w:r>
-      <w:bookmarkEnd w:id="41"/>
+      <w:bookmarkEnd w:id="44"/>
     </w:p>
     <w:p>
       <w:pPr>
@@ -6746,18 +7053,18 @@
     </w:p>
     <w:p>
       <w:pPr>
-        <w:pStyle w:val="Heading2"/>
-      </w:pPr>
-      <w:bookmarkStart w:id="42" w:name="check-wslps1-1"/>
-      <w:bookmarkStart w:id="43" w:name="_Toc229083866"/>
-      <w:bookmarkEnd w:id="40"/>
+        <w:pStyle w:val="Heading3"/>
+      </w:pPr>
+      <w:bookmarkStart w:id="45" w:name="check-wslps1-1"/>
+      <w:bookmarkStart w:id="46" w:name="_Toc229084335"/>
+      <w:bookmarkEnd w:id="43"/>
       <w:r>
         <w:rPr>
           <w:rStyle w:val="VerbatimChar"/>
         </w:rPr>
         <w:t>check-wsl.ps1</w:t>
       </w:r>
-      <w:bookmarkEnd w:id="43"/>
+      <w:bookmarkEnd w:id="46"/>
     </w:p>
     <w:p>
       <w:pPr>
@@ -6850,16 +7157,16 @@
     </w:p>
     <w:p>
       <w:pPr>
-        <w:pStyle w:val="Heading1"/>
-      </w:pPr>
-      <w:bookmarkStart w:id="44" w:name="execution"/>
-      <w:bookmarkStart w:id="45" w:name="_Toc229083867"/>
-      <w:bookmarkEnd w:id="34"/>
-      <w:bookmarkEnd w:id="42"/>
+        <w:pStyle w:val="Heading2"/>
+      </w:pPr>
+      <w:bookmarkStart w:id="47" w:name="execution"/>
+      <w:bookmarkStart w:id="48" w:name="_Toc229084336"/>
+      <w:bookmarkEnd w:id="37"/>
+      <w:bookmarkEnd w:id="45"/>
       <w:r>
         <w:t>Execution</w:t>
       </w:r>
-      <w:bookmarkEnd w:id="45"/>
+      <w:bookmarkEnd w:id="48"/>
     </w:p>
     <w:p>
       <w:pPr>
@@ -6906,7 +7213,6 @@
         </w:numPr>
       </w:pPr>
       <w:r>
-        <w:lastRenderedPageBreak/>
         <w:t>Restart Windows.</w:t>
       </w:r>
     </w:p>
@@ -6958,6 +7264,7 @@
         </w:numPr>
       </w:pPr>
       <w:r>
+        <w:lastRenderedPageBreak/>
         <w:t xml:space="preserve">Run the contents of </w:t>
       </w:r>
       <w:r>
@@ -6972,15 +7279,15 @@
     </w:p>
     <w:p>
       <w:pPr>
-        <w:pStyle w:val="Heading1"/>
-      </w:pPr>
-      <w:bookmarkStart w:id="46" w:name="completion-criteria"/>
-      <w:bookmarkStart w:id="47" w:name="_Toc229083868"/>
-      <w:bookmarkEnd w:id="44"/>
+        <w:pStyle w:val="Heading2"/>
+      </w:pPr>
+      <w:bookmarkStart w:id="49" w:name="completion-criteria"/>
+      <w:bookmarkStart w:id="50" w:name="_Toc229084337"/>
+      <w:bookmarkEnd w:id="47"/>
       <w:r>
         <w:t>Completion criteria</w:t>
       </w:r>
-      <w:bookmarkEnd w:id="47"/>
+      <w:bookmarkEnd w:id="50"/>
     </w:p>
     <w:p>
       <w:pPr>
@@ -7070,14 +7377,19 @@
       </w:r>
     </w:p>
     <w:p>
+      <w:pPr>
+        <w:pStyle w:val="Heading1"/>
+      </w:pPr>
+      <w:bookmarkStart w:id="51" w:name="docker-desktop-with-wsl-integration"/>
+      <w:bookmarkStart w:id="52" w:name="_Toc229084338"/>
+      <w:bookmarkEnd w:id="35"/>
+      <w:bookmarkEnd w:id="49"/>
       <w:r>
         <w:t>Docker Desktop with WSL integration</w:t>
       </w:r>
+      <w:bookmarkEnd w:id="52"/>
     </w:p>
     <w:p>
-      <w:pPr>
-        <w:pStyle w:val="BodyText"/>
-      </w:pPr>
       <w:r>
         <w:t xml:space="preserve">This is the recommended path for most students. The Docker daemon runs through Docker Desktop on Windows, while the </w:t>
       </w:r>
@@ -7118,29 +7430,28 @@
     </w:p>
     <w:p>
       <w:pPr>
-        <w:pStyle w:val="Heading1"/>
-      </w:pPr>
-      <w:bookmarkStart w:id="48" w:name="files-1"/>
-      <w:bookmarkStart w:id="49" w:name="_Toc229083869"/>
-      <w:bookmarkEnd w:id="46"/>
+        <w:pStyle w:val="Heading2"/>
+      </w:pPr>
+      <w:bookmarkStart w:id="53" w:name="files-1"/>
+      <w:bookmarkStart w:id="54" w:name="_Toc229084339"/>
       <w:r>
         <w:t>Files</w:t>
       </w:r>
-      <w:bookmarkEnd w:id="49"/>
+      <w:bookmarkEnd w:id="54"/>
     </w:p>
     <w:p>
       <w:pPr>
-        <w:pStyle w:val="Heading2"/>
-      </w:pPr>
-      <w:bookmarkStart w:id="50" w:name="verify-docker-desktopsh-1"/>
-      <w:bookmarkStart w:id="51" w:name="_Toc229083870"/>
+        <w:pStyle w:val="Heading3"/>
+      </w:pPr>
+      <w:bookmarkStart w:id="55" w:name="verify-docker-desktopsh-1"/>
+      <w:bookmarkStart w:id="56" w:name="_Toc229084340"/>
       <w:r>
         <w:rPr>
           <w:rStyle w:val="VerbatimChar"/>
         </w:rPr>
         <w:t>verify-docker-desktop.sh</w:t>
       </w:r>
-      <w:bookmarkEnd w:id="51"/>
+      <w:bookmarkEnd w:id="56"/>
     </w:p>
     <w:p>
       <w:pPr>
@@ -7242,16 +7553,16 @@
     </w:p>
     <w:p>
       <w:pPr>
-        <w:pStyle w:val="Heading1"/>
-      </w:pPr>
-      <w:bookmarkStart w:id="52" w:name="execution-1"/>
-      <w:bookmarkStart w:id="53" w:name="_Toc229083871"/>
-      <w:bookmarkEnd w:id="48"/>
-      <w:bookmarkEnd w:id="50"/>
+        <w:pStyle w:val="Heading2"/>
+      </w:pPr>
+      <w:bookmarkStart w:id="57" w:name="execution-1"/>
+      <w:bookmarkStart w:id="58" w:name="_Toc229084341"/>
+      <w:bookmarkEnd w:id="53"/>
+      <w:bookmarkEnd w:id="55"/>
       <w:r>
         <w:t>Execution</w:t>
       </w:r>
-      <w:bookmarkEnd w:id="53"/>
+      <w:bookmarkEnd w:id="58"/>
     </w:p>
     <w:p>
       <w:pPr>
@@ -7343,15 +7654,15 @@
     </w:p>
     <w:p>
       <w:pPr>
-        <w:pStyle w:val="Heading1"/>
-      </w:pPr>
-      <w:bookmarkStart w:id="54" w:name="completion-criteria-1"/>
-      <w:bookmarkStart w:id="55" w:name="_Toc229083872"/>
-      <w:bookmarkEnd w:id="52"/>
+        <w:pStyle w:val="Heading2"/>
+      </w:pPr>
+      <w:bookmarkStart w:id="59" w:name="completion-criteria-1"/>
+      <w:bookmarkStart w:id="60" w:name="_Toc229084342"/>
+      <w:bookmarkEnd w:id="57"/>
       <w:r>
         <w:t>Completion criteria</w:t>
       </w:r>
-      <w:bookmarkEnd w:id="55"/>
+      <w:bookmarkEnd w:id="60"/>
     </w:p>
     <w:p>
       <w:pPr>
@@ -7400,14 +7711,19 @@
       </w:r>
     </w:p>
     <w:p>
+      <w:pPr>
+        <w:pStyle w:val="Heading1"/>
+      </w:pPr>
+      <w:bookmarkStart w:id="61" w:name="native-docker-engine-inside-wsl"/>
+      <w:bookmarkStart w:id="62" w:name="_Toc229084343"/>
+      <w:bookmarkEnd w:id="51"/>
+      <w:bookmarkEnd w:id="59"/>
       <w:r>
         <w:t>Native Docker Engine inside WSL</w:t>
       </w:r>
+      <w:bookmarkEnd w:id="62"/>
     </w:p>
     <w:p>
-      <w:pPr>
-        <w:pStyle w:val="BodyText"/>
-      </w:pPr>
       <w:r>
         <w:t>This path is for students who prefer to work entirely from Ubuntu without Docker Desktop on Windows. The lab supports it, but it requires slightly more careful environment management.</w:t>
       </w:r>
@@ -7430,30 +7746,29 @@
     </w:p>
     <w:p>
       <w:pPr>
-        <w:pStyle w:val="Heading1"/>
-      </w:pPr>
-      <w:bookmarkStart w:id="56" w:name="files-2"/>
-      <w:bookmarkStart w:id="57" w:name="_Toc229083873"/>
-      <w:bookmarkEnd w:id="54"/>
+        <w:pStyle w:val="Heading2"/>
+      </w:pPr>
+      <w:bookmarkStart w:id="63" w:name="files-2"/>
+      <w:bookmarkStart w:id="64" w:name="_Toc229084344"/>
       <w:r>
         <w:lastRenderedPageBreak/>
         <w:t>Files</w:t>
       </w:r>
-      <w:bookmarkEnd w:id="57"/>
+      <w:bookmarkEnd w:id="64"/>
     </w:p>
     <w:p>
       <w:pPr>
-        <w:pStyle w:val="Heading2"/>
-      </w:pPr>
-      <w:bookmarkStart w:id="58" w:name="wslconfexample-1"/>
-      <w:bookmarkStart w:id="59" w:name="_Toc229083874"/>
+        <w:pStyle w:val="Heading3"/>
+      </w:pPr>
+      <w:bookmarkStart w:id="65" w:name="wslconfexample-1"/>
+      <w:bookmarkStart w:id="66" w:name="_Toc229084345"/>
       <w:r>
         <w:rPr>
           <w:rStyle w:val="VerbatimChar"/>
         </w:rPr>
         <w:t>wsl.conf.example</w:t>
       </w:r>
-      <w:bookmarkEnd w:id="59"/>
+      <w:bookmarkEnd w:id="66"/>
     </w:p>
     <w:p>
       <w:pPr>
@@ -7489,18 +7804,18 @@
     </w:p>
     <w:p>
       <w:pPr>
-        <w:pStyle w:val="Heading2"/>
-      </w:pPr>
-      <w:bookmarkStart w:id="60" w:name="restart-wslps1-1"/>
-      <w:bookmarkStart w:id="61" w:name="_Toc229083875"/>
-      <w:bookmarkEnd w:id="58"/>
+        <w:pStyle w:val="Heading3"/>
+      </w:pPr>
+      <w:bookmarkStart w:id="67" w:name="restart-wslps1-1"/>
+      <w:bookmarkStart w:id="68" w:name="_Toc229084346"/>
+      <w:bookmarkEnd w:id="65"/>
       <w:r>
         <w:rPr>
           <w:rStyle w:val="VerbatimChar"/>
         </w:rPr>
         <w:t>restart-wsl.ps1</w:t>
       </w:r>
-      <w:bookmarkEnd w:id="61"/>
+      <w:bookmarkEnd w:id="68"/>
     </w:p>
     <w:p>
       <w:pPr>
@@ -7536,18 +7851,18 @@
     </w:p>
     <w:p>
       <w:pPr>
-        <w:pStyle w:val="Heading2"/>
-      </w:pPr>
-      <w:bookmarkStart w:id="62" w:name="install-docker-enginesh-1"/>
-      <w:bookmarkStart w:id="63" w:name="_Toc229083876"/>
-      <w:bookmarkEnd w:id="60"/>
+        <w:pStyle w:val="Heading3"/>
+      </w:pPr>
+      <w:bookmarkStart w:id="69" w:name="install-docker-enginesh-1"/>
+      <w:bookmarkStart w:id="70" w:name="_Toc229084347"/>
+      <w:bookmarkEnd w:id="67"/>
       <w:r>
         <w:rPr>
           <w:rStyle w:val="VerbatimChar"/>
         </w:rPr>
         <w:t>install-docker-engine.sh</w:t>
       </w:r>
-      <w:bookmarkEnd w:id="63"/>
+      <w:bookmarkEnd w:id="70"/>
     </w:p>
     <w:p>
       <w:pPr>
@@ -8093,18 +8408,18 @@
     </w:p>
     <w:p>
       <w:pPr>
-        <w:pStyle w:val="Heading2"/>
-      </w:pPr>
-      <w:bookmarkStart w:id="64" w:name="verify-dockersh-1"/>
-      <w:bookmarkStart w:id="65" w:name="_Toc229083877"/>
-      <w:bookmarkEnd w:id="62"/>
+        <w:pStyle w:val="Heading3"/>
+      </w:pPr>
+      <w:bookmarkStart w:id="71" w:name="verify-dockersh-1"/>
+      <w:bookmarkStart w:id="72" w:name="_Toc229084348"/>
+      <w:bookmarkEnd w:id="69"/>
       <w:r>
         <w:rPr>
           <w:rStyle w:val="VerbatimChar"/>
         </w:rPr>
         <w:t>verify-docker.sh</w:t>
       </w:r>
-      <w:bookmarkEnd w:id="65"/>
+      <w:bookmarkEnd w:id="72"/>
     </w:p>
     <w:p>
       <w:pPr>
@@ -8206,16 +8521,16 @@
     </w:p>
     <w:p>
       <w:pPr>
-        <w:pStyle w:val="Heading1"/>
-      </w:pPr>
-      <w:bookmarkStart w:id="66" w:name="execution-2"/>
-      <w:bookmarkStart w:id="67" w:name="_Toc229083878"/>
-      <w:bookmarkEnd w:id="56"/>
-      <w:bookmarkEnd w:id="64"/>
+        <w:pStyle w:val="Heading2"/>
+      </w:pPr>
+      <w:bookmarkStart w:id="73" w:name="execution-2"/>
+      <w:bookmarkStart w:id="74" w:name="_Toc229084349"/>
+      <w:bookmarkEnd w:id="63"/>
+      <w:bookmarkEnd w:id="71"/>
       <w:r>
         <w:t>Execution</w:t>
       </w:r>
-      <w:bookmarkEnd w:id="67"/>
+      <w:bookmarkEnd w:id="74"/>
     </w:p>
     <w:p>
       <w:pPr>
@@ -8374,16 +8689,15 @@
     </w:p>
     <w:p>
       <w:pPr>
-        <w:pStyle w:val="Heading1"/>
-      </w:pPr>
-      <w:bookmarkStart w:id="68" w:name="completion-criteria-2"/>
-      <w:bookmarkStart w:id="69" w:name="_Toc229083879"/>
-      <w:bookmarkEnd w:id="66"/>
-      <w:r>
-        <w:lastRenderedPageBreak/>
+        <w:pStyle w:val="Heading2"/>
+      </w:pPr>
+      <w:bookmarkStart w:id="75" w:name="completion-criteria-2"/>
+      <w:bookmarkStart w:id="76" w:name="_Toc229084350"/>
+      <w:bookmarkEnd w:id="73"/>
+      <w:r>
         <w:t>Completion criteria</w:t>
       </w:r>
-      <w:bookmarkEnd w:id="69"/>
+      <w:bookmarkEnd w:id="76"/>
     </w:p>
     <w:p>
       <w:pPr>
@@ -8436,6 +8750,7 @@
         </w:numPr>
       </w:pPr>
       <w:r>
+        <w:lastRenderedPageBreak/>
         <w:t xml:space="preserve">The </w:t>
       </w:r>
       <w:r>
@@ -8445,18 +8760,26 @@
         <w:t>hello-world</w:t>
       </w:r>
       <w:r>
-        <w:t xml:space="preserve"> test completes successfully.</w:t>
+        <w:t xml:space="preserve"> </w:t>
+      </w:r>
+      <w:r>
+        <w:t>test completes successfully.</w:t>
       </w:r>
     </w:p>
     <w:p>
+      <w:pPr>
+        <w:pStyle w:val="Heading1"/>
+      </w:pPr>
+      <w:bookmarkStart w:id="77" w:name="final-validation-and-local-clone"/>
+      <w:bookmarkStart w:id="78" w:name="_Toc229084351"/>
+      <w:bookmarkEnd w:id="61"/>
+      <w:bookmarkEnd w:id="75"/>
       <w:r>
         <w:t>Final validation and local clone</w:t>
       </w:r>
+      <w:bookmarkEnd w:id="78"/>
     </w:p>
     <w:p>
-      <w:pPr>
-        <w:pStyle w:val="BodyText"/>
-      </w:pPr>
       <w:r>
         <w:t>At the end of the workstation setup, two conditions should be true: the repository should exist locally inside WSL, and the baseline Docker commands should work from the same shell environment. This step verifies exactly those two conditions.</w:t>
       </w:r>
@@ -8479,29 +8802,28 @@
     </w:p>
     <w:p>
       <w:pPr>
-        <w:pStyle w:val="Heading1"/>
-      </w:pPr>
-      <w:bookmarkStart w:id="70" w:name="files-3"/>
-      <w:bookmarkStart w:id="71" w:name="_Toc229083880"/>
-      <w:bookmarkEnd w:id="68"/>
+        <w:pStyle w:val="Heading2"/>
+      </w:pPr>
+      <w:bookmarkStart w:id="79" w:name="files-3"/>
+      <w:bookmarkStart w:id="80" w:name="_Toc229084352"/>
       <w:r>
         <w:t>Files</w:t>
       </w:r>
-      <w:bookmarkEnd w:id="71"/>
+      <w:bookmarkEnd w:id="80"/>
     </w:p>
     <w:p>
       <w:pPr>
-        <w:pStyle w:val="Heading2"/>
-      </w:pPr>
-      <w:bookmarkStart w:id="72" w:name="clone-cloud-uthsh-1"/>
-      <w:bookmarkStart w:id="73" w:name="_Toc229083881"/>
+        <w:pStyle w:val="Heading3"/>
+      </w:pPr>
+      <w:bookmarkStart w:id="81" w:name="clone-cloud-uthsh-1"/>
+      <w:bookmarkStart w:id="82" w:name="_Toc229084353"/>
       <w:r>
         <w:rPr>
           <w:rStyle w:val="VerbatimChar"/>
         </w:rPr>
         <w:t>clone-cloud-uth.sh</w:t>
       </w:r>
-      <w:bookmarkEnd w:id="73"/>
+      <w:bookmarkEnd w:id="82"/>
     </w:p>
     <w:p>
       <w:pPr>
@@ -8687,18 +9009,18 @@
     </w:p>
     <w:p>
       <w:pPr>
-        <w:pStyle w:val="Heading2"/>
-      </w:pPr>
-      <w:bookmarkStart w:id="74" w:name="verify-workstationsh-1"/>
-      <w:bookmarkStart w:id="75" w:name="_Toc229083882"/>
-      <w:bookmarkEnd w:id="72"/>
+        <w:pStyle w:val="Heading3"/>
+      </w:pPr>
+      <w:bookmarkStart w:id="83" w:name="verify-workstationsh-1"/>
+      <w:bookmarkStart w:id="84" w:name="_Toc229084354"/>
+      <w:bookmarkEnd w:id="81"/>
       <w:r>
         <w:rPr>
           <w:rStyle w:val="VerbatimChar"/>
         </w:rPr>
         <w:t>verify-workstation.sh</w:t>
       </w:r>
-      <w:bookmarkEnd w:id="75"/>
+      <w:bookmarkEnd w:id="84"/>
     </w:p>
     <w:p>
       <w:pPr>
@@ -8836,16 +9158,16 @@
     </w:p>
     <w:p>
       <w:pPr>
-        <w:pStyle w:val="Heading1"/>
-      </w:pPr>
-      <w:bookmarkStart w:id="76" w:name="execution-3"/>
-      <w:bookmarkStart w:id="77" w:name="_Toc229083883"/>
-      <w:bookmarkEnd w:id="70"/>
-      <w:bookmarkEnd w:id="74"/>
+        <w:pStyle w:val="Heading2"/>
+      </w:pPr>
+      <w:bookmarkStart w:id="85" w:name="execution-3"/>
+      <w:bookmarkStart w:id="86" w:name="_Toc229084355"/>
+      <w:bookmarkEnd w:id="79"/>
+      <w:bookmarkEnd w:id="83"/>
       <w:r>
         <w:t>Execution</w:t>
       </w:r>
-      <w:bookmarkEnd w:id="77"/>
+      <w:bookmarkEnd w:id="86"/>
     </w:p>
     <w:p>
       <w:pPr>
@@ -8906,15 +9228,15 @@
     </w:p>
     <w:p>
       <w:pPr>
-        <w:pStyle w:val="Heading1"/>
-      </w:pPr>
-      <w:bookmarkStart w:id="78" w:name="completion-criteria-3"/>
-      <w:bookmarkStart w:id="79" w:name="_Toc229083884"/>
-      <w:bookmarkEnd w:id="76"/>
+        <w:pStyle w:val="Heading2"/>
+      </w:pPr>
+      <w:bookmarkStart w:id="87" w:name="completion-criteria-3"/>
+      <w:bookmarkStart w:id="88" w:name="_Toc229084356"/>
+      <w:bookmarkEnd w:id="85"/>
       <w:r>
         <w:t>Completion criteria</w:t>
       </w:r>
-      <w:bookmarkEnd w:id="79"/>
+      <w:bookmarkEnd w:id="88"/>
     </w:p>
     <w:p>
       <w:pPr>
@@ -8987,7 +9309,8 @@
       <w:r>
         <w:t xml:space="preserve"> succeed from the same Ubuntu shell.</w:t>
       </w:r>
-      <w:bookmarkEnd w:id="78"/>
+      <w:bookmarkEnd w:id="77"/>
+      <w:bookmarkEnd w:id="87"/>
     </w:p>
     <w:sectPr>
       <w:headerReference w:type="default" r:id="rId26"/>
@@ -9161,7 +9484,7 @@
         <w:color w:val="666666"/>
         <w:sz w:val="18"/>
       </w:rPr>
-      <w:t>Completion criteria</w:t>
+      <w:t>Final validation and local clone</w:t>
     </w:r>
     <w:r>
       <w:rPr>
@@ -9229,7 +9552,7 @@
         <w:color w:val="666666"/>
         <w:sz w:val="18"/>
       </w:rPr>
-      <w:t>Preparation structure</w:t>
+      <w:t>WSL and Ubuntu bootstrap</w:t>
     </w:r>
     <w:r>
       <w:rPr>
@@ -9418,7 +9741,7 @@
   <w:abstractNum w:abstractNumId="9" w15:restartNumberingAfterBreak="0">
     <w:nsid w:val="0000A990"/>
     <w:multiLevelType w:val="multilevel"/>
-    <w:tmpl w:val="EAAEA698"/>
+    <w:tmpl w:val="424E3C8A"/>
     <w:lvl w:ilvl="0">
       <w:numFmt w:val="bullet"/>
       <w:lvlText w:val=" "/>
@@ -9495,7 +9818,7 @@
   <w:abstractNum w:abstractNumId="10" w15:restartNumberingAfterBreak="0">
     <w:nsid w:val="0000A991"/>
     <w:multiLevelType w:val="multilevel"/>
-    <w:tmpl w:val="0AC804DE"/>
+    <w:tmpl w:val="863072FE"/>
     <w:lvl w:ilvl="0">
       <w:numFmt w:val="bullet"/>
       <w:lvlText w:val=""/>
@@ -9599,7 +9922,7 @@
   <w:abstractNum w:abstractNumId="11" w15:restartNumberingAfterBreak="0">
     <w:nsid w:val="00A99411"/>
     <w:multiLevelType w:val="multilevel"/>
-    <w:tmpl w:val="07EC2728"/>
+    <w:tmpl w:val="D8908830"/>
     <w:lvl w:ilvl="0">
       <w:start w:val="1"/>
       <w:numFmt w:val="decimal"/>
@@ -9682,40 +10005,40 @@
       </w:pPr>
     </w:lvl>
   </w:abstractNum>
-  <w:num w:numId="1" w16cid:durableId="2063282641">
+  <w:num w:numId="1" w16cid:durableId="1179542203">
     <w:abstractNumId w:val="8"/>
   </w:num>
-  <w:num w:numId="2" w16cid:durableId="1487432803">
+  <w:num w:numId="2" w16cid:durableId="1910849271">
     <w:abstractNumId w:val="6"/>
   </w:num>
-  <w:num w:numId="3" w16cid:durableId="1016618792">
+  <w:num w:numId="3" w16cid:durableId="1428236504">
     <w:abstractNumId w:val="5"/>
   </w:num>
-  <w:num w:numId="4" w16cid:durableId="449865237">
+  <w:num w:numId="4" w16cid:durableId="227039398">
     <w:abstractNumId w:val="4"/>
   </w:num>
-  <w:num w:numId="5" w16cid:durableId="475683060">
+  <w:num w:numId="5" w16cid:durableId="1634670861">
     <w:abstractNumId w:val="7"/>
   </w:num>
-  <w:num w:numId="6" w16cid:durableId="1389912872">
+  <w:num w:numId="6" w16cid:durableId="609705976">
     <w:abstractNumId w:val="3"/>
   </w:num>
-  <w:num w:numId="7" w16cid:durableId="418527376">
+  <w:num w:numId="7" w16cid:durableId="29229509">
     <w:abstractNumId w:val="2"/>
   </w:num>
-  <w:num w:numId="8" w16cid:durableId="1010793114">
+  <w:num w:numId="8" w16cid:durableId="1702898967">
     <w:abstractNumId w:val="1"/>
   </w:num>
-  <w:num w:numId="9" w16cid:durableId="902714668">
+  <w:num w:numId="9" w16cid:durableId="2077703643">
     <w:abstractNumId w:val="0"/>
   </w:num>
-  <w:num w:numId="10" w16cid:durableId="937323882">
+  <w:num w:numId="10" w16cid:durableId="1129788663">
     <w:abstractNumId w:val="9"/>
   </w:num>
-  <w:num w:numId="11" w16cid:durableId="586420536">
+  <w:num w:numId="11" w16cid:durableId="554781140">
     <w:abstractNumId w:val="10"/>
   </w:num>
-  <w:num w:numId="12" w16cid:durableId="1885171813">
+  <w:num w:numId="12" w16cid:durableId="1844316812">
     <w:abstractNumId w:val="11"/>
     <w:lvlOverride w:ilvl="0">
       <w:startOverride w:val="1"/>
@@ -9745,10 +10068,10 @@
       <w:startOverride w:val="1"/>
     </w:lvlOverride>
   </w:num>
-  <w:num w:numId="13" w16cid:durableId="1923753706">
+  <w:num w:numId="13" w16cid:durableId="1376003527">
     <w:abstractNumId w:val="10"/>
   </w:num>
-  <w:num w:numId="14" w16cid:durableId="260184682">
+  <w:num w:numId="14" w16cid:durableId="1612663334">
     <w:abstractNumId w:val="11"/>
     <w:lvlOverride w:ilvl="0">
       <w:startOverride w:val="1"/>
@@ -9778,10 +10101,10 @@
       <w:startOverride w:val="1"/>
     </w:lvlOverride>
   </w:num>
-  <w:num w:numId="15" w16cid:durableId="879320971">
+  <w:num w:numId="15" w16cid:durableId="2058583341">
     <w:abstractNumId w:val="10"/>
   </w:num>
-  <w:num w:numId="16" w16cid:durableId="1508590462">
+  <w:num w:numId="16" w16cid:durableId="1244492395">
     <w:abstractNumId w:val="11"/>
     <w:lvlOverride w:ilvl="0">
       <w:startOverride w:val="1"/>
@@ -9811,10 +10134,10 @@
       <w:startOverride w:val="1"/>
     </w:lvlOverride>
   </w:num>
-  <w:num w:numId="17" w16cid:durableId="235942338">
+  <w:num w:numId="17" w16cid:durableId="1555967121">
     <w:abstractNumId w:val="10"/>
   </w:num>
-  <w:num w:numId="18" w16cid:durableId="678850700">
+  <w:num w:numId="18" w16cid:durableId="1605380485">
     <w:abstractNumId w:val="11"/>
     <w:lvlOverride w:ilvl="0">
       <w:startOverride w:val="1"/>
@@ -9844,7 +10167,7 @@
       <w:startOverride w:val="1"/>
     </w:lvlOverride>
   </w:num>
-  <w:num w:numId="19" w16cid:durableId="2133547354">
+  <w:num w:numId="19" w16cid:durableId="1357777577">
     <w:abstractNumId w:val="10"/>
   </w:num>
 </w:numbering>
@@ -21658,6 +21981,32 @@
       <w:shd w:val="clear" w:color="auto" w:fill="EDEDED"/>
     </w:rPr>
   </w:style>
+  <w:style w:type="paragraph" w:styleId="TOC2">
+    <w:name w:val="toc 2"/>
+    <w:basedOn w:val="Normal"/>
+    <w:next w:val="Normal"/>
+    <w:autoRedefine/>
+    <w:uiPriority w:val="39"/>
+    <w:unhideWhenUsed/>
+    <w:rsid w:val="006D6F3E"/>
+    <w:pPr>
+      <w:spacing w:after="100"/>
+      <w:ind w:left="220"/>
+    </w:pPr>
+  </w:style>
+  <w:style w:type="paragraph" w:styleId="TOC3">
+    <w:name w:val="toc 3"/>
+    <w:basedOn w:val="Normal"/>
+    <w:next w:val="Normal"/>
+    <w:autoRedefine/>
+    <w:uiPriority w:val="39"/>
+    <w:unhideWhenUsed/>
+    <w:rsid w:val="006D6F3E"/>
+    <w:pPr>
+      <w:spacing w:after="100"/>
+      <w:ind w:left="440"/>
+    </w:pPr>
+  </w:style>
   <w:style w:type="paragraph" w:styleId="TOC1">
     <w:name w:val="toc 1"/>
     <w:basedOn w:val="Normal"/>
@@ -21665,22 +22014,9 @@
     <w:autoRedefine/>
     <w:uiPriority w:val="39"/>
     <w:unhideWhenUsed/>
-    <w:rsid w:val="00904FA7"/>
+    <w:rsid w:val="006D6F3E"/>
     <w:pPr>
       <w:spacing w:after="100"/>
-    </w:pPr>
-  </w:style>
-  <w:style w:type="paragraph" w:styleId="TOC2">
-    <w:name w:val="toc 2"/>
-    <w:basedOn w:val="Normal"/>
-    <w:next w:val="Normal"/>
-    <w:autoRedefine/>
-    <w:uiPriority w:val="39"/>
-    <w:unhideWhenUsed/>
-    <w:rsid w:val="00904FA7"/>
-    <w:pPr>
-      <w:spacing w:after="100"/>
-      <w:ind w:left="220"/>
     </w:pPr>
   </w:style>
   <w:style w:type="character" w:styleId="Hyperlink">
@@ -21688,7 +22024,7 @@
     <w:basedOn w:val="DefaultParagraphFont"/>
     <w:uiPriority w:val="99"/>
     <w:unhideWhenUsed/>
-    <w:rsid w:val="00904FA7"/>
+    <w:rsid w:val="006D6F3E"/>
     <w:rPr>
       <w:color w:val="0000FF" w:themeColor="hyperlink"/>
       <w:u w:val="single"/>
